--- a/DOCX/Greimas, Fontanille 1994 Semiótica de las pasiones.docx
+++ b/DOCX/Greimas, Fontanille 1994 Semiótica de las pasiones.docx
@@ -1434,7 +1434,7 @@
       </w:r>
     </w:p>
     <w:bookmarkEnd w:id="23"/>
-    <w:bookmarkStart w:id="25" w:name="X91262fb202ce19e587f4e40ba8b3295d9ecf16c"/>
+    <w:bookmarkStart w:id="27" w:name="X91262fb202ce19e587f4e40ba8b3295d9ecf16c"/>
     <w:p>
       <w:pPr>
         <w:pStyle w:val="Heading2"/>
@@ -1916,12 +1916,12 @@
           <wp:inline>
             <wp:extent cx="5334000" cy="1441772"/>
             <wp:effectExtent b="0" l="0" r="0" t="0"/>
-            <wp:docPr descr="" title="" id="1" name="Picture"/>
+            <wp:docPr descr="" title="" id="25" name="Picture"/>
             <a:graphic>
               <a:graphicData uri="http://schemas.openxmlformats.org/drawingml/2006/picture">
                 <pic:pic>
                   <pic:nvPicPr>
-                    <pic:cNvPr descr="Pictures/10000000000002ED000001B00683CC72EF3A9795.jpg" id="0" name="Picture"/>
+                    <pic:cNvPr descr="Pictures/10000000000002ED000001B00683CC72EF3A9795.jpg" id="26" name="Picture"/>
                     <pic:cNvPicPr>
                       <a:picLocks noChangeArrowheads="1" noChangeAspect="1"/>
                     </pic:cNvPicPr>
@@ -2316,8 +2316,8 @@
         <w:t xml:space="preserve">LA EPISTEMOLOGÍA DE LAS PASIONES</w:t>
       </w:r>
     </w:p>
-    <w:bookmarkEnd w:id="25"/>
-    <w:bookmarkStart w:id="26" w:name="de-las-valencias-al-valor"/>
+    <w:bookmarkEnd w:id="27"/>
+    <w:bookmarkStart w:id="28" w:name="de-las-valencias-al-valor"/>
     <w:p>
       <w:pPr>
         <w:pStyle w:val="Heading2"/>
@@ -2705,8 +2705,8 @@
         <w:t xml:space="preserve">p.48 LA EPISTEMOLOGÍA DE LAS PASIONES</w:t>
       </w:r>
     </w:p>
-    <w:bookmarkEnd w:id="26"/>
-    <w:bookmarkStart w:id="27" w:name="el-ser-del-hacer"/>
+    <w:bookmarkEnd w:id="28"/>
+    <w:bookmarkStart w:id="29" w:name="el-ser-del-hacer"/>
     <w:p>
       <w:pPr>
         <w:pStyle w:val="Heading2"/>
@@ -3082,8 +3082,8 @@
         <w:t xml:space="preserve">LA EPISTEMOLOGÍA DE LAS PASIONES</w:t>
       </w:r>
     </w:p>
-    <w:bookmarkEnd w:id="27"/>
-    <w:bookmarkStart w:id="28" w:name="Xc5c48cfed4f49be3ea0f6afe66098c5fdfaaa7b"/>
+    <w:bookmarkEnd w:id="29"/>
+    <w:bookmarkStart w:id="30" w:name="Xc5c48cfed4f49be3ea0f6afe66098c5fdfaaa7b"/>
     <w:p>
       <w:pPr>
         <w:pStyle w:val="Heading2"/>
@@ -3211,8 +3211,8 @@
         <w:t xml:space="preserve">LA EPISTEMOLOGÍA DE LAS PASIONES</w:t>
       </w:r>
     </w:p>
-    <w:bookmarkEnd w:id="28"/>
-    <w:bookmarkStart w:id="29" w:name="Xe1db13eb7a93345aa5ed442845bbfa833a102f2"/>
+    <w:bookmarkEnd w:id="30"/>
+    <w:bookmarkStart w:id="31" w:name="Xe1db13eb7a93345aa5ed442845bbfa833a102f2"/>
     <w:p>
       <w:pPr>
         <w:pStyle w:val="Heading2"/>
@@ -3300,8 +3300,8 @@
         <w:t xml:space="preserve">LA EPISTEMOLOGÍA DE LAS PASIONES</w:t>
       </w:r>
     </w:p>
-    <w:bookmarkEnd w:id="29"/>
-    <w:bookmarkStart w:id="30" w:name="los-simulacros-modales"/>
+    <w:bookmarkEnd w:id="31"/>
+    <w:bookmarkStart w:id="32" w:name="los-simulacros-modales"/>
     <w:p>
       <w:pPr>
         <w:pStyle w:val="Heading2"/>
@@ -3390,8 +3390,8 @@
         <w:t xml:space="preserve">LA EPISTEMOLOGÍA DE LAS PASIONES</w:t>
       </w:r>
     </w:p>
-    <w:bookmarkEnd w:id="30"/>
-    <w:bookmarkStart w:id="31" w:name="los-simulacros-pasionales"/>
+    <w:bookmarkEnd w:id="32"/>
+    <w:bookmarkStart w:id="33" w:name="los-simulacros-pasionales"/>
     <w:p>
       <w:pPr>
         <w:pStyle w:val="Heading2"/>
@@ -3451,8 +3451,8 @@
         <w:t xml:space="preserve">LA EPISTEMOLOGÍA DE LAS PASIONES</w:t>
       </w:r>
     </w:p>
-    <w:bookmarkEnd w:id="31"/>
-    <w:bookmarkStart w:id="32" w:name="los-simulacros-pasionales-1"/>
+    <w:bookmarkEnd w:id="33"/>
+    <w:bookmarkStart w:id="34" w:name="los-simulacros-pasionales-1"/>
     <w:p>
       <w:pPr>
         <w:pStyle w:val="Heading2"/>
@@ -3540,8 +3540,8 @@
         <w:t xml:space="preserve">LA EPISTEMOLOGÍA DE LAS PASIONES DISPOSITIVOS MODALES: DEL DISPOSITIVO A LA DISPOSICIÓN.</w:t>
       </w:r>
     </w:p>
-    <w:bookmarkEnd w:id="32"/>
-    <w:bookmarkStart w:id="33" w:name="el-ordenamiento-modal-del-estar-ser."/>
+    <w:bookmarkEnd w:id="34"/>
+    <w:bookmarkStart w:id="35" w:name="el-ordenamiento-modal-del-estar-ser."/>
     <w:p>
       <w:pPr>
         <w:pStyle w:val="Heading2"/>
@@ -3621,8 +3621,8 @@
         <w:t xml:space="preserve">LA EPISTEMOLOGÍA DE LAS PASIONES DISPOSITIVOS MODALES: DEL DISPOSITIVO A LA DISPOSICIÓN.</w:t>
       </w:r>
     </w:p>
-    <w:bookmarkEnd w:id="33"/>
-    <w:bookmarkStart w:id="35" w:name="el-excedente-pasional"/>
+    <w:bookmarkEnd w:id="35"/>
+    <w:bookmarkStart w:id="39" w:name="el-excedente-pasional"/>
     <w:p>
       <w:pPr>
         <w:pStyle w:val="Heading2"/>
@@ -3772,18 +3772,18 @@
           <wp:inline>
             <wp:extent cx="3405591" cy="2986887"/>
             <wp:effectExtent b="0" l="0" r="0" t="0"/>
-            <wp:docPr descr="" title="" id="1" name="Picture"/>
+            <wp:docPr descr="" title="" id="37" name="Picture"/>
             <a:graphic>
               <a:graphicData uri="http://schemas.openxmlformats.org/drawingml/2006/picture">
                 <pic:pic>
                   <pic:nvPicPr>
-                    <pic:cNvPr descr="Pictures/10000000000003DA00000460AEEC929E94C09372.jpg" id="0" name="Picture"/>
+                    <pic:cNvPr descr="Pictures/10000000000003DA00000460AEEC929E94C09372.jpg" id="38" name="Picture"/>
                     <pic:cNvPicPr>
                       <a:picLocks noChangeArrowheads="1" noChangeAspect="1"/>
                     </pic:cNvPicPr>
                   </pic:nvPicPr>
                   <pic:blipFill>
-                    <a:blip r:embed="rId34"/>
+                    <a:blip r:embed="rId36"/>
                     <a:stretch>
                       <a:fillRect/>
                     </a:stretch>
@@ -3835,8 +3835,8 @@
         <w:t xml:space="preserve">Semiótica de las pasiones</w:t>
       </w:r>
     </w:p>
-    <w:bookmarkEnd w:id="35"/>
-    <w:bookmarkStart w:id="36" w:name="p.68-la-epistemología-ed-las-pasiones"/>
+    <w:bookmarkEnd w:id="39"/>
+    <w:bookmarkStart w:id="40" w:name="p.68-la-epistemología-ed-las-pasiones"/>
     <w:p>
       <w:pPr>
         <w:pStyle w:val="Heading2"/>
@@ -3855,8 +3855,8 @@
         <w:t xml:space="preserve">LA EPISTEMOLOGÍA ED LAS PASIONES</w:t>
       </w:r>
     </w:p>
-    <w:bookmarkEnd w:id="36"/>
-    <w:bookmarkStart w:id="37" w:name="X4392033df15229d0b4393f9d281228c0bec2802"/>
+    <w:bookmarkEnd w:id="40"/>
+    <w:bookmarkStart w:id="41" w:name="X4392033df15229d0b4393f9d281228c0bec2802"/>
     <w:p>
       <w:pPr>
         <w:pStyle w:val="Heading2"/>
@@ -3916,8 +3916,8 @@
         <w:t xml:space="preserve">LA EPISTEMOLOGÍA DE LAS PASIONES</w:t>
       </w:r>
     </w:p>
-    <w:bookmarkEnd w:id="37"/>
-    <w:bookmarkStart w:id="38" w:name="la-disposición-como-aspectualización"/>
+    <w:bookmarkEnd w:id="41"/>
+    <w:bookmarkStart w:id="42" w:name="la-disposición-como-aspectualización"/>
     <w:p>
       <w:pPr>
         <w:pStyle w:val="Heading2"/>
@@ -7949,7 +7949,7 @@
         <w:t xml:space="preserve"> </w:t>
       </w:r>
     </w:p>
-    <w:bookmarkEnd w:id="38"/>
+    <w:bookmarkEnd w:id="42"/>
     <w:sectPr/>
   </w:body>
 </w:document>

--- a/DOCX/Greimas, Fontanille 1994 Semiótica de las pasiones.docx
+++ b/DOCX/Greimas, Fontanille 1994 Semiótica de las pasiones.docx
@@ -8733,7 +8733,10 @@
   <w:style w:type="character" w:customStyle="1" w:styleId="ImportTok">
     <w:name w:val="ImportTok"/>
     <w:basedOn w:val="VerbatimChar"/>
-    <w:rPr/>
+    <w:rPr>
+      <w:color w:val="008000"/>
+      <w:b/>
+    </w:rPr>
   </w:style>
   <w:style w:type="character" w:customStyle="1" w:styleId="CommentTok">
     <w:name w:val="CommentTok"/>
@@ -8808,7 +8811,9 @@
   <w:style w:type="character" w:customStyle="1" w:styleId="BuiltInTok">
     <w:name w:val="BuiltInTok"/>
     <w:basedOn w:val="VerbatimChar"/>
-    <w:rPr/>
+    <w:rPr>
+      <w:color w:val="008000"/>
+    </w:rPr>
   </w:style>
   <w:style w:type="character" w:customStyle="1" w:styleId="ExtensionTok">
     <w:name w:val="ExtensionTok"/>

--- a/DOCX/Greimas, Fontanille 1994 Semiótica de las pasiones.docx
+++ b/DOCX/Greimas, Fontanille 1994 Semiótica de las pasiones.docx
@@ -8,8 +8,8 @@
       </w:pPr>
       <w:r>
         <w:rPr>
-          <w:bCs/>
-          <w:b/>
+          <w:b/>
+          <w:bCs/>
         </w:rPr>
         <w:t xml:space="preserve">GREIMAS A. J. y J. FONTANILLE</w:t>
       </w:r>
@@ -21,8 +21,8 @@
       </w:r>
       <w:r>
         <w:rPr>
-          <w:iCs/>
-          <w:i/>
+          <w:i/>
+          <w:iCs/>
         </w:rPr>
         <w:t xml:space="preserve">Semiótica de las pasiones (De los estados de cosas a los estados de ánimo)</w:t>
       </w:r>
@@ -58,15 +58,15 @@
       </w:r>
       <w:r>
         <w:rPr>
-          <w:iCs/>
-          <w:i/>
+          <w:i/>
+          <w:iCs/>
         </w:rPr>
         <w:t xml:space="preserve">sine qua non</w:t>
       </w:r>
       <w:r>
         <w:rPr>
-          <w:iCs/>
-          <w:i/>
+          <w:i/>
+          <w:iCs/>
         </w:rPr>
         <w:t xml:space="preserve"> </w:t>
       </w:r>
@@ -94,15 +94,15 @@
       </w:r>
       <w:r>
         <w:rPr>
-          <w:iCs/>
-          <w:i/>
+          <w:i/>
+          <w:iCs/>
         </w:rPr>
         <w:t xml:space="preserve">in absentia</w:t>
       </w:r>
       <w:r>
         <w:rPr>
-          <w:iCs/>
-          <w:i/>
+          <w:i/>
+          <w:iCs/>
         </w:rPr>
         <w:t xml:space="preserve"> </w:t>
       </w:r>
@@ -116,8 +116,8 @@
       </w:pPr>
       <w:r>
         <w:rPr>
-          <w:bCs/>
-          <w:b/>
+          <w:b/>
+          <w:bCs/>
         </w:rPr>
         <w:t xml:space="preserve">Como un flujo coagulante del sentido, con su espesamiento continuo, a partir de la confusión original y “potencial”, para llegar, por medio de su “virtualización” y “actualización”, al estudio de la “realización”, pasando así de las precondiciones epistemológicas a las manifestaciones discursivas.</w:t>
       </w:r>
@@ -128,8 +128,8 @@
       </w:pPr>
       <w:r>
         <w:rPr>
-          <w:bCs/>
-          <w:b/>
+          <w:b/>
+          <w:bCs/>
         </w:rPr>
         <w:t xml:space="preserve">GREIMAS A. J. y J. FONTANILLE</w:t>
       </w:r>
@@ -141,8 +141,8 @@
       </w:r>
       <w:r>
         <w:rPr>
-          <w:iCs/>
-          <w:i/>
+          <w:i/>
+          <w:iCs/>
         </w:rPr>
         <w:t xml:space="preserve">Semiótica de las pasiones (De los estados de cosas a los estados de ánimo)</w:t>
       </w:r>
@@ -180,8 +180,8 @@
       </w:pPr>
       <w:r>
         <w:rPr>
-          <w:bCs/>
-          <w:b/>
+          <w:b/>
+          <w:bCs/>
         </w:rPr>
         <w:t xml:space="preserve">GREIMAS A. J. y J. FONTANILLE</w:t>
       </w:r>
@@ -207,7 +207,7 @@
     </w:p>
     <w:p>
       <w:pPr>
-        <w:pStyle w:val="BodyText"/>
+        <w:pStyle w:val="BlockText"/>
       </w:pPr>
       <w:r>
         <w:t xml:space="preserve">Es por medio del cuerpo percibiente que el mundo se transforma en sentido ―en lengua―, que las figuras exteroceptivas se interiorizan y que, finalmente, resulta posible considerar la figuratividad como un modo de pensamiento del sujeto.</w:t>
@@ -215,7 +215,7 @@
     </w:p>
     <w:p>
       <w:pPr>
-        <w:pStyle w:val="BodyText"/>
+        <w:pStyle w:val="BlockText"/>
       </w:pPr>
       <w:r>
         <w:t xml:space="preserve">La mediación del cuerpo, cuya propiedad y eficacia es el sentir, está lejos de ser inocente: durante la homogenización de la existencia semiótica, esta mediación añade categorías propioceptivas que constituyen en cierto modo su “perfume” tímico y, en ciertos lugares, incluso sensibiliza…el universo de formas cognoscitivas que ahí se delinean.</w:t>
@@ -223,12 +223,12 @@
     </w:p>
     <w:p>
       <w:pPr>
-        <w:pStyle w:val="BodyText"/>
-      </w:pPr>
-      <w:r>
-        <w:rPr>
-          <w:bCs/>
-          <w:b/>
+        <w:pStyle w:val="FirstParagraph"/>
+      </w:pPr>
+      <w:r>
+        <w:rPr>
+          <w:b/>
+          <w:bCs/>
         </w:rPr>
         <w:t xml:space="preserve">GREIMAS A. J. y J. FONTANILLE</w:t>
       </w:r>
@@ -238,11 +238,11 @@
     </w:p>
     <w:p>
       <w:pPr>
+        <w:pStyle w:val="BlockText"/>
         <w:numPr>
           <w:ilvl w:val="0"/>
           <w:numId w:val="1001"/>
         </w:numPr>
-        <w:pStyle w:val="Compact"/>
       </w:pPr>
       <w:r>
         <w:t xml:space="preserve">14</w:t>
@@ -270,8 +270,8 @@
       </w:pPr>
       <w:r>
         <w:rPr>
-          <w:bCs/>
-          <w:b/>
+          <w:b/>
+          <w:bCs/>
         </w:rPr>
         <w:t xml:space="preserve">GREIMAS A. J. y J. FONTANILLE</w:t>
       </w:r>
@@ -283,8 +283,8 @@
       </w:r>
       <w:r>
         <w:rPr>
-          <w:iCs/>
-          <w:i/>
+          <w:i/>
+          <w:iCs/>
         </w:rPr>
         <w:t xml:space="preserve">Semiótica de las pasiones (De los estados de cosas a los estados de ánimo)</w:t>
       </w:r>
@@ -310,7 +310,7 @@
     </w:p>
     <w:p>
       <w:pPr>
-        <w:pStyle w:val="BodyText"/>
+        <w:pStyle w:val="BlockText"/>
       </w:pPr>
       <w:r>
         <w:t xml:space="preserve">En primer lugar, el estado es un “estado de cosas”, del mundo que se ve transformado por el sujeto, pero también es el “estado de ánimo” del sujeto competente para la acción y la competencia modal misma, la cual simultáneamente sufre transformaciones. So capa de estas dos concepciones de “estado”, resurge el dualismo sujeto/mundo. Sólo la afirmación de una existencia semiótica homogénea</w:t>
@@ -318,7 +318,7 @@
     </w:p>
     <w:p>
       <w:pPr>
-        <w:pStyle w:val="BodyText"/>
+        <w:pStyle w:val="FirstParagraph"/>
       </w:pPr>
       <w:r>
         <w:t xml:space="preserve">―permite enfrentar esta aporía: merced a esta transformación, el mundo en cuanto “estado de cosas” se vuelca sobre el “estado del sujeto”; es decir, se reintegra en el espacio interior y uniforme del sujeto. En otras palabras, la homogenización de lo interoceptivo y de lo exteroceptivo gracias a la mediación de lo propioceptivo instituye</w:t>
@@ -328,8 +328,8 @@
       </w:r>
       <w:r>
         <w:rPr>
-          <w:iCs/>
-          <w:i/>
+          <w:i/>
+          <w:iCs/>
         </w:rPr>
         <w:t xml:space="preserve">una equivalencia formal entre “estados de cosas” y los “estados de ánimo” del sujeto</w:t>
       </w:r>
@@ -343,8 +343,8 @@
       </w:pPr>
       <w:r>
         <w:rPr>
-          <w:bCs/>
-          <w:b/>
+          <w:b/>
+          <w:bCs/>
         </w:rPr>
         <w:t xml:space="preserve">GREIMAS A. J. y J. FONTANILLE</w:t>
       </w:r>
@@ -356,8 +356,8 @@
       </w:r>
       <w:r>
         <w:rPr>
-          <w:iCs/>
-          <w:i/>
+          <w:i/>
+          <w:iCs/>
         </w:rPr>
         <w:t xml:space="preserve">Semiótica de las pasiones (De los estados de cosas a los estados de ánimo)</w:t>
       </w:r>
@@ -379,15 +379,15 @@
       </w:pPr>
       <w:r>
         <w:rPr>
-          <w:bCs/>
-          <w:b/>
+          <w:b/>
+          <w:bCs/>
         </w:rPr>
         <w:t xml:space="preserve">Introducción</w:t>
       </w:r>
       <w:r>
         <w:rPr>
-          <w:bCs/>
-          <w:b/>
+          <w:b/>
+          <w:bCs/>
         </w:rPr>
         <w:t xml:space="preserve"> </w:t>
       </w:r>
@@ -399,15 +399,15 @@
       </w:r>
       <w:r>
         <w:rPr>
-          <w:iCs/>
-          <w:i/>
+          <w:i/>
+          <w:iCs/>
         </w:rPr>
         <w:t xml:space="preserve">tensividad</w:t>
       </w:r>
       <w:r>
         <w:rPr>
-          <w:iCs/>
-          <w:i/>
+          <w:i/>
+          <w:iCs/>
         </w:rPr>
         <w:t xml:space="preserve"> </w:t>
       </w:r>
@@ -419,8 +419,8 @@
       </w:r>
       <w:r>
         <w:rPr>
-          <w:iCs/>
-          <w:i/>
+          <w:i/>
+          <w:iCs/>
         </w:rPr>
         <w:t xml:space="preserve">mundo humano</w:t>
       </w:r>
@@ -434,8 +434,8 @@
       </w:pPr>
       <w:r>
         <w:rPr>
-          <w:bCs/>
-          <w:b/>
+          <w:b/>
+          <w:bCs/>
         </w:rPr>
         <w:t xml:space="preserve">GREIMAS A. J. y J. FONTANILLE</w:t>
       </w:r>
@@ -447,8 +447,8 @@
       </w:r>
       <w:r>
         <w:rPr>
-          <w:iCs/>
-          <w:i/>
+          <w:i/>
+          <w:iCs/>
         </w:rPr>
         <w:t xml:space="preserve">Semiótica de las pasiones (De los estados de cosas a los</w:t>
       </w:r>
@@ -459,8 +459,8 @@
       </w:pPr>
       <w:r>
         <w:rPr>
-          <w:iCs/>
-          <w:i/>
+          <w:i/>
+          <w:iCs/>
         </w:rPr>
         <w:t xml:space="preserve">estados de ánimo)</w:t>
       </w:r>
@@ -496,8 +496,8 @@
       </w:r>
       <w:r>
         <w:rPr>
-          <w:iCs/>
-          <w:i/>
+          <w:i/>
+          <w:iCs/>
         </w:rPr>
         <w:t xml:space="preserve">moderato contabile</w:t>
       </w:r>
@@ -507,12 +507,12 @@
     </w:p>
     <w:p>
       <w:pPr>
-        <w:pStyle w:val="BodyText"/>
-      </w:pPr>
-      <w:r>
-        <w:rPr>
-          <w:bCs/>
-          <w:b/>
+        <w:pStyle w:val="BlockText"/>
+      </w:pPr>
+      <w:r>
+        <w:rPr>
+          <w:b/>
+          <w:bCs/>
         </w:rPr>
         <w:t xml:space="preserve">GREIMAS A. J. y J. FONTANILLE</w:t>
       </w:r>
@@ -524,20 +524,20 @@
       </w:r>
       <w:r>
         <w:rPr>
-          <w:iCs/>
-          <w:i/>
+          <w:i/>
+          <w:iCs/>
         </w:rPr>
         <w:t xml:space="preserve">Semiótica de las pasiones (De los estados de cosas a los</w:t>
       </w:r>
     </w:p>
     <w:p>
       <w:pPr>
-        <w:pStyle w:val="BodyText"/>
-      </w:pPr>
-      <w:r>
-        <w:rPr>
-          <w:iCs/>
-          <w:i/>
+        <w:pStyle w:val="BlockText"/>
+      </w:pPr>
+      <w:r>
+        <w:rPr>
+          <w:i/>
+          <w:iCs/>
         </w:rPr>
         <w:t xml:space="preserve">estados de ánimo)</w:t>
       </w:r>
@@ -547,12 +547,12 @@
     </w:p>
     <w:p>
       <w:pPr>
-        <w:pStyle w:val="BodyText"/>
-      </w:pPr>
-      <w:r>
-        <w:rPr>
-          <w:bCs/>
-          <w:b/>
+        <w:pStyle w:val="BlockText"/>
+      </w:pPr>
+      <w:r>
+        <w:rPr>
+          <w:b/>
+          <w:bCs/>
         </w:rPr>
         <w:t xml:space="preserve">p.21 EPISTEMOLOGÍA DE LAS PASIONES</w:t>
       </w:r>
@@ -606,8 +606,8 @@
       </w:pPr>
       <w:r>
         <w:rPr>
-          <w:bCs/>
-          <w:b/>
+          <w:b/>
+          <w:bCs/>
         </w:rPr>
         <w:t xml:space="preserve">GREIMAS A. J. y J. FONTANILLE</w:t>
       </w:r>
@@ -619,27 +619,27 @@
       </w:r>
       <w:r>
         <w:rPr>
-          <w:iCs/>
-          <w:i/>
+          <w:i/>
+          <w:iCs/>
         </w:rPr>
         <w:t xml:space="preserve">Semiótica de las pasiones (De los estados de</w:t>
       </w:r>
     </w:p>
     <w:p>
       <w:pPr>
-        <w:pStyle w:val="BodyText"/>
-      </w:pPr>
-      <w:r>
-        <w:rPr>
-          <w:bCs/>
-          <w:b/>
+        <w:pStyle w:val="BlockText"/>
+      </w:pPr>
+      <w:r>
+        <w:rPr>
+          <w:b/>
+          <w:bCs/>
         </w:rPr>
         <w:t xml:space="preserve">p.22 EPISTEMOLOGÍA DE LAS PASIONES (2) El horizonte aw</w:t>
       </w:r>
     </w:p>
     <w:p>
       <w:pPr>
-        <w:pStyle w:val="BodyText"/>
+        <w:pStyle w:val="FirstParagraph"/>
       </w:pPr>
       <w:r>
         <w:t xml:space="preserve">La cohabitación de dos exigencias inversas, ligadas respectivamente a las “fuerzas” y a las “posiciones”, permite comprender que, antes de toda categorización, el sentir, tironeado por dos tendencias, no puede engendrar más que inestabilidad.</w:t>
@@ -651,8 +651,8 @@
       </w:pPr>
       <w:r>
         <w:rPr>
-          <w:bCs/>
-          <w:b/>
+          <w:b/>
+          <w:bCs/>
         </w:rPr>
         <w:t xml:space="preserve">Las precondiciones (de la significación)</w:t>
       </w:r>
@@ -671,8 +671,8 @@
       </w:pPr>
       <w:r>
         <w:rPr>
-          <w:bCs/>
-          <w:b/>
+          <w:b/>
+          <w:bCs/>
         </w:rPr>
         <w:t xml:space="preserve">Las valencias</w:t>
       </w:r>
@@ -691,8 +691,8 @@
       </w:pPr>
       <w:r>
         <w:rPr>
-          <w:bCs/>
-          <w:b/>
+          <w:b/>
+          <w:bCs/>
         </w:rPr>
         <w:t xml:space="preserve">GREIMAS A. J. y J. FONTANILLE</w:t>
       </w:r>
@@ -704,8 +704,8 @@
       </w:r>
       <w:r>
         <w:rPr>
-          <w:iCs/>
-          <w:i/>
+          <w:i/>
+          <w:iCs/>
         </w:rPr>
         <w:t xml:space="preserve">Semiótica de las pasiones</w:t>
       </w:r>
@@ -722,23 +722,23 @@
       </w:r>
       <w:r>
         <w:rPr>
-          <w:bCs/>
-          <w:b/>
+          <w:b/>
+          <w:bCs/>
         </w:rPr>
         <w:t xml:space="preserve">LA EPISTEMOLOGÍA DE LAS PASIONES Las valencias</w:t>
       </w:r>
     </w:p>
     <w:p>
       <w:pPr>
-        <w:pStyle w:val="BodyText"/>
+        <w:pStyle w:val="BlockText"/>
       </w:pPr>
       <w:r>
         <w:t xml:space="preserve">La aspectualidad parece estar situada, aquí, por encima del valor propiamente dicho y antes que él; se trata de un cierto “valor” del valor y, en ese sentido, se le podría llamar “</w:t>
       </w:r>
       <w:r>
         <w:rPr>
-          <w:iCs/>
-          <w:i/>
+          <w:i/>
+          <w:iCs/>
         </w:rPr>
         <w:t xml:space="preserve">valencia</w:t>
       </w:r>
@@ -748,12 +748,12 @@
     </w:p>
     <w:p>
       <w:pPr>
-        <w:pStyle w:val="BodyText"/>
-      </w:pPr>
-      <w:r>
-        <w:rPr>
-          <w:bCs/>
-          <w:b/>
+        <w:pStyle w:val="FirstParagraph"/>
+      </w:pPr>
+      <w:r>
+        <w:rPr>
+          <w:b/>
+          <w:bCs/>
         </w:rPr>
         <w:t xml:space="preserve">GREIMAS A. J. y J. FONTANILLE</w:t>
       </w:r>
@@ -765,8 +765,8 @@
       </w:r>
       <w:r>
         <w:rPr>
-          <w:iCs/>
-          <w:i/>
+          <w:i/>
+          <w:iCs/>
         </w:rPr>
         <w:t xml:space="preserve">Semiótica de las pasiones</w:t>
       </w:r>
@@ -783,8 +783,8 @@
       </w:r>
       <w:r>
         <w:rPr>
-          <w:bCs/>
-          <w:b/>
+          <w:b/>
+          <w:bCs/>
         </w:rPr>
         <w:t xml:space="preserve">LA EPISTEMOLOGÍA DE LAS PASIONES Las valencias</w:t>
       </w:r>
@@ -803,8 +803,8 @@
       </w:pPr>
       <w:r>
         <w:rPr>
-          <w:bCs/>
-          <w:b/>
+          <w:b/>
+          <w:bCs/>
         </w:rPr>
         <w:t xml:space="preserve">GREIMAS A. J. y J. FONTANILLE</w:t>
       </w:r>
@@ -816,8 +816,8 @@
       </w:r>
       <w:r>
         <w:rPr>
-          <w:iCs/>
-          <w:i/>
+          <w:i/>
+          <w:iCs/>
         </w:rPr>
         <w:t xml:space="preserve">Semiótica de las pasiones</w:t>
       </w:r>
@@ -834,15 +834,15 @@
       </w:r>
       <w:r>
         <w:rPr>
-          <w:bCs/>
-          <w:b/>
+          <w:b/>
+          <w:bCs/>
         </w:rPr>
         <w:t xml:space="preserve">LA EPISTEMOLOGÍA DE LAS PASIONES La estesis</w:t>
       </w:r>
     </w:p>
     <w:p>
       <w:pPr>
-        <w:pStyle w:val="BodyText"/>
+        <w:pStyle w:val="BlockText"/>
       </w:pPr>
       <w:r>
         <w:t xml:space="preserve">La tensión hacia lo uno, esta amenaza ―o esperanza― de retorno al estado fusional, abre dos posibilidades que merecen ser señaladas. En primer lugar, la concepción de la estesis como un “volver a sentir” el estado límite y como espera un retorno a la fusión, que desencadena la fiducia, permite prever, en el nivel discursivo, la existencia de una</w:t>
@@ -852,8 +852,8 @@
       </w:r>
       <w:r>
         <w:rPr>
-          <w:iCs/>
-          <w:i/>
+          <w:i/>
+          <w:iCs/>
         </w:rPr>
         <w:t xml:space="preserve">dimensión estética</w:t>
       </w:r>
@@ -863,12 +863,12 @@
     </w:p>
     <w:p>
       <w:pPr>
-        <w:pStyle w:val="BodyText"/>
-      </w:pPr>
-      <w:r>
-        <w:rPr>
-          <w:bCs/>
-          <w:b/>
+        <w:pStyle w:val="FirstParagraph"/>
+      </w:pPr>
+      <w:r>
+        <w:rPr>
+          <w:b/>
+          <w:bCs/>
         </w:rPr>
         <w:t xml:space="preserve">GREIMAS A. J. y J. FONTANILLE</w:t>
       </w:r>
@@ -880,8 +880,8 @@
       </w:r>
       <w:r>
         <w:rPr>
-          <w:iCs/>
-          <w:i/>
+          <w:i/>
+          <w:iCs/>
         </w:rPr>
         <w:t xml:space="preserve">Semiótica de las pasiones</w:t>
       </w:r>
@@ -898,27 +898,27 @@
       </w:r>
       <w:r>
         <w:rPr>
-          <w:bCs/>
-          <w:b/>
+          <w:b/>
+          <w:bCs/>
         </w:rPr>
         <w:t xml:space="preserve">LA EPISTEMOLOGÍA DE LAS PASIONES</w:t>
       </w:r>
     </w:p>
     <w:p>
       <w:pPr>
-        <w:pStyle w:val="BodyText"/>
-      </w:pPr>
-      <w:r>
-        <w:rPr>
-          <w:bCs/>
-          <w:b/>
+        <w:pStyle w:val="BlockText"/>
+      </w:pPr>
+      <w:r>
+        <w:rPr>
+          <w:b/>
+          <w:bCs/>
         </w:rPr>
         <w:t xml:space="preserve">El devenir y las premisas de la modalización</w:t>
       </w:r>
     </w:p>
     <w:p>
       <w:pPr>
-        <w:pStyle w:val="BodyText"/>
+        <w:pStyle w:val="BlockText"/>
       </w:pPr>
       <w:r>
         <w:t xml:space="preserve">La dificultad reside en que esas modalidades, tal como las concebimos ―el querer, el deber, el poder y el saber―, son dependientes de la categorización racional, mientras que desde otro punto de vista, al considerar los efectos de sentido pasionales, parecen obedecer a otros modos de organización, más “configuracionales” que propiamente estructurales. Aquí se quisiera mostrar que, ya desde el nivel de las precondiciones de la significación, la evolución de la protensividad delinea, entre otras cosas, prefiguraciones tensivas de las cuatro modalidades, y que éstas ―que serían guardadas en memoria para decirlo así por el universo modal una vez categorizado― repercuten en el funcionamiento pasional de las modalidades.</w:t>
@@ -926,12 +926,12 @@
     </w:p>
     <w:p>
       <w:pPr>
-        <w:pStyle w:val="BodyText"/>
-      </w:pPr>
-      <w:r>
-        <w:rPr>
-          <w:bCs/>
-          <w:b/>
+        <w:pStyle w:val="FirstParagraph"/>
+      </w:pPr>
+      <w:r>
+        <w:rPr>
+          <w:b/>
+          <w:bCs/>
         </w:rPr>
         <w:t xml:space="preserve">GREIMAS A. J. y J. FONTANILLE</w:t>
       </w:r>
@@ -943,8 +943,8 @@
       </w:r>
       <w:r>
         <w:rPr>
-          <w:iCs/>
-          <w:i/>
+          <w:i/>
+          <w:iCs/>
         </w:rPr>
         <w:t xml:space="preserve">Semiótica de las pasiones</w:t>
       </w:r>
@@ -961,8 +961,8 @@
       </w:r>
       <w:r>
         <w:rPr>
-          <w:bCs/>
-          <w:b/>
+          <w:b/>
+          <w:bCs/>
         </w:rPr>
         <w:t xml:space="preserve">LA EPISTEMOLOGÍA DE LAS PASIONES Protensividad y devenir</w:t>
       </w:r>
@@ -989,8 +989,8 @@
       </w:pPr>
       <w:r>
         <w:rPr>
-          <w:bCs/>
-          <w:b/>
+          <w:b/>
+          <w:bCs/>
         </w:rPr>
         <w:t xml:space="preserve">GREIMAS A. J. y J. FONTANILLE</w:t>
       </w:r>
@@ -1002,8 +1002,8 @@
       </w:r>
       <w:r>
         <w:rPr>
-          <w:iCs/>
-          <w:i/>
+          <w:i/>
+          <w:iCs/>
         </w:rPr>
         <w:t xml:space="preserve">Semiótica de las pasiones</w:t>
       </w:r>
@@ -1020,8 +1020,8 @@
       </w:r>
       <w:r>
         <w:rPr>
-          <w:bCs/>
-          <w:b/>
+          <w:b/>
+          <w:bCs/>
         </w:rPr>
         <w:t xml:space="preserve">LA EPISTEMOLOGÍA DE LAS PASIONES</w:t>
       </w:r>
@@ -1032,15 +1032,15 @@
       </w:pPr>
       <w:r>
         <w:rPr>
-          <w:bCs/>
-          <w:b/>
+          <w:b/>
+          <w:bCs/>
         </w:rPr>
         <w:t xml:space="preserve">Las modulaciones del devenir.</w:t>
       </w:r>
       <w:r>
         <w:rPr>
-          <w:bCs/>
-          <w:b/>
+          <w:b/>
+          <w:bCs/>
         </w:rPr>
         <w:t xml:space="preserve"> </w:t>
       </w:r>
@@ -1062,8 +1062,8 @@
       </w:pPr>
       <w:r>
         <w:rPr>
-          <w:bCs/>
-          <w:b/>
+          <w:b/>
+          <w:bCs/>
         </w:rPr>
         <w:t xml:space="preserve">GREIMAS A. J. y J. FONTANILLE</w:t>
       </w:r>
@@ -1075,8 +1075,8 @@
       </w:r>
       <w:r>
         <w:rPr>
-          <w:iCs/>
-          <w:i/>
+          <w:i/>
+          <w:iCs/>
         </w:rPr>
         <w:t xml:space="preserve">Semiótica de las pasiones</w:t>
       </w:r>
@@ -1093,15 +1093,15 @@
       </w:r>
       <w:r>
         <w:rPr>
-          <w:bCs/>
-          <w:b/>
+          <w:b/>
+          <w:bCs/>
         </w:rPr>
         <w:t xml:space="preserve">LA EPISTEMOLOGÍA DE LAS PASIONES Las modulaciones del devenir</w:t>
       </w:r>
     </w:p>
     <w:p>
       <w:pPr>
-        <w:pStyle w:val="BodyText"/>
+        <w:pStyle w:val="BlockText"/>
       </w:pPr>
       <w:r>
         <w:t xml:space="preserve">En cuanto al prototipo del deber, este se presenta como una suspensión del devenir…ya que una vez establecido el principio de escisión, otro peligro amenaza: el de la dispersión…El prototipo del deber se opone a este peligro como fuerza cohesiva que busca constituir una totalidad de tensiones; en la práctica, esto equivale a adoptar, con respecto al devenir, el punto de vista del observador distante que, como se ha visto, homogeneiza los avatares de la foria y desdeña las variaciones y las fases. En resumen, el prototipo del deber procedería mediante la “puntualización” de la modulación, neutralizando con ello los efectos “abrientes”, “clausurantes” y “cursivos”.</w:t>
@@ -1109,7 +1109,7 @@
     </w:p>
     <w:p>
       <w:pPr>
-        <w:pStyle w:val="BodyText"/>
+        <w:pStyle w:val="BlockText"/>
       </w:pPr>
       <w:r>
         <w:t xml:space="preserve">Ver</w:t>
@@ -1119,15 +1119,15 @@
       </w:r>
       <w:r>
         <w:rPr>
-          <w:bCs/>
-          <w:b/>
+          <w:b/>
+          <w:bCs/>
         </w:rPr>
         <w:t xml:space="preserve">Eco 1992,49</w:t>
       </w:r>
       <w:r>
         <w:rPr>
-          <w:bCs/>
-          <w:b/>
+          <w:b/>
+          <w:bCs/>
         </w:rPr>
         <w:t xml:space="preserve"> </w:t>
       </w:r>
@@ -1139,8 +1139,8 @@
       </w:r>
       <w:r>
         <w:rPr>
-          <w:iCs/>
-          <w:i/>
+          <w:i/>
+          <w:iCs/>
         </w:rPr>
         <w:t xml:space="preserve">tertium non datar</w:t>
       </w:r>
@@ -1150,7 +1150,7 @@
     </w:p>
     <w:p>
       <w:pPr>
-        <w:pStyle w:val="BodyText"/>
+        <w:pStyle w:val="BlockText"/>
       </w:pPr>
       <w:r>
         <w:t xml:space="preserve">Estos principios prevén, si no el reconocimiento de un orden fijo del mundo, al menos un contrato social… “El</w:t>
@@ -1160,15 +1160,15 @@
       </w:r>
       <w:r>
         <w:rPr>
-          <w:iCs/>
-          <w:i/>
+          <w:i/>
+          <w:iCs/>
         </w:rPr>
         <w:t xml:space="preserve">modus</w:t>
       </w:r>
       <w:r>
         <w:rPr>
-          <w:iCs/>
-          <w:i/>
+          <w:i/>
+          <w:iCs/>
         </w:rPr>
         <w:t xml:space="preserve"> </w:t>
       </w:r>
@@ -1178,12 +1178,12 @@
     </w:p>
     <w:p>
       <w:pPr>
-        <w:pStyle w:val="BodyText"/>
-      </w:pPr>
-      <w:r>
-        <w:rPr>
-          <w:bCs/>
-          <w:b/>
+        <w:pStyle w:val="FirstParagraph"/>
+      </w:pPr>
+      <w:r>
+        <w:rPr>
+          <w:b/>
+          <w:bCs/>
         </w:rPr>
         <w:t xml:space="preserve">GREIMAS A. J. y J. FONTANILLE</w:t>
       </w:r>
@@ -1195,8 +1195,8 @@
       </w:r>
       <w:r>
         <w:rPr>
-          <w:iCs/>
-          <w:i/>
+          <w:i/>
+          <w:iCs/>
         </w:rPr>
         <w:t xml:space="preserve">Semiótica de las pasiones</w:t>
       </w:r>
@@ -1213,8 +1213,8 @@
       </w:r>
       <w:r>
         <w:rPr>
-          <w:bCs/>
-          <w:b/>
+          <w:b/>
+          <w:bCs/>
         </w:rPr>
         <w:t xml:space="preserve">LA EPISTEMOLOGÍA DE LAS PASIONES</w:t>
       </w:r>
@@ -1231,20 +1231,20 @@
     </w:p>
     <w:p>
       <w:pPr>
+        <w:pStyle w:val="BlockText"/>
+      </w:pPr>
+      <w:r>
+        <w:t xml:space="preserve">Es posible reconocer formas dominantes de tensividad; en la medida en que esas elecciones definen un cierto modo de acceder a la significación para el sujeto epistemológico y al valor para los sujetos narrativos –como sucede con el incoativo en Éluard-, es posible considerar que manifiestan los que podrían ser llamados “estilos semióticos”: la agitación del inquieto, la vacilación del veleidoso, el estilo “agresivo” del voluntarista, son otras tantas manifestaciones aspectuales de la manera en que la significación y el valor advienen en diferentes tipos de discurso o para cada uno de los sujetos así caracterizados. Desde otro punto de vista, en ausencia de una manifestación directa o indirecta de las modalizaciones, el examen de la selección de los aspectos dominantes permite plantear la existencia de tal o cual modulación dominante en el nivel profundo, que habría sido convocada prioritariamente por la puesta en discurso. Al suponer que esta modulación es predominante, resulta posible sospechar y prever que la organización modal, en el caso de que exista en inmanencia, deberá ser afectada u orientada en consecuencia.</w:t>
+      </w:r>
+    </w:p>
+    <w:p>
+      <w:pPr>
         <w:pStyle w:val="FirstParagraph"/>
       </w:pPr>
       <w:r>
-        <w:t xml:space="preserve">Es posible reconocer formas dominantes de tensividad; en la medida en que esas elecciones definen un cierto modo de acceder a la significación para el sujeto epistemológico y al valor para los sujetos narrativos –como sucede con el incoativo en Éluard-, es posible considerar que manifiestan los que podrían ser llamados “estilos semióticos”: la agitación del inquieto, la vacilación del veleidoso, el estilo “agresivo” del voluntarista, son otras tantas manifestaciones aspectuales de la manera en que la significación y el valor advienen en diferentes tipos de discurso o para cada uno de los sujetos así caracterizados. Desde otro punto de vista, en ausencia de una manifestación directa o indirecta de las modalizaciones, el examen de la selección de los aspectos dominantes permite plantear la existencia de tal o cual modulación dominante en el nivel profundo, que habría sido convocada prioritariamente por la puesta en discurso. Al suponer que esta modulación es predominante, resulta posible sospechar y prever que la organización modal, en el caso de que exista en inmanencia, deberá ser afectada u orientada en consecuencia.</w:t>
-      </w:r>
-    </w:p>
-    <w:p>
-      <w:pPr>
-        <w:pStyle w:val="BodyText"/>
-      </w:pPr>
-      <w:r>
-        <w:rPr>
-          <w:bCs/>
-          <w:b/>
+        <w:rPr>
+          <w:b/>
+          <w:bCs/>
         </w:rPr>
         <w:t xml:space="preserve">GREIMAS A. J. y J. FONTANILLE</w:t>
       </w:r>
@@ -1256,8 +1256,8 @@
       </w:r>
       <w:r>
         <w:rPr>
-          <w:iCs/>
-          <w:i/>
+          <w:i/>
+          <w:iCs/>
         </w:rPr>
         <w:t xml:space="preserve">Semiótica de las pasiones</w:t>
       </w:r>
@@ -1272,7 +1272,7 @@
     </w:p>
     <w:p>
       <w:pPr>
-        <w:pStyle w:val="BodyText"/>
+        <w:pStyle w:val="BlockText"/>
       </w:pPr>
       <w:r>
         <w:t xml:space="preserve">De esta manera, la vacilación, que remitiría a una modulación a la vez abriente y suspensiva,</w:t>
@@ -1280,7 +1280,7 @@
     </w:p>
     <w:p>
       <w:pPr>
-        <w:pStyle w:val="BodyText"/>
+        <w:pStyle w:val="FirstParagraph"/>
       </w:pPr>
       <w:r>
         <w:t xml:space="preserve">permitiría prever una prever una definición compleja del querer (querer y no querer), e incitaría a buscar en la manifestación discursiva sus eventuales huellas específicas. Igualmente, la agitación, como forma aspectual superficial, revela una forma peculiar de modulación suspensiva: la que la pura oscilación de las tensiones produce, el equilibrio imposible entre la fusión y la escisión. Es posible interpretar este equilibrio inestable como la coexistencia de dos modulaciones cuyos efectos se anulan: por ejemplo, una modulación abriente y una modulación clausurante o, también, una modulación cursiva y una modulación puntualizante; en esta circunstancia, uno se vería incitado a plantear la hipótesis de la existencia, en el nivel narrativo, de una confrontación modal, ya sea entre querer y saber, ya sea entre poder y deber; en uno y otro caso, se delinearían los contornos de la inquietud o de la angustia.</w:t>
@@ -1288,7 +1288,7 @@
     </w:p>
     <w:p>
       <w:pPr>
-        <w:pStyle w:val="BodyText"/>
+        <w:pStyle w:val="BlockText"/>
       </w:pPr>
       <w:r>
         <w:t xml:space="preserve">Las tres instancias: modulación, modalización y aspectualización, distribuidas respectivamente en la tensividad fórica, el nivel semionarrativo y manifestación discursiva propiamente dicha, constituyen en cierto modo el triángulo teórico cuyo valor heurístico nos esforzamos por demostrar.</w:t>
@@ -1296,12 +1296,12 @@
     </w:p>
     <w:p>
       <w:pPr>
-        <w:pStyle w:val="BodyText"/>
-      </w:pPr>
-      <w:r>
-        <w:rPr>
-          <w:bCs/>
-          <w:b/>
+        <w:pStyle w:val="FirstParagraph"/>
+      </w:pPr>
+      <w:r>
+        <w:rPr>
+          <w:b/>
+          <w:bCs/>
         </w:rPr>
         <w:t xml:space="preserve">GREIMAS A. J. y J. FONTANILLE</w:t>
       </w:r>
@@ -1313,8 +1313,8 @@
       </w:r>
       <w:r>
         <w:rPr>
-          <w:iCs/>
-          <w:i/>
+          <w:i/>
+          <w:iCs/>
         </w:rPr>
         <w:t xml:space="preserve">Semiótica de las pasiones</w:t>
       </w:r>
@@ -1331,8 +1331,8 @@
       </w:r>
       <w:r>
         <w:rPr>
-          <w:bCs/>
-          <w:b/>
+          <w:b/>
+          <w:bCs/>
         </w:rPr>
         <w:t xml:space="preserve">LA EPISTEMOLOGÍA DE LAS PASIONES</w:t>
       </w:r>
@@ -1353,8 +1353,8 @@
       </w:pPr>
       <w:r>
         <w:rPr>
-          <w:iCs/>
-          <w:i/>
+          <w:i/>
+          <w:iCs/>
         </w:rPr>
         <w:t xml:space="preserve">Para conocer, es preciso negar</w:t>
       </w:r>
@@ -1366,15 +1366,15 @@
       </w:r>
       <w:r>
         <w:rPr>
-          <w:iCs/>
-          <w:i/>
+          <w:i/>
+          <w:iCs/>
         </w:rPr>
         <w:t xml:space="preserve">sujeto operador</w:t>
       </w:r>
       <w:r>
         <w:rPr>
-          <w:iCs/>
-          <w:i/>
+          <w:i/>
+          <w:iCs/>
         </w:rPr>
         <w:t xml:space="preserve"> </w:t>
       </w:r>
@@ -1396,8 +1396,8 @@
       </w:pPr>
       <w:r>
         <w:rPr>
-          <w:bCs/>
-          <w:b/>
+          <w:b/>
+          <w:bCs/>
         </w:rPr>
         <w:t xml:space="preserve">GREIMAS A. J. y J. FONTANILLE</w:t>
       </w:r>
@@ -1409,8 +1409,8 @@
       </w:r>
       <w:r>
         <w:rPr>
-          <w:iCs/>
-          <w:i/>
+          <w:i/>
+          <w:iCs/>
         </w:rPr>
         <w:t xml:space="preserve">Semiótica de las pasiones</w:t>
       </w:r>
@@ -1427,8 +1427,8 @@
       </w:r>
       <w:r>
         <w:rPr>
-          <w:bCs/>
-          <w:b/>
+          <w:b/>
+          <w:bCs/>
         </w:rPr>
         <w:t xml:space="preserve">LA EPISTEMOLOGÍA DE LAS PASIONES</w:t>
       </w:r>
@@ -1445,76 +1445,76 @@
     </w:p>
     <w:p>
       <w:pPr>
+        <w:pStyle w:val="BlockText"/>
+      </w:pPr>
+      <w:r>
+        <w:t xml:space="preserve">El segundo gesto, que sólo es la otra faz del primero, es una</w:t>
+      </w:r>
+      <w:r>
+        <w:t xml:space="preserve"> </w:t>
+      </w:r>
+      <w:r>
+        <w:rPr>
+          <w:i/>
+          <w:iCs/>
+        </w:rPr>
+        <w:t xml:space="preserve">contradicción, la negación en sentido categorial.</w:t>
+      </w:r>
+      <w:r>
+        <w:rPr>
+          <w:i/>
+          <w:iCs/>
+        </w:rPr>
+        <w:t xml:space="preserve"> </w:t>
+      </w:r>
+      <w:r>
+        <w:t xml:space="preserve">El discernimiento-negación aplicado a una sombra de valor no puede instalar más que a no-S</w:t>
+      </w:r>
+      <w:r>
+        <w:rPr>
+          <w:vertAlign w:val="subscript"/>
+        </w:rPr>
+        <w:t xml:space="preserve">1</w:t>
+      </w:r>
+      <w:r>
+        <w:rPr>
+          <w:i/>
+          <w:iCs/>
+        </w:rPr>
+        <w:t xml:space="preserve">,</w:t>
+      </w:r>
+      <w:r>
+        <w:rPr>
+          <w:i/>
+          <w:iCs/>
+        </w:rPr>
+        <w:t xml:space="preserve"> </w:t>
+      </w:r>
+      <w:r>
+        <w:t xml:space="preserve">primer término del cuadrado semiótico. En efecto, el sujeto tensivo, transformado en sujeto operador mediante esta disyunción, no puede discretizar sino sombras de valor, de las que se encuentra separado merced a la escisión: no tiene otra cosa que “discernir” más que la ausencia. Dicho en otros términos, para hacer advenir la significación y estabilizar la tensividad, el sujeto operador no tiene otra solución que</w:t>
+      </w:r>
+      <w:r>
+        <w:t xml:space="preserve"> </w:t>
+      </w:r>
+      <w:r>
+        <w:rPr>
+          <w:i/>
+          <w:iCs/>
+        </w:rPr>
+        <w:t xml:space="preserve">categorizar la pérdida del objeto</w:t>
+      </w:r>
+      <w:r>
+        <w:t xml:space="preserve">, y ésta es la razón por la que la primera operación discreta en una negación; no es sino bajo esta condición que, en virtud de la introducción de lo discontinuo, el sujeto podrá conocer el objeto detrás de las sombras de valor. Sin la contradicción, el discernimiento no determinaría más que una pura singularidad en el continuo tensivo y fracasaría en su intento de hacer advenir la significación…una vez confirmada y sostenida como devenir, la escisión actancial y la distribución de las tensiones se equilibran globalmente. Así se llega a una fase de equilibrio en la que la dinámica interna de la foria choca contra la estabilización del devenir.</w:t>
+      </w:r>
+    </w:p>
+    <w:p>
+      <w:pPr>
         <w:pStyle w:val="FirstParagraph"/>
       </w:pPr>
       <w:r>
-        <w:t xml:space="preserve">El segundo gesto, que sólo es la otra faz del primero, es una</w:t>
-      </w:r>
-      <w:r>
-        <w:t xml:space="preserve"> </w:t>
-      </w:r>
-      <w:r>
-        <w:rPr>
-          <w:iCs/>
-          <w:i/>
-        </w:rPr>
-        <w:t xml:space="preserve">contradicción, la negación en sentido categorial.</w:t>
-      </w:r>
-      <w:r>
-        <w:rPr>
-          <w:iCs/>
-          <w:i/>
-        </w:rPr>
-        <w:t xml:space="preserve"> </w:t>
-      </w:r>
-      <w:r>
-        <w:t xml:space="preserve">El discernimiento-negación aplicado a una sombra de valor no puede instalar más que a no-S</w:t>
-      </w:r>
-      <w:r>
-        <w:rPr>
-          <w:vertAlign w:val="subscript"/>
-        </w:rPr>
-        <w:t xml:space="preserve">1</w:t>
-      </w:r>
-      <w:r>
-        <w:rPr>
-          <w:iCs/>
-          <w:i/>
-        </w:rPr>
-        <w:t xml:space="preserve">,</w:t>
-      </w:r>
-      <w:r>
-        <w:rPr>
-          <w:iCs/>
-          <w:i/>
-        </w:rPr>
-        <w:t xml:space="preserve"> </w:t>
-      </w:r>
-      <w:r>
-        <w:t xml:space="preserve">primer término del cuadrado semiótico. En efecto, el sujeto tensivo, transformado en sujeto operador mediante esta disyunción, no puede discretizar sino sombras de valor, de las que se encuentra separado merced a la escisión: no tiene otra cosa que “discernir” más que la ausencia. Dicho en otros términos, para hacer advenir la significación y estabilizar la tensividad, el sujeto operador no tiene otra solución que</w:t>
-      </w:r>
-      <w:r>
-        <w:t xml:space="preserve"> </w:t>
-      </w:r>
-      <w:r>
-        <w:rPr>
-          <w:iCs/>
-          <w:i/>
-        </w:rPr>
-        <w:t xml:space="preserve">categorizar la pérdida del objeto</w:t>
-      </w:r>
-      <w:r>
-        <w:t xml:space="preserve">, y ésta es la razón por la que la primera operación discreta en una negación; no es sino bajo esta condición que, en virtud de la introducción de lo discontinuo, el sujeto podrá conocer el objeto detrás de las sombras de valor. Sin la contradicción, el discernimiento no determinaría más que una pura singularidad en el continuo tensivo y fracasaría en su intento de hacer advenir la significación…una vez confirmada y sostenida como devenir, la escisión actancial y la distribución de las tensiones se equilibran globalmente. Así se llega a una fase de equilibrio en la que la dinámica interna de la foria choca contra la estabilización del devenir.</w:t>
-      </w:r>
-    </w:p>
-    <w:p>
-      <w:pPr>
-        <w:pStyle w:val="BodyText"/>
-      </w:pPr>
-      <w:r>
-        <w:rPr>
-          <w:bCs/>
-          <w:b/>
+        <w:rPr>
+          <w:b/>
+          <w:bCs/>
         </w:rPr>
         <w:t xml:space="preserve">GREIMAS A. J. y J. FONTANILLE</w:t>
       </w:r>
@@ -1526,8 +1526,8 @@
       </w:r>
       <w:r>
         <w:rPr>
-          <w:iCs/>
-          <w:i/>
+          <w:i/>
+          <w:iCs/>
         </w:rPr>
         <w:t xml:space="preserve">Semiótica de las pasiones</w:t>
       </w:r>
@@ -1544,8 +1544,8 @@
       </w:r>
       <w:r>
         <w:rPr>
-          <w:bCs/>
-          <w:b/>
+          <w:b/>
+          <w:bCs/>
         </w:rPr>
         <w:t xml:space="preserve">LA EPISTEMOLOGÍA DE LAS PASIONES</w:t>
       </w:r>
@@ -1556,8 +1556,8 @@
       </w:pPr>
       <w:r>
         <w:rPr>
-          <w:bCs/>
-          <w:b/>
+          <w:b/>
+          <w:bCs/>
         </w:rPr>
         <w:t xml:space="preserve">El discernimiento</w:t>
       </w:r>
@@ -1576,60 +1576,60 @@
       </w:pPr>
       <w:r>
         <w:rPr>
-          <w:bCs/>
-          <w:b/>
+          <w:b/>
+          <w:bCs/>
         </w:rPr>
         <w:t xml:space="preserve">GREIMAS A. J. y J. FONTANILLE.(1994[1991]).</w:t>
       </w:r>
       <w:r>
         <w:rPr>
-          <w:bCs/>
-          <w:b/>
-        </w:rPr>
-        <w:t xml:space="preserve"> </w:t>
-      </w:r>
-      <w:r>
-        <w:rPr>
-          <w:bCs/>
-          <w:b/>
-          <w:iCs/>
-          <w:i/>
+          <w:b/>
+          <w:bCs/>
+        </w:rPr>
+        <w:t xml:space="preserve"> </w:t>
+      </w:r>
+      <w:r>
+        <w:rPr>
+          <w:b/>
+          <w:bCs/>
+          <w:i/>
+          <w:iCs/>
         </w:rPr>
         <w:t xml:space="preserve">Semiótica</w:t>
       </w:r>
       <w:r>
         <w:rPr>
-          <w:bCs/>
-          <w:b/>
-          <w:iCs/>
-          <w:i/>
-        </w:rPr>
-        <w:t xml:space="preserve"> </w:t>
-      </w:r>
-      <w:r>
-        <w:rPr>
-          <w:bCs/>
-          <w:b/>
-          <w:iCs/>
-          <w:i/>
+          <w:b/>
+          <w:bCs/>
+          <w:i/>
+          <w:iCs/>
+        </w:rPr>
+        <w:t xml:space="preserve"> </w:t>
+      </w:r>
+      <w:r>
+        <w:rPr>
+          <w:b/>
+          <w:bCs/>
+          <w:i/>
+          <w:iCs/>
         </w:rPr>
         <w:t xml:space="preserve">de</w:t>
       </w:r>
       <w:r>
         <w:rPr>
-          <w:bCs/>
-          <w:b/>
-          <w:iCs/>
-          <w:i/>
-        </w:rPr>
-        <w:t xml:space="preserve"> </w:t>
-      </w:r>
-      <w:r>
-        <w:rPr>
-          <w:bCs/>
-          <w:b/>
-          <w:iCs/>
-          <w:i/>
+          <w:b/>
+          <w:bCs/>
+          <w:i/>
+          <w:iCs/>
+        </w:rPr>
+        <w:t xml:space="preserve"> </w:t>
+      </w:r>
+      <w:r>
+        <w:rPr>
+          <w:b/>
+          <w:bCs/>
+          <w:i/>
+          <w:iCs/>
         </w:rPr>
         <w:t xml:space="preserve">las pasiones</w:t>
       </w:r>
@@ -1640,8 +1640,8 @@
       </w:pPr>
       <w:r>
         <w:rPr>
-          <w:bCs/>
-          <w:b/>
+          <w:b/>
+          <w:bCs/>
         </w:rPr>
         <w:t xml:space="preserve">p.38 LA EPISTEMOLOGÍA DE LAS PASIONES La categorización</w:t>
       </w:r>
@@ -1658,15 +1658,15 @@
       </w:r>
       <w:r>
         <w:rPr>
-          <w:iCs/>
-          <w:i/>
+          <w:i/>
+          <w:iCs/>
         </w:rPr>
         <w:t xml:space="preserve">estados</w:t>
       </w:r>
       <w:r>
         <w:rPr>
-          <w:iCs/>
-          <w:i/>
+          <w:i/>
+          <w:iCs/>
         </w:rPr>
         <w:t xml:space="preserve"> </w:t>
       </w:r>
@@ -1678,8 +1678,8 @@
       </w:r>
       <w:r>
         <w:rPr>
-          <w:iCs/>
-          <w:i/>
+          <w:i/>
+          <w:iCs/>
         </w:rPr>
         <w:t xml:space="preserve">transformaciones</w:t>
       </w:r>
@@ -1693,60 +1693,60 @@
       </w:pPr>
       <w:r>
         <w:rPr>
-          <w:bCs/>
-          <w:b/>
+          <w:b/>
+          <w:bCs/>
         </w:rPr>
         <w:t xml:space="preserve">GREIMAS A. J. y J. FONTANILLE.(1994[1991]).</w:t>
       </w:r>
       <w:r>
         <w:rPr>
-          <w:bCs/>
-          <w:b/>
-        </w:rPr>
-        <w:t xml:space="preserve"> </w:t>
-      </w:r>
-      <w:r>
-        <w:rPr>
-          <w:bCs/>
-          <w:b/>
-          <w:iCs/>
-          <w:i/>
+          <w:b/>
+          <w:bCs/>
+        </w:rPr>
+        <w:t xml:space="preserve"> </w:t>
+      </w:r>
+      <w:r>
+        <w:rPr>
+          <w:b/>
+          <w:bCs/>
+          <w:i/>
+          <w:iCs/>
         </w:rPr>
         <w:t xml:space="preserve">Semiótica</w:t>
       </w:r>
       <w:r>
         <w:rPr>
-          <w:bCs/>
-          <w:b/>
-          <w:iCs/>
-          <w:i/>
-        </w:rPr>
-        <w:t xml:space="preserve"> </w:t>
-      </w:r>
-      <w:r>
-        <w:rPr>
-          <w:bCs/>
-          <w:b/>
-          <w:iCs/>
-          <w:i/>
+          <w:b/>
+          <w:bCs/>
+          <w:i/>
+          <w:iCs/>
+        </w:rPr>
+        <w:t xml:space="preserve"> </w:t>
+      </w:r>
+      <w:r>
+        <w:rPr>
+          <w:b/>
+          <w:bCs/>
+          <w:i/>
+          <w:iCs/>
         </w:rPr>
         <w:t xml:space="preserve">de</w:t>
       </w:r>
       <w:r>
         <w:rPr>
-          <w:bCs/>
-          <w:b/>
-          <w:iCs/>
-          <w:i/>
-        </w:rPr>
-        <w:t xml:space="preserve"> </w:t>
-      </w:r>
-      <w:r>
-        <w:rPr>
-          <w:bCs/>
-          <w:b/>
-          <w:iCs/>
-          <w:i/>
+          <w:b/>
+          <w:bCs/>
+          <w:i/>
+          <w:iCs/>
+        </w:rPr>
+        <w:t xml:space="preserve"> </w:t>
+      </w:r>
+      <w:r>
+        <w:rPr>
+          <w:b/>
+          <w:bCs/>
+          <w:i/>
+          <w:iCs/>
         </w:rPr>
         <w:t xml:space="preserve">las pasiones</w:t>
       </w:r>
@@ -1757,8 +1757,8 @@
       </w:pPr>
       <w:r>
         <w:rPr>
-          <w:bCs/>
-          <w:b/>
+          <w:b/>
+          <w:bCs/>
         </w:rPr>
         <w:t xml:space="preserve">p.38 LA EPISTEMOLOGÍA DE LAS PASIONES</w:t>
       </w:r>
@@ -1769,8 +1769,8 @@
       </w:pPr>
       <w:r>
         <w:rPr>
-          <w:bCs/>
-          <w:b/>
+          <w:b/>
+          <w:bCs/>
         </w:rPr>
         <w:t xml:space="preserve">La sintaxis narrativa de superficie: Los instrumentos de una semiótica de las pasiones.</w:t>
       </w:r>
@@ -1801,7 +1801,7 @@
     </w:p>
     <w:p>
       <w:pPr>
-        <w:pStyle w:val="BodyText"/>
+        <w:pStyle w:val="BlockText"/>
       </w:pPr>
       <w:r>
         <w:t xml:space="preserve">Contensivo EXTENSIVO</w:t>
@@ -1809,7 +1809,7 @@
     </w:p>
     <w:p>
       <w:pPr>
-        <w:pStyle w:val="BodyText"/>
+        <w:pStyle w:val="BlockText"/>
       </w:pPr>
       <w:r>
         <w:t xml:space="preserve">(=puntualizante) (=cursivo)</w:t>
@@ -1817,7 +1817,7 @@
     </w:p>
     <w:p>
       <w:pPr>
-        <w:pStyle w:val="BodyText"/>
+        <w:pStyle w:val="BlockText"/>
       </w:pPr>
       <w:r>
         <w:t xml:space="preserve">RETENSIVO DISTENSIVO</w:t>
@@ -1825,7 +1825,7 @@
     </w:p>
     <w:p>
       <w:pPr>
-        <w:pStyle w:val="BodyText"/>
+        <w:pStyle w:val="BlockText"/>
       </w:pPr>
       <w:r>
         <w:t xml:space="preserve">(=clausurante) (=abriente)</w:t>
@@ -1833,12 +1833,12 @@
     </w:p>
     <w:p>
       <w:pPr>
-        <w:pStyle w:val="BodyText"/>
-      </w:pPr>
-      <w:r>
-        <w:rPr>
-          <w:bCs/>
-          <w:b/>
+        <w:pStyle w:val="FirstParagraph"/>
+      </w:pPr>
+      <w:r>
+        <w:rPr>
+          <w:b/>
+          <w:bCs/>
         </w:rPr>
         <w:t xml:space="preserve">GREIMAS A. J. y J. FONTANILLE</w:t>
       </w:r>
@@ -1850,8 +1850,8 @@
       </w:r>
       <w:r>
         <w:rPr>
-          <w:iCs/>
-          <w:i/>
+          <w:i/>
+          <w:iCs/>
         </w:rPr>
         <w:t xml:space="preserve">Semiótica de las pasiones</w:t>
       </w:r>
@@ -1868,8 +1868,8 @@
       </w:r>
       <w:r>
         <w:rPr>
-          <w:bCs/>
-          <w:b/>
+          <w:b/>
+          <w:bCs/>
         </w:rPr>
         <w:t xml:space="preserve">LA EPISTEMOLOGÍA DE LAS PASIONES</w:t>
       </w:r>
@@ -1880,8 +1880,8 @@
       </w:pPr>
       <w:r>
         <w:rPr>
-          <w:bCs/>
-          <w:b/>
+          <w:b/>
+          <w:bCs/>
         </w:rPr>
         <w:t xml:space="preserve">La sintaxis narrativa de superficie: Los instrumentos de una semiótica de las pasiones.</w:t>
       </w:r>
@@ -1898,8 +1898,8 @@
       </w:r>
       <w:r>
         <w:rPr>
-          <w:iCs/>
-          <w:i/>
+          <w:i/>
+          <w:iCs/>
         </w:rPr>
         <w:t xml:space="preserve">negación</w:t>
       </w:r>
@@ -1960,60 +1960,60 @@
       </w:pPr>
       <w:r>
         <w:rPr>
-          <w:bCs/>
-          <w:b/>
+          <w:b/>
+          <w:bCs/>
         </w:rPr>
         <w:t xml:space="preserve">GREIMAS A. J. y J. FONTANILLE.(1994[1991]).</w:t>
       </w:r>
       <w:r>
         <w:rPr>
-          <w:bCs/>
-          <w:b/>
-        </w:rPr>
-        <w:t xml:space="preserve"> </w:t>
-      </w:r>
-      <w:r>
-        <w:rPr>
-          <w:bCs/>
-          <w:b/>
-          <w:iCs/>
-          <w:i/>
+          <w:b/>
+          <w:bCs/>
+        </w:rPr>
+        <w:t xml:space="preserve"> </w:t>
+      </w:r>
+      <w:r>
+        <w:rPr>
+          <w:b/>
+          <w:bCs/>
+          <w:i/>
+          <w:iCs/>
         </w:rPr>
         <w:t xml:space="preserve">Semiótica</w:t>
       </w:r>
       <w:r>
         <w:rPr>
-          <w:bCs/>
-          <w:b/>
-          <w:iCs/>
-          <w:i/>
-        </w:rPr>
-        <w:t xml:space="preserve"> </w:t>
-      </w:r>
-      <w:r>
-        <w:rPr>
-          <w:bCs/>
-          <w:b/>
-          <w:iCs/>
-          <w:i/>
+          <w:b/>
+          <w:bCs/>
+          <w:i/>
+          <w:iCs/>
+        </w:rPr>
+        <w:t xml:space="preserve"> </w:t>
+      </w:r>
+      <w:r>
+        <w:rPr>
+          <w:b/>
+          <w:bCs/>
+          <w:i/>
+          <w:iCs/>
         </w:rPr>
         <w:t xml:space="preserve">de</w:t>
       </w:r>
       <w:r>
         <w:rPr>
-          <w:bCs/>
-          <w:b/>
-          <w:iCs/>
-          <w:i/>
-        </w:rPr>
-        <w:t xml:space="preserve"> </w:t>
-      </w:r>
-      <w:r>
-        <w:rPr>
-          <w:bCs/>
-          <w:b/>
-          <w:iCs/>
-          <w:i/>
+          <w:b/>
+          <w:bCs/>
+          <w:i/>
+          <w:iCs/>
+        </w:rPr>
+        <w:t xml:space="preserve"> </w:t>
+      </w:r>
+      <w:r>
+        <w:rPr>
+          <w:b/>
+          <w:bCs/>
+          <w:i/>
+          <w:iCs/>
         </w:rPr>
         <w:t xml:space="preserve">las pasiones</w:t>
       </w:r>
@@ -2024,8 +2024,8 @@
       </w:pPr>
       <w:r>
         <w:rPr>
-          <w:bCs/>
-          <w:b/>
+          <w:b/>
+          <w:bCs/>
         </w:rPr>
         <w:t xml:space="preserve">p.40 LA EPISTEMOLOGÍA DE LAS PASIONES</w:t>
       </w:r>
@@ -2036,15 +2036,15 @@
       </w:pPr>
       <w:r>
         <w:rPr>
-          <w:bCs/>
-          <w:b/>
+          <w:b/>
+          <w:bCs/>
         </w:rPr>
         <w:t xml:space="preserve">La sintaxis narrativa de superficie: Los instrumentos de una semiótica de las pasiones.</w:t>
       </w:r>
     </w:p>
     <w:p>
       <w:pPr>
-        <w:pStyle w:val="BodyText"/>
+        <w:pStyle w:val="BlockText"/>
       </w:pPr>
       <w:r>
         <w:t xml:space="preserve">De este modo se obtienen dos ejes modales: el de las modalizaciones</w:t>
@@ -2054,8 +2054,8 @@
       </w:r>
       <w:r>
         <w:rPr>
-          <w:iCs/>
-          <w:i/>
+          <w:i/>
+          <w:iCs/>
         </w:rPr>
         <w:t xml:space="preserve">exógenas</w:t>
       </w:r>
@@ -2067,8 +2067,8 @@
       </w:r>
       <w:r>
         <w:rPr>
-          <w:iCs/>
-          <w:i/>
+          <w:i/>
+          <w:iCs/>
         </w:rPr>
         <w:t xml:space="preserve">endógenas</w:t>
       </w:r>
@@ -2080,8 +2080,8 @@
       </w:r>
       <w:r>
         <w:rPr>
-          <w:iCs/>
-          <w:i/>
+          <w:i/>
+          <w:iCs/>
         </w:rPr>
         <w:t xml:space="preserve">virtualizantes</w:t>
       </w:r>
@@ -2093,8 +2093,8 @@
       </w:r>
       <w:r>
         <w:rPr>
-          <w:iCs/>
-          <w:i/>
+          <w:i/>
+          <w:iCs/>
         </w:rPr>
         <w:t xml:space="preserve">actualizantes</w:t>
       </w:r>
@@ -2103,15 +2103,15 @@
       </w:r>
       <w:r>
         <w:rPr>
-          <w:iCs/>
-          <w:i/>
+          <w:i/>
+          <w:iCs/>
         </w:rPr>
         <w:t xml:space="preserve">estabilizantes”</w:t>
       </w:r>
       <w:r>
         <w:rPr>
-          <w:iCs/>
-          <w:i/>
+          <w:i/>
+          <w:iCs/>
         </w:rPr>
         <w:t xml:space="preserve"> </w:t>
       </w:r>
@@ -2123,72 +2123,72 @@
       </w:r>
       <w:r>
         <w:rPr>
-          <w:iCs/>
-          <w:i/>
+          <w:i/>
+          <w:iCs/>
         </w:rPr>
         <w:t xml:space="preserve">“movilizantes” (poder vs querer).</w:t>
       </w:r>
     </w:p>
     <w:p>
       <w:pPr>
-        <w:pStyle w:val="BodyText"/>
-      </w:pPr>
-      <w:r>
-        <w:rPr>
-          <w:bCs/>
-          <w:b/>
+        <w:pStyle w:val="FirstParagraph"/>
+      </w:pPr>
+      <w:r>
+        <w:rPr>
+          <w:b/>
+          <w:bCs/>
         </w:rPr>
         <w:t xml:space="preserve">GREIMAS A. J. y J. FONTANILLE.(1994[1991]).</w:t>
       </w:r>
       <w:r>
         <w:rPr>
-          <w:bCs/>
-          <w:b/>
-        </w:rPr>
-        <w:t xml:space="preserve"> </w:t>
-      </w:r>
-      <w:r>
-        <w:rPr>
-          <w:bCs/>
-          <w:b/>
-          <w:iCs/>
-          <w:i/>
+          <w:b/>
+          <w:bCs/>
+        </w:rPr>
+        <w:t xml:space="preserve"> </w:t>
+      </w:r>
+      <w:r>
+        <w:rPr>
+          <w:b/>
+          <w:bCs/>
+          <w:i/>
+          <w:iCs/>
         </w:rPr>
         <w:t xml:space="preserve">Semiótica</w:t>
       </w:r>
       <w:r>
         <w:rPr>
-          <w:bCs/>
-          <w:b/>
-          <w:iCs/>
-          <w:i/>
-        </w:rPr>
-        <w:t xml:space="preserve"> </w:t>
-      </w:r>
-      <w:r>
-        <w:rPr>
-          <w:bCs/>
-          <w:b/>
-          <w:iCs/>
-          <w:i/>
+          <w:b/>
+          <w:bCs/>
+          <w:i/>
+          <w:iCs/>
+        </w:rPr>
+        <w:t xml:space="preserve"> </w:t>
+      </w:r>
+      <w:r>
+        <w:rPr>
+          <w:b/>
+          <w:bCs/>
+          <w:i/>
+          <w:iCs/>
         </w:rPr>
         <w:t xml:space="preserve">de</w:t>
       </w:r>
       <w:r>
         <w:rPr>
-          <w:bCs/>
-          <w:b/>
-          <w:iCs/>
-          <w:i/>
-        </w:rPr>
-        <w:t xml:space="preserve"> </w:t>
-      </w:r>
-      <w:r>
-        <w:rPr>
-          <w:bCs/>
-          <w:b/>
-          <w:iCs/>
-          <w:i/>
+          <w:b/>
+          <w:bCs/>
+          <w:i/>
+          <w:iCs/>
+        </w:rPr>
+        <w:t xml:space="preserve"> </w:t>
+      </w:r>
+      <w:r>
+        <w:rPr>
+          <w:b/>
+          <w:bCs/>
+          <w:i/>
+          <w:iCs/>
         </w:rPr>
         <w:t xml:space="preserve">las pasiones</w:t>
       </w:r>
@@ -2199,46 +2199,46 @@
       </w:pPr>
       <w:r>
         <w:rPr>
-          <w:bCs/>
-          <w:b/>
-          <w:iCs/>
-          <w:i/>
+          <w:b/>
+          <w:bCs/>
+          <w:i/>
+          <w:iCs/>
         </w:rPr>
         <w:t xml:space="preserve">p.41</w:t>
       </w:r>
       <w:r>
         <w:rPr>
-          <w:bCs/>
-          <w:b/>
-          <w:iCs/>
-          <w:i/>
-        </w:rPr>
-        <w:t xml:space="preserve"> </w:t>
-      </w:r>
-      <w:r>
-        <w:rPr>
-          <w:bCs/>
-          <w:b/>
-          <w:iCs/>
-          <w:i/>
+          <w:b/>
+          <w:bCs/>
+          <w:i/>
+          <w:iCs/>
+        </w:rPr>
+        <w:t xml:space="preserve"> </w:t>
+      </w:r>
+      <w:r>
+        <w:rPr>
+          <w:b/>
+          <w:bCs/>
+          <w:i/>
+          <w:iCs/>
         </w:rPr>
         <w:t xml:space="preserve">LA</w:t>
       </w:r>
       <w:r>
         <w:rPr>
-          <w:bCs/>
-          <w:b/>
-          <w:iCs/>
-          <w:i/>
-        </w:rPr>
-        <w:t xml:space="preserve"> </w:t>
-      </w:r>
-      <w:r>
-        <w:rPr>
-          <w:bCs/>
-          <w:b/>
-          <w:iCs/>
-          <w:i/>
+          <w:b/>
+          <w:bCs/>
+          <w:i/>
+          <w:iCs/>
+        </w:rPr>
+        <w:t xml:space="preserve"> </w:t>
+      </w:r>
+      <w:r>
+        <w:rPr>
+          <w:b/>
+          <w:bCs/>
+          <w:i/>
+          <w:iCs/>
         </w:rPr>
         <w:t xml:space="preserve">EPISTEMOLOGÍA DE LAS PASIONES</w:t>
       </w:r>
@@ -2249,15 +2249,15 @@
       </w:pPr>
       <w:r>
         <w:rPr>
-          <w:bCs/>
-          <w:b/>
+          <w:b/>
+          <w:bCs/>
         </w:rPr>
         <w:t xml:space="preserve">La sintaxis narrativa de superficie: Los instrumentos de una semiótica de las pasiones.</w:t>
       </w:r>
       <w:r>
         <w:rPr>
-          <w:bCs/>
-          <w:b/>
+          <w:b/>
+          <w:bCs/>
         </w:rPr>
         <w:t xml:space="preserve"> </w:t>
       </w:r>
@@ -2267,7 +2267,7 @@
     </w:p>
     <w:p>
       <w:pPr>
-        <w:pStyle w:val="BodyText"/>
+        <w:pStyle w:val="BlockText"/>
       </w:pPr>
       <w:r>
         <w:t xml:space="preserve">En las formulaciones anteriores, los diferentes términos y las diferentes relaciones reveladas en el seno de la categoría modal se refieren esencialmente al sujeto y no al objeto o a la junción; esto no significa que la modalización no ataña al objeto y a la junción. Más bien es todo lo contrario, ya que en el momento en que la categoría se discretiza, los sujetos y los objetos sintácticos de la junción aún no han sido construidos. El único verdadero sujeto del que disponemos hasta entonces es el sujeto operador (el del discernimiento); pero el único “objeto” que le puede ser atribuido es aquel que él se da por medio del discernimiento; es decir, un conjunto de relaciones en el seno de una categoría –el cuadrado semiótico como objeto cognoscitivo formal-. Por lo demás, nos hemos enfrentado únicamente a “cuasisujetos” y a “sobras de valor”. Tradicionalmente, el sujeto y el objeto son considerados como indefinibles, como los términos finales de la relación predicativa, concebida como “orientación” o “mira”. ..la “mira” ha sido definida aquí como un “efecto”, producto del carácter unilateral y tensivo de la orientación y que, a ese respecto, el sujeto y el objeto pueden ser considerados, en el espacio de la foria, como efectos de segundo grado (efecto origen y efecto fin). El sujeto operador, constituido como tal mediante un discernimiento, evacua las modulaciones susceptibles de delinear las sombras de valor (las valencias) y las reemplaza por las estructuras elementales de la significación.</w:t>
@@ -2275,12 +2275,12 @@
     </w:p>
     <w:p>
       <w:pPr>
-        <w:pStyle w:val="BodyText"/>
-      </w:pPr>
-      <w:r>
-        <w:rPr>
-          <w:bCs/>
-          <w:b/>
+        <w:pStyle w:val="FirstParagraph"/>
+      </w:pPr>
+      <w:r>
+        <w:rPr>
+          <w:b/>
+          <w:bCs/>
         </w:rPr>
         <w:t xml:space="preserve">GREIMAS A. J. y J. FONTANILLE</w:t>
       </w:r>
@@ -2292,8 +2292,8 @@
       </w:r>
       <w:r>
         <w:rPr>
-          <w:iCs/>
-          <w:i/>
+          <w:i/>
+          <w:iCs/>
         </w:rPr>
         <w:t xml:space="preserve">Semiótica de las pasiones</w:t>
       </w:r>
@@ -2310,8 +2310,8 @@
       </w:r>
       <w:r>
         <w:rPr>
-          <w:bCs/>
-          <w:b/>
+          <w:b/>
+          <w:bCs/>
         </w:rPr>
         <w:t xml:space="preserve">LA EPISTEMOLOGÍA DE LAS PASIONES</w:t>
       </w:r>
@@ -2356,8 +2356,8 @@
       </w:pPr>
       <w:r>
         <w:rPr>
-          <w:bCs/>
-          <w:b/>
+          <w:b/>
+          <w:bCs/>
         </w:rPr>
         <w:t xml:space="preserve">GREIMAS A. J. y J. FONTANILLE</w:t>
       </w:r>
@@ -2369,8 +2369,8 @@
       </w:r>
       <w:r>
         <w:rPr>
-          <w:iCs/>
-          <w:i/>
+          <w:i/>
+          <w:iCs/>
         </w:rPr>
         <w:t xml:space="preserve">Semiótica de las pasiones</w:t>
       </w:r>
@@ -2387,8 +2387,8 @@
       </w:r>
       <w:r>
         <w:rPr>
-          <w:bCs/>
-          <w:b/>
+          <w:b/>
+          <w:bCs/>
         </w:rPr>
         <w:t xml:space="preserve">LA EPISTEMOLOGÍA DE LAS PASIONES Las estructuras actanciales</w:t>
       </w:r>
@@ -2403,7 +2403,7 @@
     </w:p>
     <w:p>
       <w:pPr>
-        <w:pStyle w:val="BodyText"/>
+        <w:pStyle w:val="BlockText"/>
       </w:pPr>
       <w:r>
         <w:t xml:space="preserve">El vertimiento semántico reconocido como conforme a la valencia recibe entonces recursivamente las “atracciones/repulsiones” propias de la foria, las que, polarizadas esta vez, constituyen una axiología….</w:t>
@@ -2411,7 +2411,7 @@
     </w:p>
     <w:p>
       <w:pPr>
-        <w:pStyle w:val="BodyText"/>
+        <w:pStyle w:val="BlockText"/>
       </w:pPr>
       <w:r>
         <w:t xml:space="preserve">De este modo es posible engendrar modelos actanciales que sirven para escenificar las</w:t>
@@ -2421,15 +2421,15 @@
       </w:r>
       <w:r>
         <w:rPr>
-          <w:iCs/>
-          <w:i/>
+          <w:i/>
+          <w:iCs/>
         </w:rPr>
         <w:t xml:space="preserve">estructuras plolémico-contractuales.</w:t>
       </w:r>
       <w:r>
         <w:rPr>
-          <w:iCs/>
-          <w:i/>
+          <w:i/>
+          <w:iCs/>
         </w:rPr>
         <w:t xml:space="preserve"> </w:t>
       </w:r>
@@ -2439,12 +2439,12 @@
     </w:p>
     <w:p>
       <w:pPr>
-        <w:pStyle w:val="BodyText"/>
-      </w:pPr>
-      <w:r>
-        <w:rPr>
-          <w:bCs/>
-          <w:b/>
+        <w:pStyle w:val="FirstParagraph"/>
+      </w:pPr>
+      <w:r>
+        <w:rPr>
+          <w:b/>
+          <w:bCs/>
         </w:rPr>
         <w:t xml:space="preserve">GREIMAS A. J. y J. FONTANILLE</w:t>
       </w:r>
@@ -2456,8 +2456,8 @@
       </w:r>
       <w:r>
         <w:rPr>
-          <w:iCs/>
-          <w:i/>
+          <w:i/>
+          <w:iCs/>
         </w:rPr>
         <w:t xml:space="preserve">Semiótica de las pasiones</w:t>
       </w:r>
@@ -2474,8 +2474,8 @@
       </w:r>
       <w:r>
         <w:rPr>
-          <w:bCs/>
-          <w:b/>
+          <w:b/>
+          <w:bCs/>
         </w:rPr>
         <w:t xml:space="preserve">LA EPISTEMOLOGÍA DE LAS PASIONES</w:t>
       </w:r>
@@ -2486,15 +2486,15 @@
       </w:pPr>
       <w:r>
         <w:rPr>
-          <w:bCs/>
-          <w:b/>
+          <w:b/>
+          <w:bCs/>
         </w:rPr>
         <w:t xml:space="preserve">Las estructuras actanciales</w:t>
       </w:r>
     </w:p>
     <w:p>
       <w:pPr>
-        <w:pStyle w:val="BodyText"/>
+        <w:pStyle w:val="BlockText"/>
       </w:pPr>
       <w:r>
         <w:t xml:space="preserve">Para explicar las relaciones polémicas, sería conveniente una modulación del devenir que afectara la fiducia, en especial si se admite que la escisión de la “uno” puede engendrar tanto la pareja “sujeto/antisujeto” como una pareja de “intersujetos” en las que el juego de las atracciones/repulsiones prefiguraría las estructuras polémico-contractuales. Esta hipótesis es interesante en más de un sentido. En primer lugar, esclarece un fenómeno frecuentemente pero rara vez explicado que s refiere a la transformación de los objetos en sujetos: el objeto se transforma en sujeto porque resiste, se sustrae, rechaza al sujeto de la búsqueda, mediante una proyección sobre el objeto de los “obstáculos” que el sujeto encuentra: el antisujeto de algún modo reside en la figura-objeto, especialmente para un sujeto apasionado….</w:t>
@@ -2502,7 +2502,7 @@
     </w:p>
     <w:p>
       <w:pPr>
-        <w:pStyle w:val="BodyText"/>
+        <w:pStyle w:val="BlockText"/>
       </w:pPr>
       <w:r>
         <w:t xml:space="preserve">La cohabitación de las estructuras contractuales y de las estructuras polémicas es constante y a veces determinante, entre otras partes, en el universo pasional</w:t>
@@ -2510,71 +2510,71 @@
     </w:p>
     <w:p>
       <w:pPr>
-        <w:pStyle w:val="BodyText"/>
-      </w:pPr>
-      <w:r>
-        <w:rPr>
-          <w:bCs/>
-          <w:b/>
+        <w:pStyle w:val="BlockText"/>
+      </w:pPr>
+      <w:r>
+        <w:rPr>
+          <w:b/>
+          <w:bCs/>
         </w:rPr>
         <w:t xml:space="preserve">GREIMAS A. J. y J. FONTANILLE.(1994[1991]).</w:t>
       </w:r>
       <w:r>
         <w:rPr>
-          <w:bCs/>
-          <w:b/>
-        </w:rPr>
-        <w:t xml:space="preserve"> </w:t>
-      </w:r>
-      <w:r>
-        <w:rPr>
-          <w:bCs/>
-          <w:b/>
-          <w:iCs/>
-          <w:i/>
+          <w:b/>
+          <w:bCs/>
+        </w:rPr>
+        <w:t xml:space="preserve"> </w:t>
+      </w:r>
+      <w:r>
+        <w:rPr>
+          <w:b/>
+          <w:bCs/>
+          <w:i/>
+          <w:iCs/>
         </w:rPr>
         <w:t xml:space="preserve">Semiótica</w:t>
       </w:r>
       <w:r>
         <w:rPr>
-          <w:bCs/>
-          <w:b/>
-          <w:iCs/>
-          <w:i/>
-        </w:rPr>
-        <w:t xml:space="preserve"> </w:t>
-      </w:r>
-      <w:r>
-        <w:rPr>
-          <w:bCs/>
-          <w:b/>
-          <w:iCs/>
-          <w:i/>
+          <w:b/>
+          <w:bCs/>
+          <w:i/>
+          <w:iCs/>
+        </w:rPr>
+        <w:t xml:space="preserve"> </w:t>
+      </w:r>
+      <w:r>
+        <w:rPr>
+          <w:b/>
+          <w:bCs/>
+          <w:i/>
+          <w:iCs/>
         </w:rPr>
         <w:t xml:space="preserve">de</w:t>
       </w:r>
       <w:r>
         <w:rPr>
-          <w:bCs/>
-          <w:b/>
-          <w:iCs/>
-          <w:i/>
-        </w:rPr>
-        <w:t xml:space="preserve"> </w:t>
-      </w:r>
-      <w:r>
-        <w:rPr>
-          <w:bCs/>
-          <w:b/>
-          <w:iCs/>
-          <w:i/>
+          <w:b/>
+          <w:bCs/>
+          <w:i/>
+          <w:iCs/>
+        </w:rPr>
+        <w:t xml:space="preserve"> </w:t>
+      </w:r>
+      <w:r>
+        <w:rPr>
+          <w:b/>
+          <w:bCs/>
+          <w:i/>
+          <w:iCs/>
         </w:rPr>
         <w:t xml:space="preserve">las pasiones</w:t>
       </w:r>
     </w:p>
     <w:p>
       <w:pPr>
-        <w:pStyle w:val="BodyText"/>
+        <w:pStyle w:val="BlockText"/>
       </w:pPr>
       <w:r>
         <w:t xml:space="preserve">p.48 LA EPISTEMOLOGÍA ED LAS PASIONES</w:t>
@@ -2582,12 +2582,12 @@
     </w:p>
     <w:p>
       <w:pPr>
-        <w:pStyle w:val="BodyText"/>
-      </w:pPr>
-      <w:r>
-        <w:rPr>
-          <w:bCs/>
-          <w:b/>
+        <w:pStyle w:val="FirstParagraph"/>
+      </w:pPr>
+      <w:r>
+        <w:rPr>
+          <w:b/>
+          <w:bCs/>
         </w:rPr>
         <w:t xml:space="preserve">La pasión y el hacer</w:t>
       </w:r>
@@ -2604,15 +2604,15 @@
       </w:r>
       <w:r>
         <w:rPr>
-          <w:iCs/>
-          <w:i/>
+          <w:i/>
+          <w:iCs/>
         </w:rPr>
         <w:t xml:space="preserve">acto,</w:t>
       </w:r>
       <w:r>
         <w:rPr>
-          <w:iCs/>
-          <w:i/>
+          <w:i/>
+          <w:iCs/>
         </w:rPr>
         <w:t xml:space="preserve"> </w:t>
       </w:r>
@@ -2624,8 +2624,8 @@
       </w:r>
       <w:r>
         <w:rPr>
-          <w:iCs/>
-          <w:i/>
+          <w:i/>
+          <w:iCs/>
         </w:rPr>
         <w:t xml:space="preserve">programas narrativos</w:t>
       </w:r>
@@ -2635,71 +2635,71 @@
     </w:p>
     <w:p>
       <w:pPr>
-        <w:pStyle w:val="BodyText"/>
-      </w:pPr>
-      <w:r>
-        <w:rPr>
-          <w:bCs/>
-          <w:b/>
+        <w:pStyle w:val="BlockText"/>
+      </w:pPr>
+      <w:r>
+        <w:rPr>
+          <w:b/>
+          <w:bCs/>
         </w:rPr>
         <w:t xml:space="preserve">GREIMAS A. J. y J. FONTANILLE.(1994[1991]).</w:t>
       </w:r>
       <w:r>
         <w:rPr>
-          <w:bCs/>
-          <w:b/>
-        </w:rPr>
-        <w:t xml:space="preserve"> </w:t>
-      </w:r>
-      <w:r>
-        <w:rPr>
-          <w:bCs/>
-          <w:b/>
-          <w:iCs/>
-          <w:i/>
+          <w:b/>
+          <w:bCs/>
+        </w:rPr>
+        <w:t xml:space="preserve"> </w:t>
+      </w:r>
+      <w:r>
+        <w:rPr>
+          <w:b/>
+          <w:bCs/>
+          <w:i/>
+          <w:iCs/>
         </w:rPr>
         <w:t xml:space="preserve">Semiótica</w:t>
       </w:r>
       <w:r>
         <w:rPr>
-          <w:bCs/>
-          <w:b/>
-          <w:iCs/>
-          <w:i/>
-        </w:rPr>
-        <w:t xml:space="preserve"> </w:t>
-      </w:r>
-      <w:r>
-        <w:rPr>
-          <w:bCs/>
-          <w:b/>
-          <w:iCs/>
-          <w:i/>
+          <w:b/>
+          <w:bCs/>
+          <w:i/>
+          <w:iCs/>
+        </w:rPr>
+        <w:t xml:space="preserve"> </w:t>
+      </w:r>
+      <w:r>
+        <w:rPr>
+          <w:b/>
+          <w:bCs/>
+          <w:i/>
+          <w:iCs/>
         </w:rPr>
         <w:t xml:space="preserve">de</w:t>
       </w:r>
       <w:r>
         <w:rPr>
-          <w:bCs/>
-          <w:b/>
-          <w:iCs/>
-          <w:i/>
-        </w:rPr>
-        <w:t xml:space="preserve"> </w:t>
-      </w:r>
-      <w:r>
-        <w:rPr>
-          <w:bCs/>
-          <w:b/>
-          <w:iCs/>
-          <w:i/>
+          <w:b/>
+          <w:bCs/>
+          <w:i/>
+          <w:iCs/>
+        </w:rPr>
+        <w:t xml:space="preserve"> </w:t>
+      </w:r>
+      <w:r>
+        <w:rPr>
+          <w:b/>
+          <w:bCs/>
+          <w:i/>
+          <w:iCs/>
         </w:rPr>
         <w:t xml:space="preserve">las pasiones</w:t>
       </w:r>
     </w:p>
     <w:p>
       <w:pPr>
-        <w:pStyle w:val="BodyText"/>
+        <w:pStyle w:val="BlockText"/>
       </w:pPr>
       <w:r>
         <w:t xml:space="preserve">p.48 LA EPISTEMOLOGÍA DE LAS PASIONES</w:t>
@@ -2717,89 +2717,89 @@
     </w:p>
     <w:p>
       <w:pPr>
+        <w:pStyle w:val="BlockText"/>
+      </w:pPr>
+      <w:r>
+        <w:t xml:space="preserve">Regresando a las modalizaciones propiamente dichas y a los sujetos de estado susceptibles de ser afectados por la pasión, se distinguirán dos clases de ellas…Esta distinción ya ha sido identificada hace tiempo merced a la oposición terminológica entre</w:t>
+      </w:r>
+      <w:r>
+        <w:t xml:space="preserve"> </w:t>
+      </w:r>
+      <w:r>
+        <w:rPr>
+          <w:i/>
+          <w:iCs/>
+        </w:rPr>
+        <w:t xml:space="preserve">competencia modal y existencia modal</w:t>
+      </w:r>
+      <w:r>
+        <w:t xml:space="preserve">. Está claro, por ejemplo, que el sujeto de la “envidia” es un puro sujeto de estado que no se transforma en sujeto modal más que por medio del</w:t>
+      </w:r>
+      <w:r>
+        <w:t xml:space="preserve"> </w:t>
+      </w:r>
+      <w:r>
+        <w:rPr>
+          <w:i/>
+          <w:iCs/>
+        </w:rPr>
+        <w:t xml:space="preserve">querer-estar-ser</w:t>
+      </w:r>
+      <w:r>
+        <w:t xml:space="preserve">…En cambio, la descripción de la “emulación” no puede prescindir de alguna presentación del hacer y de las modalidades necesarias para llevarlo a cabo…En efecto, la “emulación” instala un</w:t>
+      </w:r>
+      <w:r>
+        <w:t xml:space="preserve"> </w:t>
+      </w:r>
+      <w:r>
+        <w:rPr>
+          <w:i/>
+          <w:iCs/>
+        </w:rPr>
+        <w:t xml:space="preserve">querer-hacer-“igual o mejor que el otro</w:t>
+      </w:r>
+      <w:r>
+        <w:t xml:space="preserve">”; pero este</w:t>
+      </w:r>
+      <w:r>
+        <w:t xml:space="preserve"> </w:t>
+      </w:r>
+      <w:r>
+        <w:rPr>
+          <w:i/>
+          <w:iCs/>
+        </w:rPr>
+        <w:t xml:space="preserve">querer- hacer</w:t>
+      </w:r>
+      <w:r>
+        <w:rPr>
+          <w:i/>
+          <w:iCs/>
+        </w:rPr>
+        <w:t xml:space="preserve"> </w:t>
+      </w:r>
+      <w:r>
+        <w:t xml:space="preserve">proviene de un</w:t>
+      </w:r>
+      <w:r>
+        <w:t xml:space="preserve"> </w:t>
+      </w:r>
+      <w:r>
+        <w:rPr>
+          <w:i/>
+          <w:iCs/>
+        </w:rPr>
+        <w:t xml:space="preserve">querer-ser</w:t>
+      </w:r>
+      <w:r>
+        <w:t xml:space="preserve">- “aquel o como aquel que hace”, es decir, proviene de una identificación con cierto estado modal ajeno, en otros términos, la emulación no tiene como finalidad la reproducción de un programa del otro, sino la reproducción de la “imagen” modal que proporciona el otro al cumplir con su programa, …de este modo, un “estado de cosas” se convierte en un “estado de ánimo”, la imagen modal de la que sí misma apunta el sujeto de la emulación…. La pasión atañe, pues,</w:t>
+      </w:r>
+    </w:p>
+    <w:p>
+      <w:pPr>
         <w:pStyle w:val="FirstParagraph"/>
       </w:pPr>
       <w:r>
-        <w:t xml:space="preserve">Regresando a las modalizaciones propiamente dichas y a los sujetos de estado susceptibles de ser afectados por la pasión, se distinguirán dos clases de ellas…Esta distinción ya ha sido identificada hace tiempo merced a la oposición terminológica entre</w:t>
-      </w:r>
-      <w:r>
-        <w:t xml:space="preserve"> </w:t>
-      </w:r>
-      <w:r>
-        <w:rPr>
-          <w:iCs/>
-          <w:i/>
-        </w:rPr>
-        <w:t xml:space="preserve">competencia modal y existencia modal</w:t>
-      </w:r>
-      <w:r>
-        <w:t xml:space="preserve">. Está claro, por ejemplo, que el sujeto de la “envidia” es un puro sujeto de estado que no se transforma en sujeto modal más que por medio del</w:t>
-      </w:r>
-      <w:r>
-        <w:t xml:space="preserve"> </w:t>
-      </w:r>
-      <w:r>
-        <w:rPr>
-          <w:iCs/>
-          <w:i/>
-        </w:rPr>
-        <w:t xml:space="preserve">querer-estar-ser</w:t>
-      </w:r>
-      <w:r>
-        <w:t xml:space="preserve">…En cambio, la descripción de la “emulación” no puede prescindir de alguna presentación del hacer y de las modalidades necesarias para llevarlo a cabo…En efecto, la “emulación” instala un</w:t>
-      </w:r>
-      <w:r>
-        <w:t xml:space="preserve"> </w:t>
-      </w:r>
-      <w:r>
-        <w:rPr>
-          <w:iCs/>
-          <w:i/>
-        </w:rPr>
-        <w:t xml:space="preserve">querer-hacer-“igual o mejor que el otro</w:t>
-      </w:r>
-      <w:r>
-        <w:t xml:space="preserve">”; pero este</w:t>
-      </w:r>
-      <w:r>
-        <w:t xml:space="preserve"> </w:t>
-      </w:r>
-      <w:r>
-        <w:rPr>
-          <w:iCs/>
-          <w:i/>
-        </w:rPr>
-        <w:t xml:space="preserve">querer- hacer</w:t>
-      </w:r>
-      <w:r>
-        <w:rPr>
-          <w:iCs/>
-          <w:i/>
-        </w:rPr>
-        <w:t xml:space="preserve"> </w:t>
-      </w:r>
-      <w:r>
-        <w:t xml:space="preserve">proviene de un</w:t>
-      </w:r>
-      <w:r>
-        <w:t xml:space="preserve"> </w:t>
-      </w:r>
-      <w:r>
-        <w:rPr>
-          <w:iCs/>
-          <w:i/>
-        </w:rPr>
-        <w:t xml:space="preserve">querer-ser</w:t>
-      </w:r>
-      <w:r>
-        <w:t xml:space="preserve">- “aquel o como aquel que hace”, es decir, proviene de una identificación con cierto estado modal ajeno, en otros términos, la emulación no tiene como finalidad la reproducción de un programa del otro, sino la reproducción de la “imagen” modal que proporciona el otro al cumplir con su programa, …de este modo, un “estado de cosas” se convierte en un “estado de ánimo”, la imagen modal de la que sí misma apunta el sujeto de la emulación…. La pasión atañe, pues,</w:t>
-      </w:r>
-    </w:p>
-    <w:p>
-      <w:pPr>
-        <w:pStyle w:val="BodyText"/>
-      </w:pPr>
-      <w:r>
         <w:t xml:space="preserve">…a</w:t>
       </w:r>
       <w:r>
@@ -2825,141 +2825,141 @@
       </w:r>
       <w:r>
         <w:rPr>
-          <w:iCs/>
-          <w:i/>
+          <w:i/>
+          <w:iCs/>
         </w:rPr>
         <w:t xml:space="preserve">sujeto</w:t>
       </w:r>
       <w:r>
         <w:rPr>
-          <w:iCs/>
-          <w:i/>
-        </w:rPr>
-        <w:t xml:space="preserve"> </w:t>
-      </w:r>
-      <w:r>
-        <w:rPr>
-          <w:iCs/>
-          <w:i/>
-        </w:rPr>
-        <w:t xml:space="preserve"> </w:t>
-      </w:r>
-      <w:r>
-        <w:rPr>
-          <w:iCs/>
-          <w:i/>
-        </w:rPr>
-        <w:t xml:space="preserve"> </w:t>
-      </w:r>
-      <w:r>
-        <w:rPr>
-          <w:iCs/>
-          <w:i/>
-        </w:rPr>
-        <w:t xml:space="preserve"> </w:t>
-      </w:r>
-      <w:r>
-        <w:rPr>
-          <w:iCs/>
-          <w:i/>
+          <w:i/>
+          <w:iCs/>
+        </w:rPr>
+        <w:t xml:space="preserve"> </w:t>
+      </w:r>
+      <w:r>
+        <w:rPr>
+          <w:i/>
+          <w:iCs/>
+        </w:rPr>
+        <w:t xml:space="preserve"> </w:t>
+      </w:r>
+      <w:r>
+        <w:rPr>
+          <w:i/>
+          <w:iCs/>
+        </w:rPr>
+        <w:t xml:space="preserve"> </w:t>
+      </w:r>
+      <w:r>
+        <w:rPr>
+          <w:i/>
+          <w:iCs/>
+        </w:rPr>
+        <w:t xml:space="preserve"> </w:t>
+      </w:r>
+      <w:r>
+        <w:rPr>
+          <w:i/>
+          <w:iCs/>
         </w:rPr>
         <w:t xml:space="preserve">de</w:t>
       </w:r>
       <w:r>
         <w:rPr>
-          <w:iCs/>
-          <w:i/>
-        </w:rPr>
-        <w:t xml:space="preserve"> </w:t>
-      </w:r>
-      <w:r>
-        <w:rPr>
-          <w:iCs/>
-          <w:i/>
-        </w:rPr>
-        <w:t xml:space="preserve"> </w:t>
-      </w:r>
-      <w:r>
-        <w:rPr>
-          <w:iCs/>
-          <w:i/>
-        </w:rPr>
-        <w:t xml:space="preserve"> </w:t>
-      </w:r>
-      <w:r>
-        <w:rPr>
-          <w:iCs/>
-          <w:i/>
-        </w:rPr>
-        <w:t xml:space="preserve"> </w:t>
-      </w:r>
-      <w:r>
-        <w:rPr>
-          <w:iCs/>
-          <w:i/>
+          <w:i/>
+          <w:iCs/>
+        </w:rPr>
+        <w:t xml:space="preserve"> </w:t>
+      </w:r>
+      <w:r>
+        <w:rPr>
+          <w:i/>
+          <w:iCs/>
+        </w:rPr>
+        <w:t xml:space="preserve"> </w:t>
+      </w:r>
+      <w:r>
+        <w:rPr>
+          <w:i/>
+          <w:iCs/>
+        </w:rPr>
+        <w:t xml:space="preserve"> </w:t>
+      </w:r>
+      <w:r>
+        <w:rPr>
+          <w:i/>
+          <w:iCs/>
+        </w:rPr>
+        <w:t xml:space="preserve"> </w:t>
+      </w:r>
+      <w:r>
+        <w:rPr>
+          <w:i/>
+          <w:iCs/>
         </w:rPr>
         <w:t xml:space="preserve">segundo</w:t>
       </w:r>
       <w:r>
         <w:rPr>
-          <w:iCs/>
-          <w:i/>
-        </w:rPr>
-        <w:t xml:space="preserve"> </w:t>
-      </w:r>
-      <w:r>
-        <w:rPr>
-          <w:iCs/>
-          <w:i/>
-        </w:rPr>
-        <w:t xml:space="preserve"> </w:t>
-      </w:r>
-      <w:r>
-        <w:rPr>
-          <w:iCs/>
-          <w:i/>
-        </w:rPr>
-        <w:t xml:space="preserve"> </w:t>
-      </w:r>
-      <w:r>
-        <w:rPr>
-          <w:iCs/>
-          <w:i/>
-        </w:rPr>
-        <w:t xml:space="preserve"> </w:t>
-      </w:r>
-      <w:r>
-        <w:rPr>
-          <w:iCs/>
-          <w:i/>
+          <w:i/>
+          <w:iCs/>
+        </w:rPr>
+        <w:t xml:space="preserve"> </w:t>
+      </w:r>
+      <w:r>
+        <w:rPr>
+          <w:i/>
+          <w:iCs/>
+        </w:rPr>
+        <w:t xml:space="preserve"> </w:t>
+      </w:r>
+      <w:r>
+        <w:rPr>
+          <w:i/>
+          <w:iCs/>
+        </w:rPr>
+        <w:t xml:space="preserve"> </w:t>
+      </w:r>
+      <w:r>
+        <w:rPr>
+          <w:i/>
+          <w:iCs/>
+        </w:rPr>
+        <w:t xml:space="preserve"> </w:t>
+      </w:r>
+      <w:r>
+        <w:rPr>
+          <w:i/>
+          <w:iCs/>
         </w:rPr>
         <w:t xml:space="preserve">rango,</w:t>
       </w:r>
       <w:r>
         <w:rPr>
-          <w:iCs/>
-          <w:i/>
-        </w:rPr>
-        <w:t xml:space="preserve"> </w:t>
-      </w:r>
-      <w:r>
-        <w:rPr>
-          <w:iCs/>
-          <w:i/>
-        </w:rPr>
-        <w:t xml:space="preserve"> </w:t>
-      </w:r>
-      <w:r>
-        <w:rPr>
-          <w:iCs/>
-          <w:i/>
-        </w:rPr>
-        <w:t xml:space="preserve"> </w:t>
-      </w:r>
-      <w:r>
-        <w:rPr>
-          <w:iCs/>
-          <w:i/>
+          <w:i/>
+          <w:iCs/>
+        </w:rPr>
+        <w:t xml:space="preserve"> </w:t>
+      </w:r>
+      <w:r>
+        <w:rPr>
+          <w:i/>
+          <w:iCs/>
+        </w:rPr>
+        <w:t xml:space="preserve"> </w:t>
+      </w:r>
+      <w:r>
+        <w:rPr>
+          <w:i/>
+          <w:iCs/>
+        </w:rPr>
+        <w:t xml:space="preserve"> </w:t>
+      </w:r>
+      <w:r>
+        <w:rPr>
+          <w:i/>
+          <w:iCs/>
         </w:rPr>
         <w:t xml:space="preserve"> </w:t>
       </w:r>
@@ -3045,8 +3045,8 @@
       </w:pPr>
       <w:r>
         <w:rPr>
-          <w:bCs/>
-          <w:b/>
+          <w:b/>
+          <w:bCs/>
         </w:rPr>
         <w:t xml:space="preserve">GREIMAS A. J. y J. FONTANILLE</w:t>
       </w:r>
@@ -3058,8 +3058,8 @@
       </w:r>
       <w:r>
         <w:rPr>
-          <w:iCs/>
-          <w:i/>
+          <w:i/>
+          <w:iCs/>
         </w:rPr>
         <w:t xml:space="preserve">Semiótica de las pasiones</w:t>
       </w:r>
@@ -3076,8 +3076,8 @@
       </w:r>
       <w:r>
         <w:rPr>
-          <w:bCs/>
-          <w:b/>
+          <w:b/>
+          <w:bCs/>
         </w:rPr>
         <w:t xml:space="preserve">LA EPISTEMOLOGÍA DE LAS PASIONES</w:t>
       </w:r>
@@ -3094,77 +3094,77 @@
     </w:p>
     <w:p>
       <w:pPr>
+        <w:pStyle w:val="BlockText"/>
+      </w:pPr>
+      <w:r>
+        <w:t xml:space="preserve">Por otro lado, en semiótica narrativa se reconoce una serie repertoriada de roles del sujeto que caracterizan a los diferentes</w:t>
+      </w:r>
+      <w:r>
+        <w:t xml:space="preserve"> </w:t>
+      </w:r>
+      <w:r>
+        <w:rPr>
+          <w:i/>
+          <w:iCs/>
+        </w:rPr>
+        <w:t xml:space="preserve">modos de existencia del actante narrativo</w:t>
+      </w:r>
+      <w:r>
+        <w:rPr>
+          <w:i/>
+          <w:iCs/>
+        </w:rPr>
+        <w:t xml:space="preserve"> </w:t>
+      </w:r>
+      <w:r>
+        <w:t xml:space="preserve">en el transcurso de las transformaciones…Esta serie se limita a tres roles…</w:t>
+      </w:r>
+    </w:p>
+    <w:p>
+      <w:pPr>
+        <w:pStyle w:val="BlockText"/>
+      </w:pPr>
+      <w:r>
+        <w:t xml:space="preserve">sujeto virtualizado (no conjunto)</w:t>
+      </w:r>
+    </w:p>
+    <w:p>
+      <w:pPr>
+        <w:pStyle w:val="BlockText"/>
+      </w:pPr>
+      <w:r>
+        <w:t xml:space="preserve"></w:t>
+      </w:r>
+    </w:p>
+    <w:p>
+      <w:pPr>
+        <w:pStyle w:val="BlockText"/>
+      </w:pPr>
+      <w:r>
+        <w:t xml:space="preserve">sujeto actualizado(disjunto)</w:t>
+      </w:r>
+    </w:p>
+    <w:p>
+      <w:pPr>
+        <w:pStyle w:val="BlockText"/>
+      </w:pPr>
+      <w:r>
+        <w:t xml:space="preserve"></w:t>
+      </w:r>
+    </w:p>
+    <w:p>
+      <w:pPr>
+        <w:pStyle w:val="BlockText"/>
+      </w:pPr>
+      <w:r>
+        <w:t xml:space="preserve">sujeto realizado (conjunto)</w:t>
+      </w:r>
+    </w:p>
+    <w:p>
+      <w:pPr>
         <w:pStyle w:val="FirstParagraph"/>
       </w:pPr>
       <w:r>
-        <w:t xml:space="preserve">Por otro lado, en semiótica narrativa se reconoce una serie repertoriada de roles del sujeto que caracterizan a los diferentes</w:t>
-      </w:r>
-      <w:r>
-        <w:t xml:space="preserve"> </w:t>
-      </w:r>
-      <w:r>
-        <w:rPr>
-          <w:iCs/>
-          <w:i/>
-        </w:rPr>
-        <w:t xml:space="preserve">modos de existencia del actante narrativo</w:t>
-      </w:r>
-      <w:r>
-        <w:rPr>
-          <w:iCs/>
-          <w:i/>
-        </w:rPr>
-        <w:t xml:space="preserve"> </w:t>
-      </w:r>
-      <w:r>
-        <w:t xml:space="preserve">en el transcurso de las transformaciones…Esta serie se limita a tres roles…</w:t>
-      </w:r>
-    </w:p>
-    <w:p>
-      <w:pPr>
-        <w:pStyle w:val="BodyText"/>
-      </w:pPr>
-      <w:r>
-        <w:t xml:space="preserve">sujeto virtualizado (no conjunto)</w:t>
-      </w:r>
-    </w:p>
-    <w:p>
-      <w:pPr>
-        <w:pStyle w:val="BodyText"/>
-      </w:pPr>
-      <w:r>
-        <w:t xml:space="preserve"></w:t>
-      </w:r>
-    </w:p>
-    <w:p>
-      <w:pPr>
-        <w:pStyle w:val="BodyText"/>
-      </w:pPr>
-      <w:r>
-        <w:t xml:space="preserve">sujeto actualizado(disjunto)</w:t>
-      </w:r>
-    </w:p>
-    <w:p>
-      <w:pPr>
-        <w:pStyle w:val="BodyText"/>
-      </w:pPr>
-      <w:r>
-        <w:t xml:space="preserve"></w:t>
-      </w:r>
-    </w:p>
-    <w:p>
-      <w:pPr>
-        <w:pStyle w:val="BodyText"/>
-      </w:pPr>
-      <w:r>
-        <w:t xml:space="preserve">sujeto realizado (conjunto)</w:t>
-      </w:r>
-    </w:p>
-    <w:p>
-      <w:pPr>
-        <w:pStyle w:val="BodyText"/>
-      </w:pPr>
-      <w:r>
         <w:t xml:space="preserve">Sin embargo…se reconoce la existencia de una cuarta posición…se puede denominar a ese rol “sujeto potenciado”…sujeto tensivo que aparece en el espacio de la foria….tomaría su lugar al inicio del recorrido, antes que el sujeto virtualizado. ..falta análisis concretos</w:t>
       </w:r>
     </w:p>
@@ -3174,8 +3174,8 @@
       </w:pPr>
       <w:r>
         <w:rPr>
-          <w:bCs/>
-          <w:b/>
+          <w:b/>
+          <w:bCs/>
         </w:rPr>
         <w:t xml:space="preserve">GREIMAS A. J. y J. FONTANILLE</w:t>
       </w:r>
@@ -3187,8 +3187,8 @@
       </w:r>
       <w:r>
         <w:rPr>
-          <w:iCs/>
-          <w:i/>
+          <w:i/>
+          <w:iCs/>
         </w:rPr>
         <w:t xml:space="preserve">Semiótica de las pasiones</w:t>
       </w:r>
@@ -3205,8 +3205,8 @@
       </w:r>
       <w:r>
         <w:rPr>
-          <w:bCs/>
-          <w:b/>
+          <w:b/>
+          <w:bCs/>
         </w:rPr>
         <w:t xml:space="preserve">LA EPISTEMOLOGÍA DE LAS PASIONES</w:t>
       </w:r>
@@ -3223,17 +3223,17 @@
     </w:p>
     <w:p>
       <w:pPr>
+        <w:pStyle w:val="BlockText"/>
+      </w:pPr>
+      <w:r>
+        <w:t xml:space="preserve">Examinemos brevemente, a manera de ejemplo, la “humildad”: ¿será considerado el “humilde” no competente, pobre o tonto por el hecho de juzgarse de buena gana “insuficiente”?... La humildad no reside en un modo de existencia característico de un estado de cosas, sino en un modo de existencia característico de un estado de ánimo..lo que importa es la disjunción en la que se representa y hacia la que tiende….</w:t>
+      </w:r>
+    </w:p>
+    <w:p>
+      <w:pPr>
         <w:pStyle w:val="FirstParagraph"/>
       </w:pPr>
       <w:r>
-        <w:t xml:space="preserve">Examinemos brevemente, a manera de ejemplo, la “humildad”: ¿será considerado el “humilde” no competente, pobre o tonto por el hecho de juzgarse de buena gana “insuficiente”?... La humildad no reside en un modo de existencia característico de un estado de cosas, sino en un modo de existencia característico de un estado de ánimo..lo que importa es la disjunción en la que se representa y hacia la que tiende….</w:t>
-      </w:r>
-    </w:p>
-    <w:p>
-      <w:pPr>
-        <w:pStyle w:val="BodyText"/>
-      </w:pPr>
-      <w:r>
         <w:t xml:space="preserve">Al insertarse en un enunciado narrativo y su ejecución en el discurso, la carga modal abre un espacio semiótico imaginario en el que puede desplegarse el discurso pasional. Bajo tal perspectiva, lejos de nacer de una eventual</w:t>
       </w:r>
       <w:r>
@@ -3241,15 +3241,15 @@
       </w:r>
       <w:r>
         <w:rPr>
-          <w:iCs/>
-          <w:i/>
+          <w:i/>
+          <w:iCs/>
         </w:rPr>
         <w:t xml:space="preserve">psique</w:t>
       </w:r>
       <w:r>
         <w:rPr>
-          <w:iCs/>
-          <w:i/>
+          <w:i/>
+          <w:iCs/>
         </w:rPr>
         <w:t xml:space="preserve"> </w:t>
       </w:r>
@@ -3263,8 +3263,8 @@
       </w:pPr>
       <w:r>
         <w:rPr>
-          <w:bCs/>
-          <w:b/>
+          <w:b/>
+          <w:bCs/>
         </w:rPr>
         <w:t xml:space="preserve">GREIMAS A. J. y J. FONTANILLE</w:t>
       </w:r>
@@ -3276,8 +3276,8 @@
       </w:r>
       <w:r>
         <w:rPr>
-          <w:iCs/>
-          <w:i/>
+          <w:i/>
+          <w:iCs/>
         </w:rPr>
         <w:t xml:space="preserve">Semiótica de las pasiones</w:t>
       </w:r>
@@ -3294,8 +3294,8 @@
       </w:r>
       <w:r>
         <w:rPr>
-          <w:bCs/>
-          <w:b/>
+          <w:b/>
+          <w:bCs/>
         </w:rPr>
         <w:t xml:space="preserve">LA EPISTEMOLOGÍA DE LAS PASIONES</w:t>
       </w:r>
@@ -3312,49 +3312,49 @@
     </w:p>
     <w:p>
       <w:pPr>
+        <w:pStyle w:val="BlockText"/>
+      </w:pPr>
+      <w:r>
+        <w:t xml:space="preserve">…la hipótesis de que, para describir las pasión, la única estructura generalizable sería la de la intersubjetividad..potencial, una especie de interactancialidad de contornos vagos…</w:t>
+      </w:r>
+    </w:p>
+    <w:p>
+      <w:pPr>
+        <w:pStyle w:val="BlockText"/>
+      </w:pPr>
+      <w:r>
+        <w:t xml:space="preserve">Al ser proyectado en una representación de segundo grado, el mismo sujeto apasionado puede verse desdoblado en un sujeto “efectivo”… y en un sujeto de estado “simulado” en la configuración pasional…la semiótica de las pasiones debe dar cuenta de ese desdoblamiento imaginario…</w:t>
+      </w:r>
+    </w:p>
+    <w:p>
+      <w:pPr>
+        <w:pStyle w:val="BlockText"/>
+      </w:pPr>
+      <w:r>
+        <w:t xml:space="preserve">Esta posibilidad se manifiesta en el discurso por medio de una doble</w:t>
+      </w:r>
+      <w:r>
+        <w:t xml:space="preserve"> </w:t>
+      </w:r>
+      <w:r>
+        <w:rPr>
+          <w:i/>
+          <w:iCs/>
+        </w:rPr>
+        <w:t xml:space="preserve">convocatoria</w:t>
+      </w:r>
+      <w:r>
+        <w:t xml:space="preserve">: por una parte, la convocatoria de formas semionarrativas de la subjetividad y, por otra parte, la de las formas tensivas de la actancialidad…lo cual permite proyectar, a partir de un sujeto apasionado aparentemente único y homogéneo, verdaderas “escenificaciones” pasionales que comprenden varios roles actanciales y varios sujetos modales en interacción.</w:t>
+      </w:r>
+    </w:p>
+    <w:p>
+      <w:pPr>
         <w:pStyle w:val="FirstParagraph"/>
       </w:pPr>
       <w:r>
-        <w:t xml:space="preserve">…la hipótesis de que, para describir las pasión, la única estructura generalizable sería la de la intersubjetividad..potencial, una especie de interactancialidad de contornos vagos…</w:t>
-      </w:r>
-    </w:p>
-    <w:p>
-      <w:pPr>
-        <w:pStyle w:val="BodyText"/>
-      </w:pPr>
-      <w:r>
-        <w:t xml:space="preserve">Al ser proyectado en una representación de segundo grado, el mismo sujeto apasionado puede verse desdoblado en un sujeto “efectivo”… y en un sujeto de estado “simulado” en la configuración pasional…la semiótica de las pasiones debe dar cuenta de ese desdoblamiento imaginario…</w:t>
-      </w:r>
-    </w:p>
-    <w:p>
-      <w:pPr>
-        <w:pStyle w:val="BodyText"/>
-      </w:pPr>
-      <w:r>
-        <w:t xml:space="preserve">Esta posibilidad se manifiesta en el discurso por medio de una doble</w:t>
-      </w:r>
-      <w:r>
-        <w:t xml:space="preserve"> </w:t>
-      </w:r>
-      <w:r>
-        <w:rPr>
-          <w:iCs/>
-          <w:i/>
-        </w:rPr>
-        <w:t xml:space="preserve">convocatoria</w:t>
-      </w:r>
-      <w:r>
-        <w:t xml:space="preserve">: por una parte, la convocatoria de formas semionarrativas de la subjetividad y, por otra parte, la de las formas tensivas de la actancialidad…lo cual permite proyectar, a partir de un sujeto apasionado aparentemente único y homogéneo, verdaderas “escenificaciones” pasionales que comprenden varios roles actanciales y varios sujetos modales en interacción.</w:t>
-      </w:r>
-    </w:p>
-    <w:p>
-      <w:pPr>
-        <w:pStyle w:val="BodyText"/>
-      </w:pPr>
-      <w:r>
-        <w:rPr>
-          <w:bCs/>
-          <w:b/>
+        <w:rPr>
+          <w:b/>
+          <w:bCs/>
         </w:rPr>
         <w:t xml:space="preserve">GREIMAS A. J. y J. FONTANILLE</w:t>
       </w:r>
@@ -3366,8 +3366,8 @@
       </w:r>
       <w:r>
         <w:rPr>
-          <w:iCs/>
-          <w:i/>
+          <w:i/>
+          <w:iCs/>
         </w:rPr>
         <w:t xml:space="preserve">Semiótica de las pasiones</w:t>
       </w:r>
@@ -3384,8 +3384,8 @@
       </w:r>
       <w:r>
         <w:rPr>
-          <w:bCs/>
-          <w:b/>
+          <w:b/>
+          <w:bCs/>
         </w:rPr>
         <w:t xml:space="preserve">LA EPISTEMOLOGÍA DE LAS PASIONES</w:t>
       </w:r>
@@ -3414,8 +3414,8 @@
       </w:pPr>
       <w:r>
         <w:rPr>
-          <w:bCs/>
-          <w:b/>
+          <w:b/>
+          <w:bCs/>
         </w:rPr>
         <w:t xml:space="preserve">GREIMAS A. J. y J. FONTANILLE</w:t>
       </w:r>
@@ -3427,8 +3427,8 @@
       </w:r>
       <w:r>
         <w:rPr>
-          <w:iCs/>
-          <w:i/>
+          <w:i/>
+          <w:iCs/>
         </w:rPr>
         <w:t xml:space="preserve">Semiótica de las pasiones</w:t>
       </w:r>
@@ -3445,8 +3445,8 @@
       </w:r>
       <w:r>
         <w:rPr>
-          <w:bCs/>
-          <w:b/>
+          <w:b/>
+          <w:bCs/>
         </w:rPr>
         <w:t xml:space="preserve">LA EPISTEMOLOGÍA DE LAS PASIONES</w:t>
       </w:r>
@@ -3463,48 +3463,48 @@
     </w:p>
     <w:p>
       <w:pPr>
+        <w:pStyle w:val="BlockText"/>
+      </w:pPr>
+      <w:r>
+        <w:t xml:space="preserve">Extraer todas las consecuencias del análisis de las pasiones consiste en postular que toda comunicación (e interacción) entre simulacros modales y simulacros que todos los interactantes y las culturas a las que pertenecen han contribuido a construir. Una posición como ésta no hace sino concretar las sugerencias hechas desde el nivel epistemológico, a propósito de la manera de concebir la intersubjetividad en el momento en el que el sujeto tensivo se desdobla en un “otro” e interioriza, sobre el fondo de la fiducia, el</w:t>
+      </w:r>
+      <w:r>
+        <w:t xml:space="preserve"> </w:t>
+      </w:r>
+      <w:r>
+        <w:rPr>
+          <w:i/>
+          <w:iCs/>
+        </w:rPr>
+        <w:t xml:space="preserve">cuerpo otro</w:t>
+      </w:r>
+      <w:r>
+        <w:rPr>
+          <w:i/>
+          <w:iCs/>
+        </w:rPr>
+        <w:t xml:space="preserve"> </w:t>
+      </w:r>
+      <w:r>
+        <w:t xml:space="preserve">como “intersujeto”.</w:t>
+      </w:r>
+    </w:p>
+    <w:p>
+      <w:pPr>
+        <w:pStyle w:val="BlockText"/>
+      </w:pPr>
+      <w:r>
+        <w:t xml:space="preserve">Es la comunicación entera la que descansa en la circulación de los simulacros.</w:t>
+      </w:r>
+    </w:p>
+    <w:p>
+      <w:pPr>
         <w:pStyle w:val="FirstParagraph"/>
       </w:pPr>
       <w:r>
-        <w:t xml:space="preserve">Extraer todas las consecuencias del análisis de las pasiones consiste en postular que toda comunicación (e interacción) entre simulacros modales y simulacros que todos los interactantes y las culturas a las que pertenecen han contribuido a construir. Una posición como ésta no hace sino concretar las sugerencias hechas desde el nivel epistemológico, a propósito de la manera de concebir la intersubjetividad en el momento en el que el sujeto tensivo se desdobla en un “otro” e interioriza, sobre el fondo de la fiducia, el</w:t>
-      </w:r>
-      <w:r>
-        <w:t xml:space="preserve"> </w:t>
-      </w:r>
-      <w:r>
-        <w:rPr>
-          <w:iCs/>
-          <w:i/>
-        </w:rPr>
-        <w:t xml:space="preserve">cuerpo otro</w:t>
-      </w:r>
-      <w:r>
-        <w:rPr>
-          <w:iCs/>
-          <w:i/>
-        </w:rPr>
-        <w:t xml:space="preserve"> </w:t>
-      </w:r>
-      <w:r>
-        <w:t xml:space="preserve">como “intersujeto”.</w:t>
-      </w:r>
-    </w:p>
-    <w:p>
-      <w:pPr>
-        <w:pStyle w:val="BodyText"/>
-      </w:pPr>
-      <w:r>
-        <w:t xml:space="preserve">Es la comunicación entera la que descansa en la circulación de los simulacros.</w:t>
-      </w:r>
-    </w:p>
-    <w:p>
-      <w:pPr>
-        <w:pStyle w:val="BodyText"/>
-      </w:pPr>
-      <w:r>
-        <w:rPr>
-          <w:bCs/>
-          <w:b/>
+        <w:rPr>
+          <w:b/>
+          <w:bCs/>
         </w:rPr>
         <w:t xml:space="preserve">GREIMAS A. J. y J. FONTANILLE</w:t>
       </w:r>
@@ -3516,8 +3516,8 @@
       </w:r>
       <w:r>
         <w:rPr>
-          <w:iCs/>
-          <w:i/>
+          <w:i/>
+          <w:iCs/>
         </w:rPr>
         <w:t xml:space="preserve">Semiótica de las pasiones</w:t>
       </w:r>
@@ -3534,8 +3534,8 @@
       </w:r>
       <w:r>
         <w:rPr>
-          <w:bCs/>
-          <w:b/>
+          <w:b/>
+          <w:bCs/>
         </w:rPr>
         <w:t xml:space="preserve">LA EPISTEMOLOGÍA DE LAS PASIONES DISPOSITIVOS MODALES: DEL DISPOSITIVO A LA DISPOSICIÓN.</w:t>
       </w:r>
@@ -3552,40 +3552,40 @@
     </w:p>
     <w:p>
       <w:pPr>
+        <w:pStyle w:val="BlockText"/>
+      </w:pPr>
+      <w:r>
+        <w:t xml:space="preserve">La mayoría de las configuraciones pasionales se encuentran definidas en los diccionarios de lengua como “disposiciones para”, “sentimiento que lleva a”, “estado interior del que se inclina hacia” y, por su lado, la descripción de la “disposición” o de la “inclinación” se hace en términos de comportamiento o de acción. Si la disposición o la inclinación desemboca en el “hacer”, podemos suponer que comprenden cierto ordenamiento del “estar-ser” con vistas al “hacer”. Pero plantear en estos términos la cuestión de la eficacia de la pasión equivaldría a considerarla como una simple competencia, cuyas modalizaciones producirán</w:t>
+      </w:r>
+      <w:r>
+        <w:t xml:space="preserve"> </w:t>
+      </w:r>
+      <w:r>
+        <w:rPr>
+          <w:i/>
+          <w:iCs/>
+        </w:rPr>
+        <w:t xml:space="preserve">ipso facto</w:t>
+      </w:r>
+      <w:r>
+        <w:rPr>
+          <w:i/>
+          <w:iCs/>
+        </w:rPr>
+        <w:t xml:space="preserve"> </w:t>
+      </w:r>
+      <w:r>
+        <w:t xml:space="preserve">un efecto de sentido pasional.</w:t>
+      </w:r>
+    </w:p>
+    <w:p>
+      <w:pPr>
         <w:pStyle w:val="FirstParagraph"/>
       </w:pPr>
       <w:r>
-        <w:t xml:space="preserve">La mayoría de las configuraciones pasionales se encuentran definidas en los diccionarios de lengua como “disposiciones para”, “sentimiento que lleva a”, “estado interior del que se inclina hacia” y, por su lado, la descripción de la “disposición” o de la “inclinación” se hace en términos de comportamiento o de acción. Si la disposición o la inclinación desemboca en el “hacer”, podemos suponer que comprenden cierto ordenamiento del “estar-ser” con vistas al “hacer”. Pero plantear en estos términos la cuestión de la eficacia de la pasión equivaldría a considerarla como una simple competencia, cuyas modalizaciones producirán</w:t>
-      </w:r>
-      <w:r>
-        <w:t xml:space="preserve"> </w:t>
-      </w:r>
-      <w:r>
-        <w:rPr>
-          <w:iCs/>
-          <w:i/>
-        </w:rPr>
-        <w:t xml:space="preserve">ipso facto</w:t>
-      </w:r>
-      <w:r>
-        <w:rPr>
-          <w:iCs/>
-          <w:i/>
-        </w:rPr>
-        <w:t xml:space="preserve"> </w:t>
-      </w:r>
-      <w:r>
-        <w:t xml:space="preserve">un efecto de sentido pasional.</w:t>
-      </w:r>
-    </w:p>
-    <w:p>
-      <w:pPr>
-        <w:pStyle w:val="BodyText"/>
-      </w:pPr>
-      <w:r>
-        <w:rPr>
-          <w:bCs/>
-          <w:b/>
+        <w:rPr>
+          <w:b/>
+          <w:bCs/>
         </w:rPr>
         <w:t xml:space="preserve">GREIMAS A. J. y J. FONTANILLE</w:t>
       </w:r>
@@ -3597,8 +3597,8 @@
       </w:r>
       <w:r>
         <w:rPr>
-          <w:iCs/>
-          <w:i/>
+          <w:i/>
+          <w:iCs/>
         </w:rPr>
         <w:t xml:space="preserve">Semiótica de las pasiones</w:t>
       </w:r>
@@ -3615,8 +3615,8 @@
       </w:r>
       <w:r>
         <w:rPr>
-          <w:bCs/>
-          <w:b/>
+          <w:b/>
+          <w:bCs/>
         </w:rPr>
         <w:t xml:space="preserve">LA EPISTEMOLOGÍA DE LAS PASIONES DISPOSITIVOS MODALES: DEL DISPOSITIVO A LA DISPOSICIÓN.</w:t>
       </w:r>
@@ -3633,73 +3633,73 @@
     </w:p>
     <w:p>
       <w:pPr>
+        <w:pStyle w:val="BlockText"/>
+      </w:pPr>
+      <w:r>
+        <w:t xml:space="preserve">Si nos contentáramos con ello, el universo pasional sería coextensivo del universo modal y no habría razón para distinguirlo y, a</w:t>
+      </w:r>
+      <w:r>
+        <w:t xml:space="preserve"> </w:t>
+      </w:r>
+      <w:r>
+        <w:rPr>
+          <w:i/>
+          <w:iCs/>
+        </w:rPr>
+        <w:t xml:space="preserve">fortiori</w:t>
+      </w:r>
+      <w:r>
+        <w:t xml:space="preserve">, para intentar dilucidar los principios de la articulación entre ambos. Ahora bien, incluso cuando la pasión es parcialmente traducible como “competencia para hacer”, ésta no agota y jamás explica por sí sola el efecto pasional. Por ejemplo la “impulsividad” puede ser traducida como una cierta asociación entre</w:t>
+      </w:r>
+      <w:r>
+        <w:t xml:space="preserve"> </w:t>
+      </w:r>
+      <w:r>
+        <w:rPr>
+          <w:i/>
+          <w:iCs/>
+        </w:rPr>
+        <w:t xml:space="preserve">querer-hacer y poder- hacer</w:t>
+      </w:r>
+      <w:r>
+        <w:rPr>
+          <w:i/>
+          <w:iCs/>
+        </w:rPr>
+        <w:t xml:space="preserve"> </w:t>
+      </w:r>
+      <w:r>
+        <w:t xml:space="preserve">…pero una pasión como ésta presenta un “excedente” modal que aparece en superficie bajo la forma del “intensivo”y del “incoativo” ; lo que caracteriza al impulsivo es, más bien, una manera de ser o estar al hacer…En efecto, si se considera únicamente una “conducta” impulsiva, el doble rasgo “intensivoíncoativo” se presenta como una simple sobredeterminación accidental de la competencia modal de base. Pero si, por otra parte, se caracteriza al sujeto como “impulsivo”, entonces se considera que esta sobredeterminación</w:t>
+      </w:r>
+      <w:r>
+        <w:t xml:space="preserve"> </w:t>
+      </w:r>
+      <w:r>
+        <w:rPr>
+          <w:i/>
+          <w:iCs/>
+        </w:rPr>
+        <w:t xml:space="preserve">rige y patemiza</w:t>
+      </w:r>
+      <w:r>
+        <w:rPr>
+          <w:i/>
+          <w:iCs/>
+        </w:rPr>
+        <w:t xml:space="preserve"> </w:t>
+      </w:r>
+      <w:r>
+        <w:t xml:space="preserve">a la competencia modal y asegura su actualización en cualquier circunstancia…la configuración pasional comprenderá un principio rector, parcialmente independiente de las modalizaciones propiamente dichas, en especial las modalizaciones del hacer.</w:t>
+      </w:r>
+    </w:p>
+    <w:p>
+      <w:pPr>
         <w:pStyle w:val="FirstParagraph"/>
       </w:pPr>
       <w:r>
-        <w:t xml:space="preserve">Si nos contentáramos con ello, el universo pasional sería coextensivo del universo modal y no habría razón para distinguirlo y, a</w:t>
-      </w:r>
-      <w:r>
-        <w:t xml:space="preserve"> </w:t>
-      </w:r>
-      <w:r>
-        <w:rPr>
-          <w:iCs/>
-          <w:i/>
-        </w:rPr>
-        <w:t xml:space="preserve">fortiori</w:t>
-      </w:r>
-      <w:r>
-        <w:t xml:space="preserve">, para intentar dilucidar los principios de la articulación entre ambos. Ahora bien, incluso cuando la pasión es parcialmente traducible como “competencia para hacer”, ésta no agota y jamás explica por sí sola el efecto pasional. Por ejemplo la “impulsividad” puede ser traducida como una cierta asociación entre</w:t>
-      </w:r>
-      <w:r>
-        <w:t xml:space="preserve"> </w:t>
-      </w:r>
-      <w:r>
-        <w:rPr>
-          <w:iCs/>
-          <w:i/>
-        </w:rPr>
-        <w:t xml:space="preserve">querer-hacer y poder- hacer</w:t>
-      </w:r>
-      <w:r>
-        <w:rPr>
-          <w:iCs/>
-          <w:i/>
-        </w:rPr>
-        <w:t xml:space="preserve"> </w:t>
-      </w:r>
-      <w:r>
-        <w:t xml:space="preserve">…pero una pasión como ésta presenta un “excedente” modal que aparece en superficie bajo la forma del “intensivo”y del “incoativo” ; lo que caracteriza al impulsivo es, más bien, una manera de ser o estar al hacer…En efecto, si se considera únicamente una “conducta” impulsiva, el doble rasgo “intensivoíncoativo” se presenta como una simple sobredeterminación accidental de la competencia modal de base. Pero si, por otra parte, se caracteriza al sujeto como “impulsivo”, entonces se considera que esta sobredeterminación</w:t>
-      </w:r>
-      <w:r>
-        <w:t xml:space="preserve"> </w:t>
-      </w:r>
-      <w:r>
-        <w:rPr>
-          <w:iCs/>
-          <w:i/>
-        </w:rPr>
-        <w:t xml:space="preserve">rige y patemiza</w:t>
-      </w:r>
-      <w:r>
-        <w:rPr>
-          <w:iCs/>
-          <w:i/>
-        </w:rPr>
-        <w:t xml:space="preserve"> </w:t>
-      </w:r>
-      <w:r>
-        <w:t xml:space="preserve">a la competencia modal y asegura su actualización en cualquier circunstancia…la configuración pasional comprenderá un principio rector, parcialmente independiente de las modalizaciones propiamente dichas, en especial las modalizaciones del hacer.</w:t>
-      </w:r>
-    </w:p>
-    <w:p>
-      <w:pPr>
-        <w:pStyle w:val="BodyText"/>
-      </w:pPr>
-      <w:r>
-        <w:rPr>
-          <w:bCs/>
-          <w:b/>
+        <w:rPr>
+          <w:b/>
+          <w:bCs/>
         </w:rPr>
         <w:t xml:space="preserve">GREIMAS A. J. y J. FONTANILLE</w:t>
       </w:r>
@@ -3711,8 +3711,8 @@
       </w:r>
       <w:r>
         <w:rPr>
-          <w:iCs/>
-          <w:i/>
+          <w:i/>
+          <w:iCs/>
         </w:rPr>
         <w:t xml:space="preserve">Semiótica de las pasiones</w:t>
       </w:r>
@@ -3723,42 +3723,42 @@
       </w:pPr>
       <w:r>
         <w:rPr>
-          <w:iCs/>
-          <w:i/>
+          <w:i/>
+          <w:iCs/>
         </w:rPr>
         <w:t xml:space="preserve">p.66</w:t>
       </w:r>
       <w:r>
         <w:rPr>
-          <w:iCs/>
-          <w:i/>
-        </w:rPr>
-        <w:t xml:space="preserve"> </w:t>
-      </w:r>
-      <w:r>
-        <w:rPr>
-          <w:bCs/>
-          <w:b/>
-          <w:iCs/>
-          <w:i/>
+          <w:i/>
+          <w:iCs/>
+        </w:rPr>
+        <w:t xml:space="preserve"> </w:t>
+      </w:r>
+      <w:r>
+        <w:rPr>
+          <w:b/>
+          <w:bCs/>
+          <w:i/>
+          <w:iCs/>
         </w:rPr>
         <w:t xml:space="preserve">LA</w:t>
       </w:r>
       <w:r>
         <w:rPr>
-          <w:bCs/>
-          <w:b/>
-          <w:iCs/>
-          <w:i/>
-        </w:rPr>
-        <w:t xml:space="preserve"> </w:t>
-      </w:r>
-      <w:r>
-        <w:rPr>
-          <w:bCs/>
-          <w:b/>
-          <w:iCs/>
-          <w:i/>
+          <w:b/>
+          <w:bCs/>
+          <w:i/>
+          <w:iCs/>
+        </w:rPr>
+        <w:t xml:space="preserve"> </w:t>
+      </w:r>
+      <w:r>
+        <w:rPr>
+          <w:b/>
+          <w:bCs/>
+          <w:i/>
+          <w:iCs/>
         </w:rPr>
         <w:t xml:space="preserve">EPISTEMOLOGÍA ED LAS PASIONES</w:t>
       </w:r>
@@ -3816,8 +3816,8 @@
       </w:pPr>
       <w:r>
         <w:rPr>
-          <w:bCs/>
-          <w:b/>
+          <w:b/>
+          <w:bCs/>
         </w:rPr>
         <w:t xml:space="preserve">GREIMAS A. J. y J. FONTANILLE</w:t>
       </w:r>
@@ -3829,8 +3829,8 @@
       </w:r>
       <w:r>
         <w:rPr>
-          <w:iCs/>
-          <w:i/>
+          <w:i/>
+          <w:iCs/>
         </w:rPr>
         <w:t xml:space="preserve">Semiótica de las pasiones</w:t>
       </w:r>
@@ -3849,8 +3849,8 @@
       </w:r>
       <w:r>
         <w:rPr>
-          <w:bCs/>
-          <w:b/>
+          <w:b/>
+          <w:bCs/>
         </w:rPr>
         <w:t xml:space="preserve">LA EPISTEMOLOGÍA ED LAS PASIONES</w:t>
       </w:r>
@@ -3867,20 +3867,20 @@
     </w:p>
     <w:p>
       <w:pPr>
+        <w:pStyle w:val="BlockText"/>
+      </w:pPr>
+      <w:r>
+        <w:t xml:space="preserve">A final de cuentas, esta propiedad de las disposiciones pasionales explica muchas cosas. Para empezar, la existencia de un principio rector que emana de la protensividad permite definir las disposiciones como “programaciones discursivas” y explicar cómo es posible que aparezcan, en el nivel del discurso, como potencialidades de hacer o como series de estados ordenados (lo que comúnmente llamamos “actitudes”) A este respecto, el sujeto apasionado funciona como ciertas memorias de respaldo en informática: por una parte, los archivos son guardados de manera compacta, ilegibles e inutilizables en ese estado; por otra, existe un comando que los restaura y los vuelve accesibles para el usuario. El dispositivo modal sería similar a esta versión “comprimida” y no accesible, el principio protensivo y rector sería el comando de restauración, y la disposición sería el resultado legible y accesible y, en consecuencia, operativo del conjunto del procedimiento.</w:t>
+      </w:r>
+    </w:p>
+    <w:p>
+      <w:pPr>
         <w:pStyle w:val="FirstParagraph"/>
       </w:pPr>
       <w:r>
-        <w:t xml:space="preserve">A final de cuentas, esta propiedad de las disposiciones pasionales explica muchas cosas. Para empezar, la existencia de un principio rector que emana de la protensividad permite definir las disposiciones como “programaciones discursivas” y explicar cómo es posible que aparezcan, en el nivel del discurso, como potencialidades de hacer o como series de estados ordenados (lo que comúnmente llamamos “actitudes”) A este respecto, el sujeto apasionado funciona como ciertas memorias de respaldo en informática: por una parte, los archivos son guardados de manera compacta, ilegibles e inutilizables en ese estado; por otra, existe un comando que los restaura y los vuelve accesibles para el usuario. El dispositivo modal sería similar a esta versión “comprimida” y no accesible, el principio protensivo y rector sería el comando de restauración, y la disposición sería el resultado legible y accesible y, en consecuencia, operativo del conjunto del procedimiento.</w:t>
-      </w:r>
-    </w:p>
-    <w:p>
-      <w:pPr>
-        <w:pStyle w:val="BodyText"/>
-      </w:pPr>
-      <w:r>
-        <w:rPr>
-          <w:bCs/>
-          <w:b/>
+        <w:rPr>
+          <w:b/>
+          <w:bCs/>
         </w:rPr>
         <w:t xml:space="preserve">GREIMAS A. J. y J. FONTANILLE</w:t>
       </w:r>
@@ -3892,8 +3892,8 @@
       </w:r>
       <w:r>
         <w:rPr>
-          <w:iCs/>
-          <w:i/>
+          <w:i/>
+          <w:iCs/>
         </w:rPr>
         <w:t xml:space="preserve">Semiótica de las pasiones</w:t>
       </w:r>
@@ -3910,8 +3910,8 @@
       </w:r>
       <w:r>
         <w:rPr>
-          <w:bCs/>
-          <w:b/>
+          <w:b/>
+          <w:bCs/>
         </w:rPr>
         <w:t xml:space="preserve">LA EPISTEMOLOGÍA DE LAS PASIONES</w:t>
       </w:r>
@@ -3928,17 +3928,17 @@
     </w:p>
     <w:p>
       <w:pPr>
+        <w:pStyle w:val="BlockText"/>
+      </w:pPr>
+      <w:r>
+        <w:t xml:space="preserve">Al haber construido y definido el devenir en el espacio teórico del sentir mínimo, su encarnación discursiva es totalmente apropiada para la transformación de las series modales en disposiciones pasionales, en la medida en que esta encarnación implica al mismo tiempo una suspensión de la pura racionalidad narrativa y cognoscitiva.</w:t>
+      </w:r>
+    </w:p>
+    <w:p>
+      <w:pPr>
         <w:pStyle w:val="FirstParagraph"/>
       </w:pPr>
       <w:r>
-        <w:t xml:space="preserve">Al haber construido y definido el devenir en el espacio teórico del sentir mínimo, su encarnación discursiva es totalmente apropiada para la transformación de las series modales en disposiciones pasionales, en la medida en que esta encarnación implica al mismo tiempo una suspensión de la pura racionalidad narrativa y cognoscitiva.</w:t>
-      </w:r>
-    </w:p>
-    <w:p>
-      <w:pPr>
-        <w:pStyle w:val="BodyText"/>
-      </w:pPr>
-      <w:r>
         <w:t xml:space="preserve">GREIMAS A.J. y J. FONTANILLE (1994[1991]).</w:t>
       </w:r>
       <w:r>
@@ -3946,15 +3946,15 @@
       </w:r>
       <w:r>
         <w:rPr>
-          <w:iCs/>
-          <w:i/>
+          <w:i/>
+          <w:iCs/>
         </w:rPr>
         <w:t xml:space="preserve">Semiótica de las pasiones. De los estados de cosas a los estados de ánimo.</w:t>
       </w:r>
       <w:r>
         <w:rPr>
-          <w:iCs/>
-          <w:i/>
+          <w:i/>
+          <w:iCs/>
         </w:rPr>
         <w:t xml:space="preserve"> </w:t>
       </w:r>
@@ -3968,15 +3968,15 @@
       </w:pPr>
       <w:r>
         <w:rPr>
-          <w:iCs/>
-          <w:i/>
+          <w:i/>
+          <w:iCs/>
         </w:rPr>
         <w:t xml:space="preserve">P. 96</w:t>
       </w:r>
       <w:r>
         <w:rPr>
-          <w:iCs/>
-          <w:i/>
+          <w:i/>
+          <w:iCs/>
         </w:rPr>
         <w:t xml:space="preserve"> </w:t>
       </w:r>
@@ -3996,8 +3996,8 @@
       </w:r>
       <w:r>
         <w:rPr>
-          <w:bCs/>
-          <w:b/>
+          <w:b/>
+          <w:bCs/>
         </w:rPr>
         <w:t xml:space="preserve">uso</w:t>
       </w:r>
@@ -4023,8 +4023,8 @@
       </w:r>
       <w:r>
         <w:rPr>
-          <w:iCs/>
-          <w:i/>
+          <w:i/>
+          <w:iCs/>
         </w:rPr>
         <w:t xml:space="preserve">umbrales</w:t>
       </w:r>
@@ -4047,48 +4047,48 @@
       </w:r>
       <w:r>
         <w:rPr>
-          <w:iCs/>
-          <w:i/>
+          <w:i/>
+          <w:iCs/>
         </w:rPr>
         <w:t xml:space="preserve">Semiótica de las pasiones.</w:t>
       </w:r>
       <w:r>
         <w:rPr>
-          <w:iCs/>
-          <w:i/>
-        </w:rPr>
-        <w:t xml:space="preserve"> </w:t>
-      </w:r>
-    </w:p>
-    <w:p>
-      <w:pPr>
-        <w:pStyle w:val="BodyText"/>
-      </w:pPr>
-      <w:r>
-        <w:rPr>
-          <w:iCs/>
-          <w:i/>
+          <w:i/>
+          <w:iCs/>
+        </w:rPr>
+        <w:t xml:space="preserve"> </w:t>
+      </w:r>
+    </w:p>
+    <w:p>
+      <w:pPr>
+        <w:pStyle w:val="BodyText"/>
+      </w:pPr>
+      <w:r>
+        <w:rPr>
+          <w:i/>
+          <w:iCs/>
         </w:rPr>
         <w:t xml:space="preserve">P. 129</w:t>
       </w:r>
       <w:r>
         <w:rPr>
-          <w:iCs/>
-          <w:i/>
-        </w:rPr>
-        <w:t xml:space="preserve"> </w:t>
-      </w:r>
-      <w:r>
-        <w:rPr>
-          <w:iCs/>
-          <w:i/>
-        </w:rPr>
-        <w:t xml:space="preserve"> </w:t>
-      </w:r>
-      <w:r>
-        <w:rPr>
-          <w:iCs/>
-          <w:i/>
+          <w:i/>
+          <w:iCs/>
+        </w:rPr>
+        <w:t xml:space="preserve"> </w:t>
+      </w:r>
+      <w:r>
+        <w:rPr>
+          <w:i/>
+          <w:iCs/>
+        </w:rPr>
+        <w:t xml:space="preserve"> </w:t>
+      </w:r>
+      <w:r>
+        <w:rPr>
+          <w:i/>
+          <w:iCs/>
         </w:rPr>
         <w:t xml:space="preserve">El reembrague sobre el sujeto tensivo</w:t>
       </w:r>
@@ -4116,8 +4116,8 @@
       </w:r>
       <w:r>
         <w:rPr>
-          <w:iCs/>
-          <w:i/>
+          <w:i/>
+          <w:iCs/>
         </w:rPr>
         <w:t xml:space="preserve">sujeto epistemológico.</w:t>
       </w:r>
@@ -4139,15 +4139,15 @@
       </w:pPr>
       <w:r>
         <w:rPr>
-          <w:iCs/>
-          <w:i/>
+          <w:i/>
+          <w:iCs/>
         </w:rPr>
         <w:t xml:space="preserve">GREIMAS A.J. y J. FONTANILLE (1994[1991]). Semiótica de las pasiones.</w:t>
       </w:r>
       <w:r>
         <w:rPr>
-          <w:iCs/>
-          <w:i/>
+          <w:i/>
+          <w:iCs/>
         </w:rPr>
         <w:t xml:space="preserve"> </w:t>
       </w:r>
@@ -4166,15 +4166,15 @@
       </w:pPr>
       <w:r>
         <w:rPr>
-          <w:iCs/>
-          <w:i/>
+          <w:i/>
+          <w:iCs/>
         </w:rPr>
         <w:t xml:space="preserve">Al preguntarnos sobre los antecedentes de una semiótica de las pasiones, hemos tenido que reconocer, anteriormente al recorrido del sujeto epistemológico</w:t>
       </w:r>
       <w:r>
         <w:rPr>
-          <w:iCs/>
-          <w:i/>
+          <w:i/>
+          <w:iCs/>
         </w:rPr>
         <w:t xml:space="preserve"> </w:t>
       </w:r>
@@ -4186,8 +4186,8 @@
       </w:r>
       <w:r>
         <w:rPr>
-          <w:iCs/>
-          <w:i/>
+          <w:i/>
+          <w:iCs/>
         </w:rPr>
         <w:t xml:space="preserve">“casi sujeto”, un sujeto sintiente</w:t>
       </w:r>
@@ -4199,8 +4199,8 @@
       </w:r>
       <w:r>
         <w:rPr>
-          <w:iCs/>
-          <w:i/>
+          <w:i/>
+          <w:iCs/>
         </w:rPr>
         <w:t xml:space="preserve">sujeto conocedor; la ubicación de la sintaxis narrativa de superficie lo convierte en sujeto de búsqueda</w:t>
       </w:r>
@@ -4212,8 +4212,8 @@
       </w:r>
       <w:r>
         <w:rPr>
-          <w:iCs/>
-          <w:i/>
+          <w:i/>
+          <w:iCs/>
         </w:rPr>
         <w:t xml:space="preserve">sujeto discurrente</w:t>
       </w:r>
@@ -4236,8 +4236,8 @@
       </w:r>
       <w:r>
         <w:rPr>
-          <w:iCs/>
-          <w:i/>
+          <w:i/>
+          <w:iCs/>
         </w:rPr>
         <w:t xml:space="preserve">ad quem</w:t>
       </w:r>
@@ -4249,8 +4249,8 @@
       </w:r>
       <w:r>
         <w:rPr>
-          <w:iCs/>
-          <w:i/>
+          <w:i/>
+          <w:iCs/>
         </w:rPr>
         <w:t xml:space="preserve">actualizado</w:t>
       </w:r>
@@ -4265,8 +4265,8 @@
       </w:r>
       <w:r>
         <w:rPr>
-          <w:iCs/>
-          <w:i/>
+          <w:i/>
+          <w:iCs/>
         </w:rPr>
         <w:t xml:space="preserve">ab quo</w:t>
       </w:r>
@@ -4281,8 +4281,8 @@
       </w:r>
       <w:r>
         <w:rPr>
-          <w:iCs/>
-          <w:i/>
+          <w:i/>
+          <w:iCs/>
         </w:rPr>
         <w:t xml:space="preserve">virtualizado</w:t>
       </w:r>
@@ -4302,15 +4302,15 @@
       </w:r>
       <w:r>
         <w:rPr>
-          <w:iCs/>
-          <w:i/>
+          <w:i/>
+          <w:iCs/>
         </w:rPr>
         <w:t xml:space="preserve">Semiótica de las pasiones.</w:t>
       </w:r>
       <w:r>
         <w:rPr>
-          <w:iCs/>
-          <w:i/>
+          <w:i/>
+          <w:iCs/>
         </w:rPr>
         <w:t xml:space="preserve"> </w:t>
       </w:r>
@@ -4343,15 +4343,15 @@
       </w:r>
       <w:r>
         <w:rPr>
-          <w:iCs/>
-          <w:i/>
+          <w:i/>
+          <w:iCs/>
         </w:rPr>
         <w:t xml:space="preserve">Semiótica de las pasiones.</w:t>
       </w:r>
       <w:r>
         <w:rPr>
-          <w:iCs/>
-          <w:i/>
+          <w:i/>
+          <w:iCs/>
         </w:rPr>
         <w:t xml:space="preserve"> </w:t>
       </w:r>
@@ -4370,8 +4370,8 @@
       </w:pPr>
       <w:r>
         <w:rPr>
-          <w:iCs/>
-          <w:i/>
+          <w:i/>
+          <w:iCs/>
         </w:rPr>
         <w:t xml:space="preserve"> </w:t>
       </w:r>
@@ -4413,15 +4413,15 @@
       </w:r>
       <w:r>
         <w:rPr>
-          <w:iCs/>
-          <w:i/>
+          <w:i/>
+          <w:iCs/>
         </w:rPr>
         <w:t xml:space="preserve">Semiótica de las pasiones.</w:t>
       </w:r>
       <w:r>
         <w:rPr>
-          <w:iCs/>
-          <w:i/>
+          <w:i/>
+          <w:iCs/>
         </w:rPr>
         <w:t xml:space="preserve"> </w:t>
       </w:r>
@@ -4449,8 +4449,8 @@
       </w:r>
       <w:r>
         <w:rPr>
-          <w:iCs/>
-          <w:i/>
+          <w:i/>
+          <w:iCs/>
         </w:rPr>
         <w:t xml:space="preserve">sensibilización</w:t>
       </w:r>
@@ -4465,8 +4465,8 @@
       </w:r>
       <w:r>
         <w:rPr>
-          <w:iCs/>
-          <w:i/>
+          <w:i/>
+          <w:iCs/>
         </w:rPr>
         <w:t xml:space="preserve">sensibilización</w:t>
       </w:r>
@@ -4489,8 +4489,8 @@
       </w:r>
       <w:r>
         <w:rPr>
-          <w:iCs/>
-          <w:i/>
+          <w:i/>
+          <w:iCs/>
         </w:rPr>
         <w:t xml:space="preserve"> </w:t>
       </w:r>
@@ -4499,15 +4499,15 @@
       </w:r>
       <w:r>
         <w:rPr>
-          <w:iCs/>
-          <w:i/>
+          <w:i/>
+          <w:iCs/>
         </w:rPr>
         <w:t xml:space="preserve">.</w:t>
       </w:r>
       <w:r>
         <w:rPr>
-          <w:iCs/>
-          <w:i/>
+          <w:i/>
+          <w:iCs/>
         </w:rPr>
         <w:t xml:space="preserve"> </w:t>
       </w:r>
@@ -4527,15 +4527,15 @@
       </w:r>
       <w:r>
         <w:rPr>
-          <w:iCs/>
-          <w:i/>
+          <w:i/>
+          <w:iCs/>
         </w:rPr>
         <w:t xml:space="preserve">Semiótica de las pasiones.</w:t>
       </w:r>
       <w:r>
         <w:rPr>
-          <w:iCs/>
-          <w:i/>
+          <w:i/>
+          <w:iCs/>
         </w:rPr>
         <w:t xml:space="preserve"> </w:t>
       </w:r>
@@ -4560,8 +4560,8 @@
       </w:r>
       <w:r>
         <w:rPr>
-          <w:iCs/>
-          <w:i/>
+          <w:i/>
+          <w:iCs/>
         </w:rPr>
         <w:t xml:space="preserve">poder</w:t>
       </w:r>
@@ -4573,8 +4573,8 @@
       </w:r>
       <w:r>
         <w:rPr>
-          <w:iCs/>
-          <w:i/>
+          <w:i/>
+          <w:iCs/>
         </w:rPr>
         <w:t xml:space="preserve">el querer -(estar) ser</w:t>
       </w:r>
@@ -4627,15 +4627,15 @@
       </w:r>
       <w:r>
         <w:rPr>
-          <w:iCs/>
-          <w:i/>
+          <w:i/>
+          <w:iCs/>
         </w:rPr>
         <w:t xml:space="preserve">Semiótica de las pasiones.</w:t>
       </w:r>
       <w:r>
         <w:rPr>
-          <w:iCs/>
-          <w:i/>
+          <w:i/>
+          <w:iCs/>
         </w:rPr>
         <w:t xml:space="preserve"> </w:t>
       </w:r>
@@ -4676,8 +4676,8 @@
       </w:r>
       <w:r>
         <w:rPr>
-          <w:iCs/>
-          <w:i/>
+          <w:i/>
+          <w:iCs/>
         </w:rPr>
         <w:t xml:space="preserve">patemización</w:t>
       </w:r>
@@ -4700,15 +4700,15 @@
       </w:r>
       <w:r>
         <w:rPr>
-          <w:iCs/>
-          <w:i/>
+          <w:i/>
+          <w:iCs/>
         </w:rPr>
         <w:t xml:space="preserve">Semiótica de las pasiones.</w:t>
       </w:r>
       <w:r>
         <w:rPr>
-          <w:iCs/>
-          <w:i/>
+          <w:i/>
+          <w:iCs/>
         </w:rPr>
         <w:t xml:space="preserve"> </w:t>
       </w:r>
@@ -4771,8 +4771,8 @@
       </w:r>
       <w:r>
         <w:rPr>
-          <w:iCs/>
-          <w:i/>
+          <w:i/>
+          <w:iCs/>
         </w:rPr>
         <w:t xml:space="preserve">Semiótica de las pasiones.</w:t>
       </w:r>
@@ -4813,8 +4813,8 @@
       </w:r>
       <w:r>
         <w:rPr>
-          <w:iCs/>
-          <w:i/>
+          <w:i/>
+          <w:iCs/>
         </w:rPr>
         <w:t xml:space="preserve">hexis</w:t>
       </w:r>
@@ -4837,8 +4837,8 @@
       </w:r>
       <w:r>
         <w:rPr>
-          <w:iCs/>
-          <w:i/>
+          <w:i/>
+          <w:iCs/>
         </w:rPr>
         <w:t xml:space="preserve">hexis</w:t>
       </w:r>
@@ -4861,8 +4861,8 @@
       </w:r>
       <w:r>
         <w:rPr>
-          <w:iCs/>
-          <w:i/>
+          <w:i/>
+          <w:iCs/>
         </w:rPr>
         <w:t xml:space="preserve">Semiótica de las pasiones.</w:t>
       </w:r>
@@ -4890,8 +4890,8 @@
       </w:r>
       <w:r>
         <w:rPr>
-          <w:iCs/>
-          <w:i/>
+          <w:i/>
+          <w:iCs/>
         </w:rPr>
         <w:t xml:space="preserve">a fortiori</w:t>
       </w:r>
@@ -4903,8 +4903,8 @@
       </w:r>
       <w:r>
         <w:rPr>
-          <w:iCs/>
-          <w:i/>
+          <w:i/>
+          <w:iCs/>
         </w:rPr>
         <w:t xml:space="preserve">fiducia</w:t>
       </w:r>
@@ -4924,8 +4924,8 @@
       </w:r>
       <w:r>
         <w:rPr>
-          <w:iCs/>
-          <w:i/>
+          <w:i/>
+          <w:iCs/>
         </w:rPr>
         <w:t xml:space="preserve">Semiótica de las pasiones.</w:t>
       </w:r>
@@ -4936,8 +4936,8 @@
       </w:pPr>
       <w:r>
         <w:rPr>
-          <w:iCs/>
-          <w:i/>
+          <w:i/>
+          <w:iCs/>
         </w:rPr>
         <w:t xml:space="preserve">P. 137-138</w:t>
       </w:r>
@@ -4954,8 +4954,8 @@
       </w:r>
       <w:r>
         <w:rPr>
-          <w:iCs/>
-          <w:i/>
+          <w:i/>
+          <w:iCs/>
         </w:rPr>
         <w:t xml:space="preserve">ipso facto</w:t>
       </w:r>
@@ -4997,8 +4997,8 @@
       </w:r>
       <w:r>
         <w:rPr>
-          <w:iCs/>
-          <w:i/>
+          <w:i/>
+          <w:iCs/>
         </w:rPr>
         <w:t xml:space="preserve">constitución</w:t>
       </w:r>
@@ -5013,8 +5013,8 @@
       </w:r>
       <w:r>
         <w:rPr>
-          <w:iCs/>
-          <w:i/>
+          <w:i/>
+          <w:iCs/>
         </w:rPr>
         <w:t xml:space="preserve">sensibilización</w:t>
       </w:r>
@@ -5026,15 +5026,15 @@
       </w:r>
       <w:r>
         <w:rPr>
-          <w:iCs/>
-          <w:i/>
+          <w:i/>
+          <w:iCs/>
         </w:rPr>
         <w:t xml:space="preserve">disposición, que prolonga ella misma una constitución.</w:t>
       </w:r>
       <w:r>
         <w:rPr>
-          <w:iCs/>
-          <w:i/>
+          <w:i/>
+          <w:iCs/>
         </w:rPr>
         <w:t xml:space="preserve"> </w:t>
       </w:r>
@@ -5062,8 +5062,8 @@
       </w:r>
       <w:r>
         <w:rPr>
-          <w:iCs/>
-          <w:i/>
+          <w:i/>
+          <w:iCs/>
         </w:rPr>
         <w:t xml:space="preserve">Semiótica de las pasiones.</w:t>
       </w:r>
@@ -5074,8 +5074,8 @@
       </w:pPr>
       <w:r>
         <w:rPr>
-          <w:iCs/>
-          <w:i/>
+          <w:i/>
+          <w:iCs/>
         </w:rPr>
         <w:t xml:space="preserve">P. 138-139-140 ͦ La moralización</w:t>
       </w:r>
@@ -5086,8 +5086,8 @@
       </w:pPr>
       <w:r>
         <w:rPr>
-          <w:iCs/>
-          <w:i/>
+          <w:i/>
+          <w:iCs/>
         </w:rPr>
         <w:t xml:space="preserve"> </w:t>
       </w:r>
@@ -5116,12 +5116,12 @@
     </w:p>
     <w:p>
       <w:pPr>
-        <w:pStyle w:val="BodyText"/>
-      </w:pPr>
-      <w:r>
-        <w:rPr>
-          <w:bCs/>
-          <w:b/>
+        <w:pStyle w:val="FirstParagraph"/>
+      </w:pPr>
+      <w:r>
+        <w:rPr>
+          <w:b/>
+          <w:bCs/>
         </w:rPr>
         <w:t xml:space="preserve">GREIMAS A. J. y J. FONTANILLE</w:t>
       </w:r>
@@ -5133,8 +5133,8 @@
       </w:r>
       <w:r>
         <w:rPr>
-          <w:iCs/>
-          <w:i/>
+          <w:i/>
+          <w:iCs/>
         </w:rPr>
         <w:t xml:space="preserve">Semiótica de las pasiones</w:t>
       </w:r>
@@ -5159,15 +5159,15 @@
       </w:r>
       <w:r>
         <w:rPr>
-          <w:iCs/>
-          <w:i/>
+          <w:i/>
+          <w:iCs/>
         </w:rPr>
         <w:t xml:space="preserve">fortiori</w:t>
       </w:r>
       <w:r>
         <w:rPr>
-          <w:iCs/>
-          <w:i/>
+          <w:i/>
+          <w:iCs/>
         </w:rPr>
         <w:t xml:space="preserve"> </w:t>
       </w:r>
@@ -5177,7 +5177,7 @@
     </w:p>
     <w:p>
       <w:pPr>
-        <w:pStyle w:val="BodyText"/>
+        <w:pStyle w:val="BlockText"/>
       </w:pPr>
       <w:r>
         <w:t xml:space="preserve">Por cierto, en el recorrido discursivo del avaro, las relaciones intersubjetivas sólo aparecen en el momento de la evaluación; desde luego que en profundidad son el resorte del “flujo circulante del valor”, pero en el nivel discursivo tienden a borrarse en provecho de las relaciones de objeto; es pues solamente a la luz de la moralización como nos damos cuenta de que las riquezas acumuladas y retenidas son a expensas del otro. En cambio, los celos aparecen de entrada sobre el fondo de una relación intersubjetiva compleja y variable, presente por definición a todo lo largo del recorrido pasional: el temor de perder el objeto no se comprende aquí más que por la presencia de un rival potencial o imaginario, y el temor del rival nace de la presencia del objeto que tiene la función de desafío.</w:t>
@@ -5185,12 +5185,12 @@
     </w:p>
     <w:p>
       <w:pPr>
-        <w:pStyle w:val="BodyText"/>
-      </w:pPr>
-      <w:r>
-        <w:rPr>
-          <w:bCs/>
-          <w:b/>
+        <w:pStyle w:val="FirstParagraph"/>
+      </w:pPr>
+      <w:r>
+        <w:rPr>
+          <w:b/>
+          <w:bCs/>
         </w:rPr>
         <w:t xml:space="preserve">GREIMAS A. J. y J. FONTANILLE</w:t>
       </w:r>
@@ -5202,8 +5202,8 @@
       </w:r>
       <w:r>
         <w:rPr>
-          <w:iCs/>
-          <w:i/>
+          <w:i/>
+          <w:iCs/>
         </w:rPr>
         <w:t xml:space="preserve">Semiótica de las pasiones</w:t>
       </w:r>
@@ -5218,7 +5218,7 @@
     </w:p>
     <w:p>
       <w:pPr>
-        <w:pStyle w:val="BodyText"/>
+        <w:pStyle w:val="BlockText"/>
       </w:pPr>
       <w:r>
         <w:t xml:space="preserve">Señalamos aquí desde ahora que el recorrido pasional es aquí función de relaciones duales entre tres actantes y el conjunto está orientado por la perspectiva adoptada por el celoso; los celos en este sentido, pueden ser tanto un desamparo y un</w:t>
@@ -5228,15 +5228,15 @@
       </w:r>
       <w:r>
         <w:rPr>
-          <w:iCs/>
-          <w:i/>
+          <w:i/>
+          <w:iCs/>
         </w:rPr>
         <w:t xml:space="preserve">sufrimiento</w:t>
       </w:r>
       <w:r>
         <w:rPr>
-          <w:iCs/>
-          <w:i/>
+          <w:i/>
+          <w:iCs/>
         </w:rPr>
         <w:t xml:space="preserve"> </w:t>
       </w:r>
@@ -5248,15 +5248,15 @@
       </w:r>
       <w:r>
         <w:rPr>
-          <w:iCs/>
-          <w:i/>
+          <w:i/>
+          <w:iCs/>
         </w:rPr>
         <w:t xml:space="preserve">y una</w:t>
       </w:r>
       <w:r>
         <w:rPr>
-          <w:iCs/>
-          <w:i/>
+          <w:i/>
+          <w:iCs/>
         </w:rPr>
         <w:t xml:space="preserve"> </w:t>
       </w:r>
@@ -5268,15 +5268,15 @@
       </w:r>
       <w:r>
         <w:rPr>
-          <w:iCs/>
-          <w:i/>
+          <w:i/>
+          <w:iCs/>
         </w:rPr>
         <w:t xml:space="preserve">rivalidad</w:t>
       </w:r>
       <w:r>
         <w:rPr>
-          <w:iCs/>
-          <w:i/>
+          <w:i/>
+          <w:iCs/>
         </w:rPr>
         <w:t xml:space="preserve"> </w:t>
       </w:r>
@@ -5306,15 +5306,15 @@
       </w:r>
       <w:r>
         <w:rPr>
-          <w:iCs/>
-          <w:i/>
+          <w:i/>
+          <w:iCs/>
         </w:rPr>
         <w:t xml:space="preserve">apego</w:t>
       </w:r>
       <w:r>
         <w:rPr>
-          <w:iCs/>
-          <w:i/>
+          <w:i/>
+          <w:iCs/>
         </w:rPr>
         <w:t xml:space="preserve"> </w:t>
       </w:r>
@@ -5342,12 +5342,12 @@
     </w:p>
     <w:p>
       <w:pPr>
-        <w:pStyle w:val="BodyText"/>
-      </w:pPr>
-      <w:r>
-        <w:rPr>
-          <w:bCs/>
-          <w:b/>
+        <w:pStyle w:val="FirstParagraph"/>
+      </w:pPr>
+      <w:r>
+        <w:rPr>
+          <w:b/>
+          <w:bCs/>
         </w:rPr>
         <w:t xml:space="preserve">GREIMAS A. J. y J. FONTANILLE</w:t>
       </w:r>
@@ -5359,15 +5359,15 @@
       </w:r>
       <w:r>
         <w:rPr>
-          <w:iCs/>
-          <w:i/>
+          <w:i/>
+          <w:iCs/>
         </w:rPr>
         <w:t xml:space="preserve">Semiótica de las</w:t>
       </w:r>
       <w:r>
         <w:rPr>
-          <w:iCs/>
-          <w:i/>
+          <w:i/>
+          <w:iCs/>
         </w:rPr>
         <w:t xml:space="preserve"> </w:t>
       </w:r>
@@ -5400,15 +5400,15 @@
       </w:r>
       <w:r>
         <w:rPr>
-          <w:iCs/>
-          <w:i/>
+          <w:i/>
+          <w:iCs/>
         </w:rPr>
         <w:t xml:space="preserve">apego</w:t>
       </w:r>
       <w:r>
         <w:rPr>
-          <w:iCs/>
-          <w:i/>
+          <w:i/>
+          <w:iCs/>
         </w:rPr>
         <w:t xml:space="preserve"> </w:t>
       </w:r>
@@ -5420,8 +5420,8 @@
       </w:r>
       <w:r>
         <w:rPr>
-          <w:iCs/>
-          <w:i/>
+          <w:i/>
+          <w:iCs/>
         </w:rPr>
         <w:t xml:space="preserve">rivalidad</w:t>
       </w:r>
@@ -5467,7 +5467,7 @@
     </w:p>
     <w:p>
       <w:pPr>
-        <w:pStyle w:val="BodyText"/>
+        <w:pStyle w:val="BlockText"/>
       </w:pPr>
       <w:r>
         <w:t xml:space="preserve">Todas las definiciones de los celos dan cuenta, directa o indirectamente, de un antisujeo que amenaza con hacer estragos o que ya los ha hecho. Por ejemplo, un antónimo como “bonachón” se glosa, entre otros, por “complaciente”, “inofensivo”, “pacífico”, lo que lleva a confirmar el carácter “combativo” “ofensivo” del celoso y, por lo tanto, la presencia al menos potencial de un rival en su territorio. Además, el celoso es ante todo –y por su misma etimología- alguien “particularmente apegado a…”, que “depende absolutamente de …”, y es por eso que los celos remiten también al deseo, al celo y a la envidia. El apego está también presente en los antónimos, en negativa esta vez: “indiferente” se glosa como “insensible” o “apartado”, por ejemplo.</w:t>
@@ -5475,12 +5475,12 @@
     </w:p>
     <w:p>
       <w:pPr>
-        <w:pStyle w:val="BodyText"/>
-      </w:pPr>
-      <w:r>
-        <w:rPr>
-          <w:bCs/>
-          <w:b/>
+        <w:pStyle w:val="FirstParagraph"/>
+      </w:pPr>
+      <w:r>
+        <w:rPr>
+          <w:b/>
+          <w:bCs/>
         </w:rPr>
         <w:t xml:space="preserve">GREIMAS A. J. y J. FONTANILLE</w:t>
       </w:r>
@@ -5492,8 +5492,8 @@
       </w:r>
       <w:r>
         <w:rPr>
-          <w:iCs/>
-          <w:i/>
+          <w:i/>
+          <w:iCs/>
         </w:rPr>
         <w:t xml:space="preserve">Semiótica de las pasiones</w:t>
       </w:r>
@@ -5516,7 +5516,7 @@
     </w:p>
     <w:p>
       <w:pPr>
-        <w:pStyle w:val="BodyText"/>
+        <w:pStyle w:val="BlockText"/>
       </w:pPr>
       <w:r>
         <w:t xml:space="preserve">Pero hay que ver bien que estas dos configuraciones están, si no muy próximas entre sí, por lo menos cuidadosamente articuladas en los celos. En una especie de presuposición alternada, el apego se refuerza con la rivalidad y la rivalidad se agudiza con el apego que la motiva. La consecuencia de esa articulación de dos configuraciones en gran parte autónomas no es nada despreciable; por una parte, la rivalidad nunca será, para el celoso, alegre y conquistadora, sino que aparecerá más bien como dolorosa y amarga, teniendo como perspectiva la pérdida del objeto; por la otro, el apego será profundamente inquieto y preocupado, ya que la amenaza del rival está latente: por ejemplo, puesto que lo único que cuenta es la relación con el ser amado, una inquietud guarda la huella de la actividad amenazadora y más o menos imaginaria de un antisujeto. …Asimismo, el celoso es un sujeto acosado entre dos relaciones que lo solicitan cada una por completo, pero a las cuales jamás puede consagrarse exclusivamente: preocupado por su apego cuando lucha, está, a la inversa, obsesionado por la rivalidad cuando ama.</w:t>
@@ -5524,12 +5524,12 @@
     </w:p>
     <w:p>
       <w:pPr>
-        <w:pStyle w:val="BodyText"/>
-      </w:pPr>
-      <w:r>
-        <w:rPr>
-          <w:bCs/>
-          <w:b/>
+        <w:pStyle w:val="FirstParagraph"/>
+      </w:pPr>
+      <w:r>
+        <w:rPr>
+          <w:b/>
+          <w:bCs/>
         </w:rPr>
         <w:t xml:space="preserve">GREIMAS A. J. y J. FONTANILLE</w:t>
       </w:r>
@@ -5541,8 +5541,8 @@
       </w:r>
       <w:r>
         <w:rPr>
-          <w:iCs/>
-          <w:i/>
+          <w:i/>
+          <w:iCs/>
         </w:rPr>
         <w:t xml:space="preserve">Semiótica de las pasiones</w:t>
       </w:r>
@@ -5577,8 +5577,8 @@
       </w:pPr>
       <w:r>
         <w:rPr>
-          <w:bCs/>
-          <w:b/>
+          <w:b/>
+          <w:bCs/>
         </w:rPr>
         <w:t xml:space="preserve">GREIMAS A. J. y J. FONTANILLE</w:t>
       </w:r>
@@ -5590,8 +5590,8 @@
       </w:r>
       <w:r>
         <w:rPr>
-          <w:iCs/>
-          <w:i/>
+          <w:i/>
+          <w:iCs/>
         </w:rPr>
         <w:t xml:space="preserve">Semiótica de las pasiones</w:t>
       </w:r>
@@ -5645,15 +5645,15 @@
       </w:r>
       <w:r>
         <w:rPr>
-          <w:iCs/>
-          <w:i/>
+          <w:i/>
+          <w:iCs/>
         </w:rPr>
         <w:t xml:space="preserve">saber-hacer</w:t>
       </w:r>
       <w:r>
         <w:rPr>
-          <w:iCs/>
-          <w:i/>
+          <w:i/>
+          <w:iCs/>
         </w:rPr>
         <w:t xml:space="preserve"> </w:t>
       </w:r>
@@ -5665,15 +5665,15 @@
       </w:r>
       <w:r>
         <w:rPr>
-          <w:iCs/>
-          <w:i/>
+          <w:i/>
+          <w:iCs/>
         </w:rPr>
         <w:t xml:space="preserve">poder-hacer</w:t>
       </w:r>
       <w:r>
         <w:rPr>
-          <w:iCs/>
-          <w:i/>
+          <w:i/>
+          <w:iCs/>
         </w:rPr>
         <w:t xml:space="preserve"> </w:t>
       </w:r>
@@ -5687,8 +5687,8 @@
       </w:pPr>
       <w:r>
         <w:rPr>
-          <w:bCs/>
-          <w:b/>
+          <w:b/>
+          <w:bCs/>
         </w:rPr>
         <w:t xml:space="preserve">GREIMAS A. J. y J. FONTANILLE</w:t>
       </w:r>
@@ -5700,8 +5700,8 @@
       </w:r>
       <w:r>
         <w:rPr>
-          <w:iCs/>
-          <w:i/>
+          <w:i/>
+          <w:iCs/>
         </w:rPr>
         <w:t xml:space="preserve">Semiótica de las pasiones</w:t>
       </w:r>
@@ -5712,8 +5712,8 @@
       </w:pPr>
       <w:r>
         <w:rPr>
-          <w:iCs/>
-          <w:i/>
+          <w:i/>
+          <w:iCs/>
         </w:rPr>
         <w:t xml:space="preserve">p.163 LOS CELOS</w:t>
       </w:r>
@@ -5740,8 +5740,8 @@
       </w:pPr>
       <w:r>
         <w:rPr>
-          <w:bCs/>
-          <w:b/>
+          <w:b/>
+          <w:bCs/>
         </w:rPr>
         <w:t xml:space="preserve">GREIMAS A. J. y J. FONTANILLE</w:t>
       </w:r>
@@ -5753,8 +5753,8 @@
       </w:r>
       <w:r>
         <w:rPr>
-          <w:iCs/>
-          <w:i/>
+          <w:i/>
+          <w:iCs/>
         </w:rPr>
         <w:t xml:space="preserve">Semiótica de las pasiones</w:t>
       </w:r>
@@ -5765,8 +5765,8 @@
       </w:pPr>
       <w:r>
         <w:rPr>
-          <w:iCs/>
-          <w:i/>
+          <w:i/>
+          <w:iCs/>
         </w:rPr>
         <w:t xml:space="preserve">p.164 LOS CELOS</w:t>
       </w:r>
@@ -5796,8 +5796,8 @@
       </w:pPr>
       <w:r>
         <w:rPr>
-          <w:bCs/>
-          <w:b/>
+          <w:b/>
+          <w:bCs/>
         </w:rPr>
         <w:t xml:space="preserve">GREIMAS A. J. y J. FONTANILLE</w:t>
       </w:r>
@@ -5809,8 +5809,8 @@
       </w:r>
       <w:r>
         <w:rPr>
-          <w:iCs/>
-          <w:i/>
+          <w:i/>
+          <w:iCs/>
         </w:rPr>
         <w:t xml:space="preserve">Semiótica de las pasiones</w:t>
       </w:r>
@@ -5821,15 +5821,15 @@
       </w:pPr>
       <w:r>
         <w:rPr>
-          <w:iCs/>
-          <w:i/>
+          <w:i/>
+          <w:iCs/>
         </w:rPr>
         <w:t xml:space="preserve">p.165 LOS CELOS</w:t>
       </w:r>
     </w:p>
     <w:p>
       <w:pPr>
-        <w:pStyle w:val="BodyText"/>
+        <w:pStyle w:val="BlockText"/>
       </w:pPr>
       <w:r>
         <w:t xml:space="preserve">Dentro de esa configuración, los “celos” se dan como un resultado de la serie de especificaciones y de articulaciones ya señaladas en las figuras precedentes: desde luego, es la más compleja de todas las que hemos considerado hasta ahora. Se apoya en el dispositivo actancial S</w:t>
@@ -5873,12 +5873,12 @@
     </w:p>
     <w:p>
       <w:pPr>
-        <w:pStyle w:val="BodyText"/>
-      </w:pPr>
-      <w:r>
-        <w:rPr>
-          <w:bCs/>
-          <w:b/>
+        <w:pStyle w:val="FirstParagraph"/>
+      </w:pPr>
+      <w:r>
+        <w:rPr>
+          <w:b/>
+          <w:bCs/>
         </w:rPr>
         <w:t xml:space="preserve">GREIMAS A. J. y J. FONTANILLE</w:t>
       </w:r>
@@ -5890,8 +5890,8 @@
       </w:r>
       <w:r>
         <w:rPr>
-          <w:iCs/>
-          <w:i/>
+          <w:i/>
+          <w:iCs/>
         </w:rPr>
         <w:t xml:space="preserve">Semiótica de las pasiones</w:t>
       </w:r>
@@ -5902,8 +5902,8 @@
       </w:pPr>
       <w:r>
         <w:rPr>
-          <w:iCs/>
-          <w:i/>
+          <w:i/>
+          <w:iCs/>
         </w:rPr>
         <w:t xml:space="preserve">p. 167 LOS CELOS</w:t>
       </w:r>
@@ -5947,7 +5947,7 @@
     </w:p>
     <w:p>
       <w:pPr>
-        <w:pStyle w:val="BodyText"/>
+        <w:pStyle w:val="BlockText"/>
       </w:pPr>
       <w:r>
         <w:t xml:space="preserve">Si el espectáculo fundamental de los celos es el de la junción modalizada del rival y del objeto, el celoso como observador es excluido de la relación de junción. El envidioso podía escoger entre dos perspectivas, en las que siempre era el polo principal: o bien S</w:t>
@@ -6054,12 +6054,12 @@
     </w:p>
     <w:p>
       <w:pPr>
-        <w:pStyle w:val="BodyText"/>
-      </w:pPr>
-      <w:r>
-        <w:rPr>
-          <w:bCs/>
-          <w:b/>
+        <w:pStyle w:val="FirstParagraph"/>
+      </w:pPr>
+      <w:r>
+        <w:rPr>
+          <w:b/>
+          <w:bCs/>
         </w:rPr>
         <w:t xml:space="preserve">GREIMAS A. J. y J. FONTANILLE</w:t>
       </w:r>
@@ -6071,8 +6071,8 @@
       </w:r>
       <w:r>
         <w:rPr>
-          <w:iCs/>
-          <w:i/>
+          <w:i/>
+          <w:iCs/>
         </w:rPr>
         <w:t xml:space="preserve">Semiótica de las pasiones</w:t>
       </w:r>
@@ -6083,15 +6083,15 @@
       </w:pPr>
       <w:r>
         <w:rPr>
-          <w:iCs/>
-          <w:i/>
+          <w:i/>
+          <w:iCs/>
         </w:rPr>
         <w:t xml:space="preserve">p. 167-168 LOS CELOS</w:t>
       </w:r>
     </w:p>
     <w:p>
       <w:pPr>
-        <w:pStyle w:val="BodyText"/>
+        <w:pStyle w:val="BlockText"/>
       </w:pPr>
       <w:r>
         <w:t xml:space="preserve">Esa posición muy particular en el dispositivo actancial va a traducirse en el nivel discursivo por la atribución de una posición de observación específica: el observador de los celos será de hecho un “espectador”, es decir, un observador cuyas coordenadas espacio-temporales se refieren a las de un espectáculo que le es dado, pero que en ningún caso puede figurar como actor en la misma escena. En efecto, como se verá pronto, cualquiera que sea la posición espacial o temporal del celoso con relación a la escena en la que el rival y el objeto se conjuntan, esta última está siempre “presente” en su imaginación –es la obra de sus determinaciones espacio-temporales-, pero siempre excluido.</w:t>
@@ -6099,12 +6099,12 @@
     </w:p>
     <w:p>
       <w:pPr>
-        <w:pStyle w:val="BodyText"/>
-      </w:pPr>
-      <w:r>
-        <w:rPr>
-          <w:bCs/>
-          <w:b/>
+        <w:pStyle w:val="FirstParagraph"/>
+      </w:pPr>
+      <w:r>
+        <w:rPr>
+          <w:b/>
+          <w:bCs/>
         </w:rPr>
         <w:t xml:space="preserve">GREIMAS A. J. y J. FONTANILLE</w:t>
       </w:r>
@@ -6116,8 +6116,8 @@
       </w:r>
       <w:r>
         <w:rPr>
-          <w:iCs/>
-          <w:i/>
+          <w:i/>
+          <w:iCs/>
         </w:rPr>
         <w:t xml:space="preserve">Semiótica de las pasiones</w:t>
       </w:r>
@@ -6128,8 +6128,8 @@
       </w:pPr>
       <w:r>
         <w:rPr>
-          <w:iCs/>
-          <w:i/>
+          <w:i/>
+          <w:iCs/>
         </w:rPr>
         <w:t xml:space="preserve">p. 168-169 LOS CELOS</w:t>
       </w:r>
@@ -6162,15 +6162,15 @@
       </w:r>
       <w:r>
         <w:rPr>
-          <w:iCs/>
-          <w:i/>
+          <w:i/>
+          <w:iCs/>
         </w:rPr>
         <w:t xml:space="preserve">deber-estar-ser</w:t>
       </w:r>
       <w:r>
         <w:rPr>
-          <w:iCs/>
-          <w:i/>
+          <w:i/>
+          <w:iCs/>
         </w:rPr>
         <w:t xml:space="preserve"> </w:t>
       </w:r>
@@ -6182,15 +6182,15 @@
       </w:r>
       <w:r>
         <w:rPr>
-          <w:iCs/>
-          <w:i/>
+          <w:i/>
+          <w:iCs/>
         </w:rPr>
         <w:t xml:space="preserve">deber-estar-ser</w:t>
       </w:r>
       <w:r>
         <w:rPr>
-          <w:iCs/>
-          <w:i/>
+          <w:i/>
+          <w:iCs/>
         </w:rPr>
         <w:t xml:space="preserve"> </w:t>
       </w:r>
@@ -6200,7 +6200,7 @@
     </w:p>
     <w:p>
       <w:pPr>
-        <w:pStyle w:val="BodyText"/>
+        <w:pStyle w:val="BlockText"/>
       </w:pPr>
       <w:r>
         <w:t xml:space="preserve">No se ve cómo la intensidad podría afectar directamente a esa modalidad, ya que es categorial: ¿cómo una necesidad que se respete puede ser más o menos fuerte que otra necesidad? Las únicas respuestas que vienen a la mente son de tipo discursivo o tensivo: se puede admitir que ciertas necesidades sean jerárquicamente superiores a otras, que algunas sean más urgentes, prioritarias. La necesidad, en suma, no conocería otras gradaciones ni otras diferencias de intensidad que las que obligan a distribuir temporal y espacialmente los programas con vistas a su linearización, durante la puesta en discurso: la intensidad del apego se reconocería especialmente, ya sea en la anterioridad de los programas o de los comportamientos correspondientes al objeto, o bien por su ubicación en primer plano en la representación figurativa que el sujeto da de su ser.</w:t>
@@ -6208,12 +6208,12 @@
     </w:p>
     <w:p>
       <w:pPr>
-        <w:pStyle w:val="BodyText"/>
-      </w:pPr>
-      <w:r>
-        <w:rPr>
-          <w:bCs/>
-          <w:b/>
+        <w:pStyle w:val="FirstParagraph"/>
+      </w:pPr>
+      <w:r>
+        <w:rPr>
+          <w:b/>
+          <w:bCs/>
         </w:rPr>
         <w:t xml:space="preserve">GREIMAS A. J. y J. FONTANILLE</w:t>
       </w:r>
@@ -6225,8 +6225,8 @@
       </w:r>
       <w:r>
         <w:rPr>
-          <w:iCs/>
-          <w:i/>
+          <w:i/>
+          <w:iCs/>
         </w:rPr>
         <w:t xml:space="preserve">Semiótica de las pasiones</w:t>
       </w:r>
@@ -6259,15 +6259,15 @@
       </w:r>
       <w:r>
         <w:rPr>
-          <w:iCs/>
-          <w:i/>
+          <w:i/>
+          <w:iCs/>
         </w:rPr>
         <w:t xml:space="preserve">deber.-ser-estar</w:t>
       </w:r>
       <w:r>
         <w:rPr>
-          <w:iCs/>
-          <w:i/>
+          <w:i/>
+          <w:iCs/>
         </w:rPr>
         <w:t xml:space="preserve"> </w:t>
       </w:r>
@@ -6279,8 +6279,8 @@
       </w:r>
       <w:r>
         <w:rPr>
-          <w:iCs/>
-          <w:i/>
+          <w:i/>
+          <w:iCs/>
         </w:rPr>
         <w:t xml:space="preserve">confianza</w:t>
       </w:r>
@@ -6292,15 +6292,15 @@
       </w:r>
       <w:r>
         <w:rPr>
-          <w:iCs/>
-          <w:i/>
+          <w:i/>
+          <w:iCs/>
         </w:rPr>
         <w:t xml:space="preserve">deber- estar- ser</w:t>
       </w:r>
       <w:r>
         <w:rPr>
-          <w:iCs/>
-          <w:i/>
+          <w:i/>
+          <w:iCs/>
         </w:rPr>
         <w:t xml:space="preserve"> </w:t>
       </w:r>
@@ -6314,8 +6314,8 @@
       </w:pPr>
       <w:r>
         <w:rPr>
-          <w:bCs/>
-          <w:b/>
+          <w:b/>
+          <w:bCs/>
         </w:rPr>
         <w:t xml:space="preserve">GREIMAS A. J. y J. FONTANILLE</w:t>
       </w:r>
@@ -6327,8 +6327,8 @@
       </w:r>
       <w:r>
         <w:rPr>
-          <w:iCs/>
-          <w:i/>
+          <w:i/>
+          <w:iCs/>
         </w:rPr>
         <w:t xml:space="preserve">Semiótica de las pasiones</w:t>
       </w:r>
@@ -6359,7 +6359,7 @@
     </w:p>
     <w:p>
       <w:pPr>
-        <w:pStyle w:val="BodyText"/>
+        <w:pStyle w:val="BlockText"/>
       </w:pPr>
       <w:r>
         <w:t xml:space="preserve">La “posesión” sería la “facultad de hacer uso de un bien del que se dispone” y remitirá así a “detentar” “servirse de”, “poder gozar de”. El sujeto de la posesión no es un sujeto de hacer que apunte a la conjunción, sino un sujeto ya conjunto que apunta al goce del objeto. Se observa también un sujeto de hacer que da placer al sujeto de estado, pero estaría situado en la dimensión tímica y no en la dimensión pragmática que ha llevado a la conjunción con el objeto: se escoge y compra una casa (dimensión pragmática) y se goza de ella una vez que se la tiene (dimensión tímica)…</w:t>
@@ -6367,12 +6367,12 @@
     </w:p>
     <w:p>
       <w:pPr>
-        <w:pStyle w:val="BodyText"/>
-      </w:pPr>
-      <w:r>
-        <w:rPr>
-          <w:bCs/>
-          <w:b/>
+        <w:pStyle w:val="FirstParagraph"/>
+      </w:pPr>
+      <w:r>
+        <w:rPr>
+          <w:b/>
+          <w:bCs/>
         </w:rPr>
         <w:t xml:space="preserve">GREIMAS A. J. y J. FONTANILLE</w:t>
       </w:r>
@@ -6384,8 +6384,8 @@
       </w:r>
       <w:r>
         <w:rPr>
-          <w:iCs/>
-          <w:i/>
+          <w:i/>
+          <w:iCs/>
         </w:rPr>
         <w:t xml:space="preserve">Semiótica de las pasiones</w:t>
       </w:r>
@@ -6418,15 +6418,15 @@
       </w:r>
       <w:r>
         <w:rPr>
-          <w:iCs/>
-          <w:i/>
+          <w:i/>
+          <w:iCs/>
         </w:rPr>
         <w:t xml:space="preserve">deber-no-estar-ser,</w:t>
       </w:r>
       <w:r>
         <w:rPr>
-          <w:iCs/>
-          <w:i/>
+          <w:i/>
+          <w:iCs/>
         </w:rPr>
         <w:t xml:space="preserve"> </w:t>
       </w:r>
@@ -6436,7 +6436,7 @@
     </w:p>
     <w:p>
       <w:pPr>
-        <w:pStyle w:val="BodyText"/>
+        <w:pStyle w:val="BlockText"/>
       </w:pPr>
       <w:r>
         <w:t xml:space="preserve">Toda exclusión supone una totalidad y una parte de esa totalidad considerada como una unidad; lo que en realidad delimita a la exclusión es una realidad salida de la totalidad, individuo, grupo o fracción…</w:t>
@@ -6444,7 +6444,7 @@
     </w:p>
     <w:p>
       <w:pPr>
-        <w:pStyle w:val="BodyText"/>
+        <w:pStyle w:val="FirstParagraph"/>
       </w:pPr>
       <w:r>
         <w:t xml:space="preserve">p. 176</w:t>
@@ -6452,7 +6452,7 @@
     </w:p>
     <w:p>
       <w:pPr>
-        <w:pStyle w:val="BodyText"/>
+        <w:pStyle w:val="BlockText"/>
       </w:pPr>
       <w:r>
         <w:t xml:space="preserve">Consultando de nuevo las definiciones del diccionario, notamos que distinguen cuatro sememas, caracterizados cada uno por un término genérico, Se encuentra así un</w:t>
@@ -6462,8 +6462,8 @@
       </w:r>
       <w:r>
         <w:rPr>
-          <w:iCs/>
-          <w:i/>
+          <w:i/>
+          <w:iCs/>
         </w:rPr>
         <w:t xml:space="preserve">apego</w:t>
       </w:r>
@@ -6475,8 +6475,8 @@
       </w:r>
       <w:r>
         <w:rPr>
-          <w:iCs/>
-          <w:i/>
+          <w:i/>
+          <w:iCs/>
         </w:rPr>
         <w:t xml:space="preserve">mal sentimiento</w:t>
       </w:r>
@@ -6488,8 +6488,8 @@
       </w:r>
       <w:r>
         <w:rPr>
-          <w:iCs/>
-          <w:i/>
+          <w:i/>
+          <w:iCs/>
         </w:rPr>
         <w:t xml:space="preserve">inquietud</w:t>
       </w:r>
@@ -6501,15 +6501,15 @@
       </w:r>
       <w:r>
         <w:rPr>
-          <w:iCs/>
-          <w:i/>
+          <w:i/>
+          <w:iCs/>
         </w:rPr>
         <w:t xml:space="preserve">sentimiento doloroso:</w:t>
       </w:r>
       <w:r>
         <w:rPr>
-          <w:iCs/>
-          <w:i/>
+          <w:i/>
+          <w:iCs/>
         </w:rPr>
         <w:t xml:space="preserve"> </w:t>
       </w:r>
@@ -6519,12 +6519,12 @@
     </w:p>
     <w:p>
       <w:pPr>
-        <w:pStyle w:val="BodyText"/>
-      </w:pPr>
-      <w:r>
-        <w:rPr>
-          <w:bCs/>
-          <w:b/>
+        <w:pStyle w:val="FirstParagraph"/>
+      </w:pPr>
+      <w:r>
+        <w:rPr>
+          <w:b/>
+          <w:bCs/>
         </w:rPr>
         <w:t xml:space="preserve">GREIMAS A. J. y J. FONTANILLE</w:t>
       </w:r>
@@ -6536,8 +6536,8 @@
       </w:r>
       <w:r>
         <w:rPr>
-          <w:iCs/>
-          <w:i/>
+          <w:i/>
+          <w:iCs/>
         </w:rPr>
         <w:t xml:space="preserve">Semiótica de las pasiones</w:t>
       </w:r>
@@ -6570,15 +6570,15 @@
       </w:r>
       <w:r>
         <w:rPr>
-          <w:iCs/>
-          <w:i/>
+          <w:i/>
+          <w:iCs/>
         </w:rPr>
         <w:t xml:space="preserve">poder-estar-ser (la eventualidad) y por el querer-no estar-ser</w:t>
       </w:r>
       <w:r>
         <w:rPr>
-          <w:iCs/>
-          <w:i/>
+          <w:i/>
+          <w:iCs/>
         </w:rPr>
         <w:t xml:space="preserve"> </w:t>
       </w:r>
@@ -6592,8 +6592,8 @@
       </w:pPr>
       <w:r>
         <w:rPr>
-          <w:bCs/>
-          <w:b/>
+          <w:b/>
+          <w:bCs/>
         </w:rPr>
         <w:t xml:space="preserve">GREIMAS A. J. y J. FONTANILLE</w:t>
       </w:r>
@@ -6605,8 +6605,8 @@
       </w:r>
       <w:r>
         <w:rPr>
-          <w:iCs/>
-          <w:i/>
+          <w:i/>
+          <w:iCs/>
         </w:rPr>
         <w:t xml:space="preserve">Semiótica de las pasiones</w:t>
       </w:r>
@@ -6637,7 +6637,7 @@
     </w:p>
     <w:p>
       <w:pPr>
-        <w:pStyle w:val="BodyText"/>
+        <w:pStyle w:val="BlockText"/>
       </w:pPr>
       <w:r>
         <w:t xml:space="preserve">La inquietud puede injertarse particularmente, tanto en la espera del acontecimiento propiamente dicho. En ese sentido hace revivir al sujeto apasionado el estremecimiento fórico fundamental, aquel que engendra el “sentir” mínimo. Además, si la agitación entre euforia y disforia impide al sujeto inquieto la polarización que lo haría un verdadero sujeto de búsqueda, por una regresión en el recorrido generativo lo hace volver a la tensividad fórica, anterior a la categorización. La oscilación, en efecto, no puede ser interpretada como un recorrido entre dos posiciones extremas: el inquieto no es un ciclotímico; es más bien, una indecisión perpetua dentro de una figura mixta que no llega a fijar sus términos. Por eso el inquieto puede ser comprendido como un sujeto sumergido en las modulaciones tensivas.</w:t>
@@ -6645,12 +6645,12 @@
     </w:p>
     <w:p>
       <w:pPr>
-        <w:pStyle w:val="BodyText"/>
-      </w:pPr>
-      <w:r>
-        <w:rPr>
-          <w:bCs/>
-          <w:b/>
+        <w:pStyle w:val="FirstParagraph"/>
+      </w:pPr>
+      <w:r>
+        <w:rPr>
+          <w:b/>
+          <w:bCs/>
         </w:rPr>
         <w:t xml:space="preserve">GREIMAS A. J. y J. FONTANILLE</w:t>
       </w:r>
@@ -6662,8 +6662,8 @@
       </w:r>
       <w:r>
         <w:rPr>
-          <w:iCs/>
-          <w:i/>
+          <w:i/>
+          <w:iCs/>
         </w:rPr>
         <w:t xml:space="preserve">Semiótica de las pasiones</w:t>
       </w:r>
@@ -6686,7 +6686,7 @@
     </w:p>
     <w:p>
       <w:pPr>
-        <w:pStyle w:val="BodyText"/>
+        <w:pStyle w:val="BlockText"/>
       </w:pPr>
       <w:r>
         <w:t xml:space="preserve">El sujeto inquieto podría pasar por prototipo del sujeto apasionado, ya que a falta de poder recorrer posiciones discontinuas dentro de las categorías modales –en el seno de las cuales no puede más que “oscilar”- el único recorrido que se le ofrece es un recorrido de una modalización a la otra, es decir, por el interior de los dispositivos modales. La inquietud, al impedir al sujeto las transformaciones discontinuas que ofrecen las categorías modales, lo predispone para plegarse a la sintaxis intermodal dentro de los dispositivos pasionales. El inquieto sería también un prototipo del sujeto apasionado e otro sentido, complementario del precedente. En efecto, , si se trata de identificar su dispositivo modal específico o su recorrido existencial, no se llega a él: el querer, el saber, el poder y el deber pueden igualmente fundar la inquietud; los sujetos realizados, virtualizados, actualizados y potencializados son todos susceptibles de estar-ser inquietos por razones diferentes.</w:t>
@@ -6694,7 +6694,7 @@
     </w:p>
     <w:p>
       <w:pPr>
-        <w:pStyle w:val="BodyText"/>
+        <w:pStyle w:val="FirstParagraph"/>
       </w:pPr>
       <w:r>
         <w:t xml:space="preserve">…</w:t>
@@ -6706,8 +6706,8 @@
       </w:pPr>
       <w:r>
         <w:rPr>
-          <w:bCs/>
-          <w:b/>
+          <w:b/>
+          <w:bCs/>
         </w:rPr>
         <w:t xml:space="preserve">GREIMAS A. J. y J. FONTANILLE</w:t>
       </w:r>
@@ -6719,8 +6719,8 @@
       </w:r>
       <w:r>
         <w:rPr>
-          <w:iCs/>
-          <w:i/>
+          <w:i/>
+          <w:iCs/>
         </w:rPr>
         <w:t xml:space="preserve">Semiótica de las pasiones</w:t>
       </w:r>
@@ -6731,8 +6731,8 @@
       </w:pPr>
       <w:r>
         <w:rPr>
-          <w:iCs/>
-          <w:i/>
+          <w:i/>
+          <w:iCs/>
         </w:rPr>
         <w:t xml:space="preserve">p. 163 LOS CELOS</w:t>
       </w:r>
@@ -6755,7 +6755,7 @@
     </w:p>
     <w:p>
       <w:pPr>
-        <w:pStyle w:val="BodyText"/>
+        <w:pStyle w:val="BlockText"/>
       </w:pPr>
       <w:r>
         <w:t xml:space="preserve">CONFIANZA DIFIDENCIA</w:t>
@@ -6763,7 +6763,7 @@
     </w:p>
     <w:p>
       <w:pPr>
-        <w:pStyle w:val="BodyText"/>
+        <w:pStyle w:val="BlockText"/>
       </w:pPr>
       <w:r>
         <w:t xml:space="preserve">¿PREFIANZA? DESCONFIANZA</w:t>
@@ -6771,7 +6771,7 @@
     </w:p>
     <w:p>
       <w:pPr>
-        <w:pStyle w:val="BodyText"/>
+        <w:pStyle w:val="FirstParagraph"/>
       </w:pPr>
       <w:r>
         <w:t xml:space="preserve">GREIMAS A.J. y J. FONTANILLE (1994[1991]).</w:t>
@@ -6781,15 +6781,15 @@
       </w:r>
       <w:r>
         <w:rPr>
-          <w:iCs/>
-          <w:i/>
+          <w:i/>
+          <w:iCs/>
         </w:rPr>
         <w:t xml:space="preserve">Semiótica de las pasiones. De los estados de cosas a los estados de ánimo.</w:t>
       </w:r>
       <w:r>
         <w:rPr>
-          <w:iCs/>
-          <w:i/>
+          <w:i/>
+          <w:iCs/>
         </w:rPr>
         <w:t xml:space="preserve"> </w:t>
       </w:r>
@@ -6803,15 +6803,15 @@
       </w:pPr>
       <w:r>
         <w:rPr>
-          <w:iCs/>
-          <w:i/>
+          <w:i/>
+          <w:iCs/>
         </w:rPr>
         <w:t xml:space="preserve">P. 96</w:t>
       </w:r>
       <w:r>
         <w:rPr>
-          <w:iCs/>
-          <w:i/>
+          <w:i/>
+          <w:iCs/>
         </w:rPr>
         <w:t xml:space="preserve"> </w:t>
       </w:r>
@@ -6831,8 +6831,8 @@
       </w:r>
       <w:r>
         <w:rPr>
-          <w:bCs/>
-          <w:b/>
+          <w:b/>
+          <w:bCs/>
         </w:rPr>
         <w:t xml:space="preserve">uso</w:t>
       </w:r>
@@ -6858,8 +6858,8 @@
       </w:r>
       <w:r>
         <w:rPr>
-          <w:iCs/>
-          <w:i/>
+          <w:i/>
+          <w:iCs/>
         </w:rPr>
         <w:t xml:space="preserve">umbrales</w:t>
       </w:r>
@@ -6882,48 +6882,48 @@
       </w:r>
       <w:r>
         <w:rPr>
-          <w:iCs/>
-          <w:i/>
+          <w:i/>
+          <w:iCs/>
         </w:rPr>
         <w:t xml:space="preserve">Semiótica de las pasiones.</w:t>
       </w:r>
       <w:r>
         <w:rPr>
-          <w:iCs/>
-          <w:i/>
-        </w:rPr>
-        <w:t xml:space="preserve"> </w:t>
-      </w:r>
-    </w:p>
-    <w:p>
-      <w:pPr>
-        <w:pStyle w:val="BodyText"/>
-      </w:pPr>
-      <w:r>
-        <w:rPr>
-          <w:iCs/>
-          <w:i/>
+          <w:i/>
+          <w:iCs/>
+        </w:rPr>
+        <w:t xml:space="preserve"> </w:t>
+      </w:r>
+    </w:p>
+    <w:p>
+      <w:pPr>
+        <w:pStyle w:val="BodyText"/>
+      </w:pPr>
+      <w:r>
+        <w:rPr>
+          <w:i/>
+          <w:iCs/>
         </w:rPr>
         <w:t xml:space="preserve">P. 129</w:t>
       </w:r>
       <w:r>
         <w:rPr>
-          <w:iCs/>
-          <w:i/>
-        </w:rPr>
-        <w:t xml:space="preserve"> </w:t>
-      </w:r>
-      <w:r>
-        <w:rPr>
-          <w:iCs/>
-          <w:i/>
-        </w:rPr>
-        <w:t xml:space="preserve"> </w:t>
-      </w:r>
-      <w:r>
-        <w:rPr>
-          <w:iCs/>
-          <w:i/>
+          <w:i/>
+          <w:iCs/>
+        </w:rPr>
+        <w:t xml:space="preserve"> </w:t>
+      </w:r>
+      <w:r>
+        <w:rPr>
+          <w:i/>
+          <w:iCs/>
+        </w:rPr>
+        <w:t xml:space="preserve"> </w:t>
+      </w:r>
+      <w:r>
+        <w:rPr>
+          <w:i/>
+          <w:iCs/>
         </w:rPr>
         <w:t xml:space="preserve">El reembrague sobre el sujeto tensivo</w:t>
       </w:r>
@@ -6951,8 +6951,8 @@
       </w:r>
       <w:r>
         <w:rPr>
-          <w:iCs/>
-          <w:i/>
+          <w:i/>
+          <w:iCs/>
         </w:rPr>
         <w:t xml:space="preserve">sujeto epistemológico.</w:t>
       </w:r>
@@ -6974,15 +6974,15 @@
       </w:pPr>
       <w:r>
         <w:rPr>
-          <w:iCs/>
-          <w:i/>
+          <w:i/>
+          <w:iCs/>
         </w:rPr>
         <w:t xml:space="preserve">GREIMAS A.J. y J. FONTANILLE (1994[1991]). Semiótica de las pasiones.</w:t>
       </w:r>
       <w:r>
         <w:rPr>
-          <w:iCs/>
-          <w:i/>
+          <w:i/>
+          <w:iCs/>
         </w:rPr>
         <w:t xml:space="preserve"> </w:t>
       </w:r>
@@ -7001,15 +7001,15 @@
       </w:pPr>
       <w:r>
         <w:rPr>
-          <w:iCs/>
-          <w:i/>
+          <w:i/>
+          <w:iCs/>
         </w:rPr>
         <w:t xml:space="preserve">Al preguntarnos sobre los antecedentes de una semiótica de las pasiones, hemos tenido que reconocer, anteriormente al recorrido del sujeto epistemológico</w:t>
       </w:r>
       <w:r>
         <w:rPr>
-          <w:iCs/>
-          <w:i/>
+          <w:i/>
+          <w:iCs/>
         </w:rPr>
         <w:t xml:space="preserve"> </w:t>
       </w:r>
@@ -7021,8 +7021,8 @@
       </w:r>
       <w:r>
         <w:rPr>
-          <w:iCs/>
-          <w:i/>
+          <w:i/>
+          <w:iCs/>
         </w:rPr>
         <w:t xml:space="preserve">“casi sujeto”, un sujeto sintiente</w:t>
       </w:r>
@@ -7034,8 +7034,8 @@
       </w:r>
       <w:r>
         <w:rPr>
-          <w:iCs/>
-          <w:i/>
+          <w:i/>
+          <w:iCs/>
         </w:rPr>
         <w:t xml:space="preserve">sujeto conocedor; la ubicación de la sintaxis narrativa de superficie lo convierte en sujeto de búsqueda</w:t>
       </w:r>
@@ -7047,8 +7047,8 @@
       </w:r>
       <w:r>
         <w:rPr>
-          <w:iCs/>
-          <w:i/>
+          <w:i/>
+          <w:iCs/>
         </w:rPr>
         <w:t xml:space="preserve">sujeto discurrente</w:t>
       </w:r>
@@ -7071,8 +7071,8 @@
       </w:r>
       <w:r>
         <w:rPr>
-          <w:iCs/>
-          <w:i/>
+          <w:i/>
+          <w:iCs/>
         </w:rPr>
         <w:t xml:space="preserve">ad quem</w:t>
       </w:r>
@@ -7084,8 +7084,8 @@
       </w:r>
       <w:r>
         <w:rPr>
-          <w:iCs/>
-          <w:i/>
+          <w:i/>
+          <w:iCs/>
         </w:rPr>
         <w:t xml:space="preserve">actualizado</w:t>
       </w:r>
@@ -7100,8 +7100,8 @@
       </w:r>
       <w:r>
         <w:rPr>
-          <w:iCs/>
-          <w:i/>
+          <w:i/>
+          <w:iCs/>
         </w:rPr>
         <w:t xml:space="preserve">ab quo</w:t>
       </w:r>
@@ -7116,8 +7116,8 @@
       </w:r>
       <w:r>
         <w:rPr>
-          <w:iCs/>
-          <w:i/>
+          <w:i/>
+          <w:iCs/>
         </w:rPr>
         <w:t xml:space="preserve">virtualizado</w:t>
       </w:r>
@@ -7137,15 +7137,15 @@
       </w:r>
       <w:r>
         <w:rPr>
-          <w:iCs/>
-          <w:i/>
+          <w:i/>
+          <w:iCs/>
         </w:rPr>
         <w:t xml:space="preserve">Semiótica de las pasiones.</w:t>
       </w:r>
       <w:r>
         <w:rPr>
-          <w:iCs/>
-          <w:i/>
+          <w:i/>
+          <w:iCs/>
         </w:rPr>
         <w:t xml:space="preserve"> </w:t>
       </w:r>
@@ -7178,15 +7178,15 @@
       </w:r>
       <w:r>
         <w:rPr>
-          <w:iCs/>
-          <w:i/>
+          <w:i/>
+          <w:iCs/>
         </w:rPr>
         <w:t xml:space="preserve">Semiótica de las pasiones.</w:t>
       </w:r>
       <w:r>
         <w:rPr>
-          <w:iCs/>
-          <w:i/>
+          <w:i/>
+          <w:iCs/>
         </w:rPr>
         <w:t xml:space="preserve"> </w:t>
       </w:r>
@@ -7205,8 +7205,8 @@
       </w:pPr>
       <w:r>
         <w:rPr>
-          <w:iCs/>
-          <w:i/>
+          <w:i/>
+          <w:iCs/>
         </w:rPr>
         <w:t xml:space="preserve"> </w:t>
       </w:r>
@@ -7248,15 +7248,15 @@
       </w:r>
       <w:r>
         <w:rPr>
-          <w:iCs/>
-          <w:i/>
+          <w:i/>
+          <w:iCs/>
         </w:rPr>
         <w:t xml:space="preserve">Semiótica de las pasiones.</w:t>
       </w:r>
       <w:r>
         <w:rPr>
-          <w:iCs/>
-          <w:i/>
+          <w:i/>
+          <w:iCs/>
         </w:rPr>
         <w:t xml:space="preserve"> </w:t>
       </w:r>
@@ -7284,8 +7284,8 @@
       </w:r>
       <w:r>
         <w:rPr>
-          <w:iCs/>
-          <w:i/>
+          <w:i/>
+          <w:iCs/>
         </w:rPr>
         <w:t xml:space="preserve">sensibilización</w:t>
       </w:r>
@@ -7300,8 +7300,8 @@
       </w:r>
       <w:r>
         <w:rPr>
-          <w:iCs/>
-          <w:i/>
+          <w:i/>
+          <w:iCs/>
         </w:rPr>
         <w:t xml:space="preserve">sensibilización</w:t>
       </w:r>
@@ -7324,8 +7324,8 @@
       </w:r>
       <w:r>
         <w:rPr>
-          <w:iCs/>
-          <w:i/>
+          <w:i/>
+          <w:iCs/>
         </w:rPr>
         <w:t xml:space="preserve"> </w:t>
       </w:r>
@@ -7334,15 +7334,15 @@
       </w:r>
       <w:r>
         <w:rPr>
-          <w:iCs/>
-          <w:i/>
+          <w:i/>
+          <w:iCs/>
         </w:rPr>
         <w:t xml:space="preserve">.</w:t>
       </w:r>
       <w:r>
         <w:rPr>
-          <w:iCs/>
-          <w:i/>
+          <w:i/>
+          <w:iCs/>
         </w:rPr>
         <w:t xml:space="preserve"> </w:t>
       </w:r>
@@ -7362,15 +7362,15 @@
       </w:r>
       <w:r>
         <w:rPr>
-          <w:iCs/>
-          <w:i/>
+          <w:i/>
+          <w:iCs/>
         </w:rPr>
         <w:t xml:space="preserve">Semiótica de las pasiones.</w:t>
       </w:r>
       <w:r>
         <w:rPr>
-          <w:iCs/>
-          <w:i/>
+          <w:i/>
+          <w:iCs/>
         </w:rPr>
         <w:t xml:space="preserve"> </w:t>
       </w:r>
@@ -7395,8 +7395,8 @@
       </w:r>
       <w:r>
         <w:rPr>
-          <w:iCs/>
-          <w:i/>
+          <w:i/>
+          <w:iCs/>
         </w:rPr>
         <w:t xml:space="preserve">poder</w:t>
       </w:r>
@@ -7408,8 +7408,8 @@
       </w:r>
       <w:r>
         <w:rPr>
-          <w:iCs/>
-          <w:i/>
+          <w:i/>
+          <w:iCs/>
         </w:rPr>
         <w:t xml:space="preserve">el querer -(estar) ser</w:t>
       </w:r>
@@ -7462,15 +7462,15 @@
       </w:r>
       <w:r>
         <w:rPr>
-          <w:iCs/>
-          <w:i/>
+          <w:i/>
+          <w:iCs/>
         </w:rPr>
         <w:t xml:space="preserve">Semiótica de las pasiones.</w:t>
       </w:r>
       <w:r>
         <w:rPr>
-          <w:iCs/>
-          <w:i/>
+          <w:i/>
+          <w:iCs/>
         </w:rPr>
         <w:t xml:space="preserve"> </w:t>
       </w:r>
@@ -7511,8 +7511,8 @@
       </w:r>
       <w:r>
         <w:rPr>
-          <w:iCs/>
-          <w:i/>
+          <w:i/>
+          <w:iCs/>
         </w:rPr>
         <w:t xml:space="preserve">patemización</w:t>
       </w:r>
@@ -7535,15 +7535,15 @@
       </w:r>
       <w:r>
         <w:rPr>
-          <w:iCs/>
-          <w:i/>
+          <w:i/>
+          <w:iCs/>
         </w:rPr>
         <w:t xml:space="preserve">Semiótica de las pasiones.</w:t>
       </w:r>
       <w:r>
         <w:rPr>
-          <w:iCs/>
-          <w:i/>
+          <w:i/>
+          <w:iCs/>
         </w:rPr>
         <w:t xml:space="preserve"> </w:t>
       </w:r>
@@ -7606,8 +7606,8 @@
       </w:r>
       <w:r>
         <w:rPr>
-          <w:iCs/>
-          <w:i/>
+          <w:i/>
+          <w:iCs/>
         </w:rPr>
         <w:t xml:space="preserve">Semiótica de las pasiones.</w:t>
       </w:r>
@@ -7648,8 +7648,8 @@
       </w:r>
       <w:r>
         <w:rPr>
-          <w:iCs/>
-          <w:i/>
+          <w:i/>
+          <w:iCs/>
         </w:rPr>
         <w:t xml:space="preserve">hexis</w:t>
       </w:r>
@@ -7672,8 +7672,8 @@
       </w:r>
       <w:r>
         <w:rPr>
-          <w:iCs/>
-          <w:i/>
+          <w:i/>
+          <w:iCs/>
         </w:rPr>
         <w:t xml:space="preserve">hexis</w:t>
       </w:r>
@@ -7696,8 +7696,8 @@
       </w:r>
       <w:r>
         <w:rPr>
-          <w:iCs/>
-          <w:i/>
+          <w:i/>
+          <w:iCs/>
         </w:rPr>
         <w:t xml:space="preserve">Semiótica de las pasiones.</w:t>
       </w:r>
@@ -7725,8 +7725,8 @@
       </w:r>
       <w:r>
         <w:rPr>
-          <w:iCs/>
-          <w:i/>
+          <w:i/>
+          <w:iCs/>
         </w:rPr>
         <w:t xml:space="preserve">a fortiori</w:t>
       </w:r>
@@ -7738,8 +7738,8 @@
       </w:r>
       <w:r>
         <w:rPr>
-          <w:iCs/>
-          <w:i/>
+          <w:i/>
+          <w:iCs/>
         </w:rPr>
         <w:t xml:space="preserve">fiducia</w:t>
       </w:r>
@@ -7759,8 +7759,8 @@
       </w:r>
       <w:r>
         <w:rPr>
-          <w:iCs/>
-          <w:i/>
+          <w:i/>
+          <w:iCs/>
         </w:rPr>
         <w:t xml:space="preserve">Semiótica de las pasiones.</w:t>
       </w:r>
@@ -7771,8 +7771,8 @@
       </w:pPr>
       <w:r>
         <w:rPr>
-          <w:iCs/>
-          <w:i/>
+          <w:i/>
+          <w:iCs/>
         </w:rPr>
         <w:t xml:space="preserve">P. 137-138</w:t>
       </w:r>
@@ -7789,8 +7789,8 @@
       </w:r>
       <w:r>
         <w:rPr>
-          <w:iCs/>
-          <w:i/>
+          <w:i/>
+          <w:iCs/>
         </w:rPr>
         <w:t xml:space="preserve">ipso facto</w:t>
       </w:r>
@@ -7832,8 +7832,8 @@
       </w:r>
       <w:r>
         <w:rPr>
-          <w:iCs/>
-          <w:i/>
+          <w:i/>
+          <w:iCs/>
         </w:rPr>
         <w:t xml:space="preserve">constitución</w:t>
       </w:r>
@@ -7848,8 +7848,8 @@
       </w:r>
       <w:r>
         <w:rPr>
-          <w:iCs/>
-          <w:i/>
+          <w:i/>
+          <w:iCs/>
         </w:rPr>
         <w:t xml:space="preserve">sensibilización</w:t>
       </w:r>
@@ -7861,15 +7861,15 @@
       </w:r>
       <w:r>
         <w:rPr>
-          <w:iCs/>
-          <w:i/>
+          <w:i/>
+          <w:iCs/>
         </w:rPr>
         <w:t xml:space="preserve">disposición, que prolonga ella misma una constitución.</w:t>
       </w:r>
       <w:r>
         <w:rPr>
-          <w:iCs/>
-          <w:i/>
+          <w:i/>
+          <w:iCs/>
         </w:rPr>
         <w:t xml:space="preserve"> </w:t>
       </w:r>
@@ -7897,8 +7897,8 @@
       </w:r>
       <w:r>
         <w:rPr>
-          <w:iCs/>
-          <w:i/>
+          <w:i/>
+          <w:iCs/>
         </w:rPr>
         <w:t xml:space="preserve">Semiótica de las pasiones.</w:t>
       </w:r>
@@ -7909,8 +7909,8 @@
       </w:pPr>
       <w:r>
         <w:rPr>
-          <w:iCs/>
-          <w:i/>
+          <w:i/>
+          <w:iCs/>
         </w:rPr>
         <w:t xml:space="preserve">P. 138-139-140 ͦ La moralización</w:t>
       </w:r>
@@ -7921,8 +7921,8 @@
       </w:pPr>
       <w:r>
         <w:rPr>
-          <w:iCs/>
-          <w:i/>
+          <w:i/>
+          <w:iCs/>
         </w:rPr>
         <w:t xml:space="preserve"> </w:t>
       </w:r>
@@ -7981,7 +7981,7 @@
 <file path=word/numbering.xml><?xml version="1.0" encoding="utf-8"?>
 <w:numbering xmlns:w="http://schemas.openxmlformats.org/wordprocessingml/2006/main">
   <w:abstractNum w:abstractNumId="990">
-    <w:nsid w:val="A990"/>
+    <w:nsid w:val="0000A990"/>
     <w:multiLevelType w:val="multilevel"/>
     <w:lvl w:ilvl="0">
       <w:numFmt w:val="bullet"/>
@@ -8057,7 +8057,7 @@
     </w:lvl>
   </w:abstractNum>
   <w:abstractNum w:abstractNumId="997016">
-    <w:nsid w:val="A997016"/>
+    <w:nsid w:val="0A997016"/>
     <w:multiLevelType w:val="multilevel"/>
     <w:lvl w:ilvl="0">
       <w:start w:val="16"/>
@@ -8203,10 +8203,10 @@
     <w:name w:val="Body Text"/>
     <w:basedOn w:val="Normal"/>
     <w:link w:val="BodyTextChar"/>
+    <w:qFormat/>
     <w:pPr>
       <w:spacing w:after="180" w:before="180"/>
     </w:pPr>
-    <w:qFormat/>
   </w:style>
   <w:style w:customStyle="1" w:styleId="FirstParagraph" w:type="paragraph">
     <w:name w:val="First Paragraph"/>
@@ -8278,6 +8278,24 @@
       <w:jc w:val="center"/>
     </w:pPr>
   </w:style>
+  <w:style w:customStyle="1" w:styleId="AbstractTitle" w:type="paragraph">
+    <w:name w:val="Abstract Title"/>
+    <w:basedOn w:val="Normal"/>
+    <w:next w:val="Abstract"/>
+    <w:qFormat/>
+    <w:pPr>
+      <w:keepNext/>
+      <w:keepLines/>
+      <w:spacing w:after="0" w:before="300"/>
+      <w:jc w:val="center"/>
+    </w:pPr>
+    <w:rPr>
+      <w:b/>
+      <w:color w:val="345A8A"/>
+      <w:sz w:val="20"/>
+      <w:szCs w:val="20"/>
+    </w:rPr>
+  </w:style>
   <w:style w:customStyle="1" w:styleId="Abstract" w:type="paragraph">
     <w:name w:val="Abstract"/>
     <w:basedOn w:val="Normal"/>
@@ -8286,7 +8304,7 @@
     <w:pPr>
       <w:keepNext/>
       <w:keepLines/>
-      <w:spacing w:after="300" w:before="300"/>
+      <w:spacing w:after="300" w:before="100"/>
     </w:pPr>
     <w:rPr>
       <w:sz w:val="20"/>
@@ -8381,8 +8399,8 @@
     </w:pPr>
     <w:rPr>
       <w:rFonts w:asciiTheme="majorHAnsi" w:cstheme="majorBidi" w:eastAsiaTheme="majorEastAsia" w:hAnsiTheme="majorHAnsi"/>
+      <w:bCs/>
       <w:i/>
-      <w:bCs/>
       <w:color w:themeColor="accent1" w:val="4F81BD"/>
       <w:sz w:val="24"/>
       <w:szCs w:val="24"/>
@@ -8509,6 +8527,18 @@
     <w:unhideWhenUsed/>
     <w:qFormat/>
   </w:style>
+  <w:style w:styleId="FootnoteBlockText" w:type="paragraph">
+    <w:name w:val="Footnote Block Text"/>
+    <w:basedOn w:val="Footnote Text"/>
+    <w:next w:val="Footnote Text"/>
+    <w:uiPriority w:val="9"/>
+    <w:unhideWhenUsed/>
+    <w:qFormat/>
+    <w:pPr>
+      <w:spacing w:after="100" w:before="100"/>
+      <w:ind w:firstLine="0" w:left="480" w:right="480"/>
+    </w:pPr>
+  </w:style>
   <w:style w:default="1" w:styleId="DefaultParagraphFont" w:type="character">
     <w:name w:val="Default Paragraph Font"/>
     <w:semiHidden/>
@@ -8538,10 +8568,10 @@
         <w:jc w:val="left"/>
       </w:trPr>
       <w:tcPr>
-        <w:vAlign w:val="bottom"/>
         <w:tcBorders>
           <w:bottom w:val="single"/>
         </w:tcBorders>
+        <w:vAlign w:val="bottom"/>
       </w:tcPr>
     </w:tblStylePr>
   </w:style>
@@ -8656,8 +8686,8 @@
     <w:name w:val="KeywordTok"/>
     <w:basedOn w:val="VerbatimChar"/>
     <w:rPr>
+      <w:b/>
       <w:color w:val="007020"/>
-      <w:b/>
     </w:rPr>
   </w:style>
   <w:style w:type="character" w:customStyle="1" w:styleId="DataTypeTok">
@@ -8734,42 +8764,42 @@
     <w:name w:val="ImportTok"/>
     <w:basedOn w:val="VerbatimChar"/>
     <w:rPr>
+      <w:b/>
       <w:color w:val="008000"/>
-      <w:b/>
     </w:rPr>
   </w:style>
   <w:style w:type="character" w:customStyle="1" w:styleId="CommentTok">
     <w:name w:val="CommentTok"/>
     <w:basedOn w:val="VerbatimChar"/>
     <w:rPr>
+      <w:i/>
       <w:color w:val="60a0b0"/>
-      <w:i/>
     </w:rPr>
   </w:style>
   <w:style w:type="character" w:customStyle="1" w:styleId="DocumentationTok">
     <w:name w:val="DocumentationTok"/>
     <w:basedOn w:val="VerbatimChar"/>
     <w:rPr>
+      <w:i/>
       <w:color w:val="ba2121"/>
-      <w:i/>
     </w:rPr>
   </w:style>
   <w:style w:type="character" w:customStyle="1" w:styleId="AnnotationTok">
     <w:name w:val="AnnotationTok"/>
     <w:basedOn w:val="VerbatimChar"/>
     <w:rPr>
-      <w:color w:val="60a0b0"/>
       <w:b/>
       <w:i/>
+      <w:color w:val="60a0b0"/>
     </w:rPr>
   </w:style>
   <w:style w:type="character" w:customStyle="1" w:styleId="CommentVarTok">
     <w:name w:val="CommentVarTok"/>
     <w:basedOn w:val="VerbatimChar"/>
     <w:rPr>
-      <w:color w:val="60a0b0"/>
       <w:b/>
       <w:i/>
+      <w:color w:val="60a0b0"/>
     </w:rPr>
   </w:style>
   <w:style w:type="character" w:customStyle="1" w:styleId="OtherTok">
@@ -8797,8 +8827,8 @@
     <w:name w:val="ControlFlowTok"/>
     <w:basedOn w:val="VerbatimChar"/>
     <w:rPr>
+      <w:b/>
       <w:color w:val="007020"/>
-      <w:b/>
     </w:rPr>
   </w:style>
   <w:style w:type="character" w:customStyle="1" w:styleId="OperatorTok">
@@ -8843,34 +8873,34 @@
     <w:name w:val="InformationTok"/>
     <w:basedOn w:val="VerbatimChar"/>
     <w:rPr>
-      <w:color w:val="60a0b0"/>
       <w:b/>
       <w:i/>
+      <w:color w:val="60a0b0"/>
     </w:rPr>
   </w:style>
   <w:style w:type="character" w:customStyle="1" w:styleId="WarningTok">
     <w:name w:val="WarningTok"/>
     <w:basedOn w:val="VerbatimChar"/>
     <w:rPr>
-      <w:color w:val="60a0b0"/>
       <w:b/>
       <w:i/>
+      <w:color w:val="60a0b0"/>
     </w:rPr>
   </w:style>
   <w:style w:type="character" w:customStyle="1" w:styleId="AlertTok">
     <w:name w:val="AlertTok"/>
     <w:basedOn w:val="VerbatimChar"/>
     <w:rPr>
+      <w:b/>
       <w:color w:val="ff0000"/>
-      <w:b/>
     </w:rPr>
   </w:style>
   <w:style w:type="character" w:customStyle="1" w:styleId="ErrorTok">
     <w:name w:val="ErrorTok"/>
     <w:basedOn w:val="VerbatimChar"/>
     <w:rPr>
+      <w:b/>
       <w:color w:val="ff0000"/>
-      <w:b/>
     </w:rPr>
   </w:style>
   <w:style w:type="character" w:customStyle="1" w:styleId="NormalTok">
